--- a/П-41_Соловьев_АС_ПЗ-02.docx
+++ b/П-41_Соловьев_АС_ПЗ-02.docx
@@ -153,7 +153,7 @@
           <w:rFonts w:ascii="Times New Roman" w:hAnsi="Times New Roman" w:eastAsia="Times New Roman"/>
           <w:sz w:val="28"/>
         </w:rPr>
-        <w:t>2016</w:t>
+        <w:t>2026</w:t>
       </w:r>
     </w:p>
     <w:p>
@@ -556,7 +556,7 @@
           <w:i w:val="0"/>
           <w:sz w:val="32"/>
         </w:rPr>
-        <w:t>5. Проранжированный список задач</w:t>
+        <w:t>5. Задание 1. Проранжированный список задач</w:t>
       </w:r>
     </w:p>
     <w:p>
@@ -1098,16 +1098,17 @@
         <w:jc w:val="center"/>
         <w:tblLayout w:type="fixed"/>
         <w:tblLook w:firstColumn="1" w:firstRow="1" w:lastColumn="0" w:lastRow="0" w:noHBand="0" w:noVBand="1" w:val="04A0"/>
+        <w:tblLayout w:type="fixed"/>
       </w:tblPr>
       <w:tblGrid>
-        <w:gridCol w:w="1211"/>
-        <w:gridCol w:w="1211"/>
-        <w:gridCol w:w="1211"/>
-        <w:gridCol w:w="1211"/>
-        <w:gridCol w:w="1211"/>
-        <w:gridCol w:w="1211"/>
-        <w:gridCol w:w="1211"/>
-        <w:gridCol w:w="1211"/>
+        <w:gridCol w:w="3368"/>
+        <w:gridCol w:w="855"/>
+        <w:gridCol w:w="855"/>
+        <w:gridCol w:w="855"/>
+        <w:gridCol w:w="855"/>
+        <w:gridCol w:w="855"/>
+        <w:gridCol w:w="855"/>
+        <w:gridCol w:w="857"/>
       </w:tblGrid>
       <w:tr>
         <w:trPr>
@@ -1116,28 +1117,27 @@
         </w:trPr>
         <w:tc>
           <w:tcPr>
-            <w:tcW w:type="dxa" w:w="3969"/>
+            <w:tcW w:type="dxa" w:w="3368"/>
             <w:tcMar>
-              <w:top w:w="45" w:type="dxa"/>
-              <w:start w:w="45" w:type="dxa"/>
-              <w:bottom w:w="45" w:type="dxa"/>
-              <w:end w:w="45" w:type="dxa"/>
+              <w:top w:w="55" w:type="dxa"/>
+              <w:start w:w="65" w:type="dxa"/>
+              <w:bottom w:w="55" w:type="dxa"/>
+              <w:end w:w="65" w:type="dxa"/>
             </w:tcMar>
             <w:vAlign w:val="center"/>
             <w:shd w:fill="D9E2F3"/>
           </w:tcPr>
           <w:p>
             <w:pPr>
-              <w:spacing w:line="240" w:lineRule="auto" w:after="0"/>
+              <w:spacing w:line="240" w:lineRule="auto" w:before="0" w:after="0"/>
               <w:jc w:val="center"/>
             </w:pPr>
-            <w:r/>
             <w:r>
               <w:rPr>
                 <w:rFonts w:ascii="Times New Roman" w:hAnsi="Times New Roman" w:eastAsia="Times New Roman"/>
                 <w:b/>
                 <w:i w:val="0"/>
-                <w:sz w:val="17"/>
+                <w:sz w:val="20"/>
               </w:rPr>
               <w:t>№ и ограничивающий фактор</w:t>
             </w:r>
@@ -1145,28 +1145,27 @@
         </w:tc>
         <w:tc>
           <w:tcPr>
-            <w:tcW w:type="dxa" w:w="765"/>
+            <w:tcW w:type="dxa" w:w="855"/>
             <w:tcMar>
-              <w:top w:w="45" w:type="dxa"/>
-              <w:start w:w="45" w:type="dxa"/>
-              <w:bottom w:w="45" w:type="dxa"/>
-              <w:end w:w="45" w:type="dxa"/>
+              <w:top w:w="55" w:type="dxa"/>
+              <w:start w:w="65" w:type="dxa"/>
+              <w:bottom w:w="55" w:type="dxa"/>
+              <w:end w:w="65" w:type="dxa"/>
             </w:tcMar>
             <w:vAlign w:val="center"/>
             <w:shd w:fill="D9E2F3"/>
           </w:tcPr>
           <w:p>
             <w:pPr>
-              <w:spacing w:line="240" w:lineRule="auto" w:after="0"/>
+              <w:spacing w:line="240" w:lineRule="auto" w:before="0" w:after="0"/>
               <w:jc w:val="center"/>
             </w:pPr>
-            <w:r/>
             <w:r>
               <w:rPr>
                 <w:rFonts w:ascii="Times New Roman" w:hAnsi="Times New Roman" w:eastAsia="Times New Roman"/>
                 <w:b/>
                 <w:i w:val="0"/>
-                <w:sz w:val="17"/>
+                <w:sz w:val="20"/>
               </w:rPr>
               <w:t>Сит. 1</w:t>
             </w:r>
@@ -1174,28 +1173,27 @@
         </w:tc>
         <w:tc>
           <w:tcPr>
-            <w:tcW w:type="dxa" w:w="765"/>
+            <w:tcW w:type="dxa" w:w="855"/>
             <w:tcMar>
-              <w:top w:w="45" w:type="dxa"/>
-              <w:start w:w="45" w:type="dxa"/>
-              <w:bottom w:w="45" w:type="dxa"/>
-              <w:end w:w="45" w:type="dxa"/>
+              <w:top w:w="55" w:type="dxa"/>
+              <w:start w:w="65" w:type="dxa"/>
+              <w:bottom w:w="55" w:type="dxa"/>
+              <w:end w:w="65" w:type="dxa"/>
             </w:tcMar>
             <w:vAlign w:val="center"/>
             <w:shd w:fill="D9E2F3"/>
           </w:tcPr>
           <w:p>
             <w:pPr>
-              <w:spacing w:line="240" w:lineRule="auto" w:after="0"/>
+              <w:spacing w:line="240" w:lineRule="auto" w:before="0" w:after="0"/>
               <w:jc w:val="center"/>
             </w:pPr>
-            <w:r/>
             <w:r>
               <w:rPr>
                 <w:rFonts w:ascii="Times New Roman" w:hAnsi="Times New Roman" w:eastAsia="Times New Roman"/>
                 <w:b/>
                 <w:i w:val="0"/>
-                <w:sz w:val="17"/>
+                <w:sz w:val="20"/>
               </w:rPr>
               <w:t>Сит. 2</w:t>
             </w:r>
@@ -1203,28 +1201,27 @@
         </w:tc>
         <w:tc>
           <w:tcPr>
-            <w:tcW w:type="dxa" w:w="765"/>
+            <w:tcW w:type="dxa" w:w="855"/>
             <w:tcMar>
-              <w:top w:w="45" w:type="dxa"/>
-              <w:start w:w="45" w:type="dxa"/>
-              <w:bottom w:w="45" w:type="dxa"/>
-              <w:end w:w="45" w:type="dxa"/>
+              <w:top w:w="55" w:type="dxa"/>
+              <w:start w:w="65" w:type="dxa"/>
+              <w:bottom w:w="55" w:type="dxa"/>
+              <w:end w:w="65" w:type="dxa"/>
             </w:tcMar>
             <w:vAlign w:val="center"/>
             <w:shd w:fill="D9E2F3"/>
           </w:tcPr>
           <w:p>
             <w:pPr>
-              <w:spacing w:line="240" w:lineRule="auto" w:after="0"/>
+              <w:spacing w:line="240" w:lineRule="auto" w:before="0" w:after="0"/>
               <w:jc w:val="center"/>
             </w:pPr>
-            <w:r/>
             <w:r>
               <w:rPr>
                 <w:rFonts w:ascii="Times New Roman" w:hAnsi="Times New Roman" w:eastAsia="Times New Roman"/>
                 <w:b/>
                 <w:i w:val="0"/>
-                <w:sz w:val="17"/>
+                <w:sz w:val="20"/>
               </w:rPr>
               <w:t>Сит. 3</w:t>
             </w:r>
@@ -1232,28 +1229,27 @@
         </w:tc>
         <w:tc>
           <w:tcPr>
-            <w:tcW w:type="dxa" w:w="765"/>
+            <w:tcW w:type="dxa" w:w="855"/>
             <w:tcMar>
-              <w:top w:w="45" w:type="dxa"/>
-              <w:start w:w="45" w:type="dxa"/>
-              <w:bottom w:w="45" w:type="dxa"/>
-              <w:end w:w="45" w:type="dxa"/>
+              <w:top w:w="55" w:type="dxa"/>
+              <w:start w:w="65" w:type="dxa"/>
+              <w:bottom w:w="55" w:type="dxa"/>
+              <w:end w:w="65" w:type="dxa"/>
             </w:tcMar>
             <w:vAlign w:val="center"/>
             <w:shd w:fill="D9E2F3"/>
           </w:tcPr>
           <w:p>
             <w:pPr>
-              <w:spacing w:line="240" w:lineRule="auto" w:after="0"/>
+              <w:spacing w:line="240" w:lineRule="auto" w:before="0" w:after="0"/>
               <w:jc w:val="center"/>
             </w:pPr>
-            <w:r/>
             <w:r>
               <w:rPr>
                 <w:rFonts w:ascii="Times New Roman" w:hAnsi="Times New Roman" w:eastAsia="Times New Roman"/>
                 <w:b/>
                 <w:i w:val="0"/>
-                <w:sz w:val="17"/>
+                <w:sz w:val="20"/>
               </w:rPr>
               <w:t>Сит. 4</w:t>
             </w:r>
@@ -1261,28 +1257,27 @@
         </w:tc>
         <w:tc>
           <w:tcPr>
-            <w:tcW w:type="dxa" w:w="765"/>
+            <w:tcW w:type="dxa" w:w="855"/>
             <w:tcMar>
-              <w:top w:w="45" w:type="dxa"/>
-              <w:start w:w="45" w:type="dxa"/>
-              <w:bottom w:w="45" w:type="dxa"/>
-              <w:end w:w="45" w:type="dxa"/>
+              <w:top w:w="55" w:type="dxa"/>
+              <w:start w:w="65" w:type="dxa"/>
+              <w:bottom w:w="55" w:type="dxa"/>
+              <w:end w:w="65" w:type="dxa"/>
             </w:tcMar>
             <w:vAlign w:val="center"/>
             <w:shd w:fill="D9E2F3"/>
           </w:tcPr>
           <w:p>
             <w:pPr>
-              <w:spacing w:line="240" w:lineRule="auto" w:after="0"/>
+              <w:spacing w:line="240" w:lineRule="auto" w:before="0" w:after="0"/>
               <w:jc w:val="center"/>
             </w:pPr>
-            <w:r/>
             <w:r>
               <w:rPr>
                 <w:rFonts w:ascii="Times New Roman" w:hAnsi="Times New Roman" w:eastAsia="Times New Roman"/>
                 <w:b/>
                 <w:i w:val="0"/>
-                <w:sz w:val="17"/>
+                <w:sz w:val="20"/>
               </w:rPr>
               <w:t>Сит. 5</w:t>
             </w:r>
@@ -1290,28 +1285,27 @@
         </w:tc>
         <w:tc>
           <w:tcPr>
-            <w:tcW w:type="dxa" w:w="765"/>
+            <w:tcW w:type="dxa" w:w="855"/>
             <w:tcMar>
-              <w:top w:w="45" w:type="dxa"/>
-              <w:start w:w="45" w:type="dxa"/>
-              <w:bottom w:w="45" w:type="dxa"/>
-              <w:end w:w="45" w:type="dxa"/>
+              <w:top w:w="55" w:type="dxa"/>
+              <w:start w:w="65" w:type="dxa"/>
+              <w:bottom w:w="55" w:type="dxa"/>
+              <w:end w:w="65" w:type="dxa"/>
             </w:tcMar>
             <w:vAlign w:val="center"/>
             <w:shd w:fill="D9E2F3"/>
           </w:tcPr>
           <w:p>
             <w:pPr>
-              <w:spacing w:line="240" w:lineRule="auto" w:after="0"/>
+              <w:spacing w:line="240" w:lineRule="auto" w:before="0" w:after="0"/>
               <w:jc w:val="center"/>
             </w:pPr>
-            <w:r/>
             <w:r>
               <w:rPr>
                 <w:rFonts w:ascii="Times New Roman" w:hAnsi="Times New Roman" w:eastAsia="Times New Roman"/>
                 <w:b/>
                 <w:i w:val="0"/>
-                <w:sz w:val="17"/>
+                <w:sz w:val="20"/>
               </w:rPr>
               <w:t>Сит. 6</w:t>
             </w:r>
@@ -1319,28 +1313,27 @@
         </w:tc>
         <w:tc>
           <w:tcPr>
-            <w:tcW w:type="dxa" w:w="765"/>
+            <w:tcW w:type="dxa" w:w="857"/>
             <w:tcMar>
-              <w:top w:w="45" w:type="dxa"/>
-              <w:start w:w="45" w:type="dxa"/>
-              <w:bottom w:w="45" w:type="dxa"/>
-              <w:end w:w="45" w:type="dxa"/>
+              <w:top w:w="55" w:type="dxa"/>
+              <w:start w:w="65" w:type="dxa"/>
+              <w:bottom w:w="55" w:type="dxa"/>
+              <w:end w:w="65" w:type="dxa"/>
             </w:tcMar>
             <w:vAlign w:val="center"/>
             <w:shd w:fill="D9E2F3"/>
           </w:tcPr>
           <w:p>
             <w:pPr>
-              <w:spacing w:line="240" w:lineRule="auto" w:after="0"/>
+              <w:spacing w:line="240" w:lineRule="auto" w:before="0" w:after="0"/>
               <w:jc w:val="center"/>
             </w:pPr>
-            <w:r/>
             <w:r>
               <w:rPr>
                 <w:rFonts w:ascii="Times New Roman" w:hAnsi="Times New Roman" w:eastAsia="Times New Roman"/>
                 <w:b/>
                 <w:i w:val="0"/>
-                <w:sz w:val="17"/>
+                <w:sz w:val="20"/>
               </w:rPr>
               <w:t>Сит. 7</w:t>
             </w:r>
@@ -1353,27 +1346,26 @@
         </w:trPr>
         <w:tc>
           <w:tcPr>
-            <w:tcW w:type="dxa" w:w="3969"/>
+            <w:tcW w:type="dxa" w:w="3368"/>
             <w:tcMar>
-              <w:top w:w="45" w:type="dxa"/>
-              <w:start w:w="45" w:type="dxa"/>
-              <w:bottom w:w="45" w:type="dxa"/>
-              <w:end w:w="45" w:type="dxa"/>
+              <w:top w:w="55" w:type="dxa"/>
+              <w:start w:w="65" w:type="dxa"/>
+              <w:bottom w:w="55" w:type="dxa"/>
+              <w:end w:w="65" w:type="dxa"/>
             </w:tcMar>
             <w:vAlign w:val="center"/>
           </w:tcPr>
           <w:p>
             <w:pPr>
-              <w:spacing w:line="240" w:lineRule="auto" w:after="0"/>
+              <w:spacing w:line="240" w:lineRule="auto" w:before="0" w:after="0"/>
               <w:jc w:val="left"/>
             </w:pPr>
-            <w:r/>
             <w:r>
               <w:rPr>
                 <w:rFonts w:ascii="Times New Roman" w:hAnsi="Times New Roman" w:eastAsia="Times New Roman"/>
                 <w:b w:val="0"/>
                 <w:i w:val="0"/>
-                <w:sz w:val="17"/>
+                <w:sz w:val="20"/>
               </w:rPr>
               <w:t>1. Деньги есть</w:t>
             </w:r>
@@ -1381,27 +1373,26 @@
         </w:tc>
         <w:tc>
           <w:tcPr>
-            <w:tcW w:type="dxa" w:w="765"/>
+            <w:tcW w:type="dxa" w:w="855"/>
             <w:tcMar>
-              <w:top w:w="45" w:type="dxa"/>
-              <w:start w:w="45" w:type="dxa"/>
-              <w:bottom w:w="45" w:type="dxa"/>
-              <w:end w:w="45" w:type="dxa"/>
+              <w:top w:w="55" w:type="dxa"/>
+              <w:start w:w="65" w:type="dxa"/>
+              <w:bottom w:w="55" w:type="dxa"/>
+              <w:end w:w="65" w:type="dxa"/>
             </w:tcMar>
             <w:vAlign w:val="center"/>
           </w:tcPr>
           <w:p>
             <w:pPr>
-              <w:spacing w:line="240" w:lineRule="auto" w:after="0"/>
-              <w:jc w:val="center"/>
+              <w:spacing w:line="240" w:lineRule="auto" w:before="0" w:after="0"/>
+              <w:jc w:val="left"/>
             </w:pPr>
-            <w:r/>
             <w:r>
               <w:rPr>
                 <w:rFonts w:ascii="Times New Roman" w:hAnsi="Times New Roman" w:eastAsia="Times New Roman"/>
                 <w:b w:val="0"/>
                 <w:i w:val="0"/>
-                <w:sz w:val="17"/>
+                <w:sz w:val="20"/>
               </w:rPr>
               <w:t>Да</w:t>
             </w:r>
@@ -1409,27 +1400,26 @@
         </w:tc>
         <w:tc>
           <w:tcPr>
-            <w:tcW w:type="dxa" w:w="765"/>
+            <w:tcW w:type="dxa" w:w="855"/>
             <w:tcMar>
-              <w:top w:w="45" w:type="dxa"/>
-              <w:start w:w="45" w:type="dxa"/>
-              <w:bottom w:w="45" w:type="dxa"/>
-              <w:end w:w="45" w:type="dxa"/>
+              <w:top w:w="55" w:type="dxa"/>
+              <w:start w:w="65" w:type="dxa"/>
+              <w:bottom w:w="55" w:type="dxa"/>
+              <w:end w:w="65" w:type="dxa"/>
             </w:tcMar>
             <w:vAlign w:val="center"/>
           </w:tcPr>
           <w:p>
             <w:pPr>
-              <w:spacing w:line="240" w:lineRule="auto" w:after="0"/>
-              <w:jc w:val="center"/>
+              <w:spacing w:line="240" w:lineRule="auto" w:before="0" w:after="0"/>
+              <w:jc w:val="left"/>
             </w:pPr>
-            <w:r/>
             <w:r>
               <w:rPr>
                 <w:rFonts w:ascii="Times New Roman" w:hAnsi="Times New Roman" w:eastAsia="Times New Roman"/>
                 <w:b w:val="0"/>
                 <w:i w:val="0"/>
-                <w:sz w:val="17"/>
+                <w:sz w:val="20"/>
               </w:rPr>
               <w:t>Нет</w:t>
             </w:r>
@@ -1437,27 +1427,26 @@
         </w:tc>
         <w:tc>
           <w:tcPr>
-            <w:tcW w:type="dxa" w:w="765"/>
+            <w:tcW w:type="dxa" w:w="855"/>
             <w:tcMar>
-              <w:top w:w="45" w:type="dxa"/>
-              <w:start w:w="45" w:type="dxa"/>
-              <w:bottom w:w="45" w:type="dxa"/>
-              <w:end w:w="45" w:type="dxa"/>
+              <w:top w:w="55" w:type="dxa"/>
+              <w:start w:w="65" w:type="dxa"/>
+              <w:bottom w:w="55" w:type="dxa"/>
+              <w:end w:w="65" w:type="dxa"/>
             </w:tcMar>
             <w:vAlign w:val="center"/>
           </w:tcPr>
           <w:p>
             <w:pPr>
-              <w:spacing w:line="240" w:lineRule="auto" w:after="0"/>
-              <w:jc w:val="center"/>
+              <w:spacing w:line="240" w:lineRule="auto" w:before="0" w:after="0"/>
+              <w:jc w:val="left"/>
             </w:pPr>
-            <w:r/>
             <w:r>
               <w:rPr>
                 <w:rFonts w:ascii="Times New Roman" w:hAnsi="Times New Roman" w:eastAsia="Times New Roman"/>
                 <w:b w:val="0"/>
                 <w:i w:val="0"/>
-                <w:sz w:val="17"/>
+                <w:sz w:val="20"/>
               </w:rPr>
               <w:t>Да</w:t>
             </w:r>
@@ -1465,27 +1454,26 @@
         </w:tc>
         <w:tc>
           <w:tcPr>
-            <w:tcW w:type="dxa" w:w="765"/>
+            <w:tcW w:type="dxa" w:w="855"/>
             <w:tcMar>
-              <w:top w:w="45" w:type="dxa"/>
-              <w:start w:w="45" w:type="dxa"/>
-              <w:bottom w:w="45" w:type="dxa"/>
-              <w:end w:w="45" w:type="dxa"/>
+              <w:top w:w="55" w:type="dxa"/>
+              <w:start w:w="65" w:type="dxa"/>
+              <w:bottom w:w="55" w:type="dxa"/>
+              <w:end w:w="65" w:type="dxa"/>
             </w:tcMar>
             <w:vAlign w:val="center"/>
           </w:tcPr>
           <w:p>
             <w:pPr>
-              <w:spacing w:line="240" w:lineRule="auto" w:after="0"/>
-              <w:jc w:val="center"/>
+              <w:spacing w:line="240" w:lineRule="auto" w:before="0" w:after="0"/>
+              <w:jc w:val="left"/>
             </w:pPr>
-            <w:r/>
             <w:r>
               <w:rPr>
                 <w:rFonts w:ascii="Times New Roman" w:hAnsi="Times New Roman" w:eastAsia="Times New Roman"/>
                 <w:b w:val="0"/>
                 <w:i w:val="0"/>
-                <w:sz w:val="17"/>
+                <w:sz w:val="20"/>
               </w:rPr>
               <w:t>Нет</w:t>
             </w:r>
@@ -1493,27 +1481,26 @@
         </w:tc>
         <w:tc>
           <w:tcPr>
-            <w:tcW w:type="dxa" w:w="765"/>
+            <w:tcW w:type="dxa" w:w="855"/>
             <w:tcMar>
-              <w:top w:w="45" w:type="dxa"/>
-              <w:start w:w="45" w:type="dxa"/>
-              <w:bottom w:w="45" w:type="dxa"/>
-              <w:end w:w="45" w:type="dxa"/>
+              <w:top w:w="55" w:type="dxa"/>
+              <w:start w:w="65" w:type="dxa"/>
+              <w:bottom w:w="55" w:type="dxa"/>
+              <w:end w:w="65" w:type="dxa"/>
             </w:tcMar>
             <w:vAlign w:val="center"/>
           </w:tcPr>
           <w:p>
             <w:pPr>
-              <w:spacing w:line="240" w:lineRule="auto" w:after="0"/>
-              <w:jc w:val="center"/>
+              <w:spacing w:line="240" w:lineRule="auto" w:before="0" w:after="0"/>
+              <w:jc w:val="left"/>
             </w:pPr>
-            <w:r/>
             <w:r>
               <w:rPr>
                 <w:rFonts w:ascii="Times New Roman" w:hAnsi="Times New Roman" w:eastAsia="Times New Roman"/>
                 <w:b w:val="0"/>
                 <w:i w:val="0"/>
-                <w:sz w:val="17"/>
+                <w:sz w:val="20"/>
               </w:rPr>
               <w:t>Да</w:t>
             </w:r>
@@ -1521,27 +1508,26 @@
         </w:tc>
         <w:tc>
           <w:tcPr>
-            <w:tcW w:type="dxa" w:w="765"/>
+            <w:tcW w:type="dxa" w:w="855"/>
             <w:tcMar>
-              <w:top w:w="45" w:type="dxa"/>
-              <w:start w:w="45" w:type="dxa"/>
-              <w:bottom w:w="45" w:type="dxa"/>
-              <w:end w:w="45" w:type="dxa"/>
+              <w:top w:w="55" w:type="dxa"/>
+              <w:start w:w="65" w:type="dxa"/>
+              <w:bottom w:w="55" w:type="dxa"/>
+              <w:end w:w="65" w:type="dxa"/>
             </w:tcMar>
             <w:vAlign w:val="center"/>
           </w:tcPr>
           <w:p>
             <w:pPr>
-              <w:spacing w:line="240" w:lineRule="auto" w:after="0"/>
-              <w:jc w:val="center"/>
+              <w:spacing w:line="240" w:lineRule="auto" w:before="0" w:after="0"/>
+              <w:jc w:val="left"/>
             </w:pPr>
-            <w:r/>
             <w:r>
               <w:rPr>
                 <w:rFonts w:ascii="Times New Roman" w:hAnsi="Times New Roman" w:eastAsia="Times New Roman"/>
                 <w:b w:val="0"/>
                 <w:i w:val="0"/>
-                <w:sz w:val="17"/>
+                <w:sz w:val="20"/>
               </w:rPr>
               <w:t>Нет</w:t>
             </w:r>
@@ -1549,27 +1535,26 @@
         </w:tc>
         <w:tc>
           <w:tcPr>
-            <w:tcW w:type="dxa" w:w="765"/>
+            <w:tcW w:type="dxa" w:w="857"/>
             <w:tcMar>
-              <w:top w:w="45" w:type="dxa"/>
-              <w:start w:w="45" w:type="dxa"/>
-              <w:bottom w:w="45" w:type="dxa"/>
-              <w:end w:w="45" w:type="dxa"/>
+              <w:top w:w="55" w:type="dxa"/>
+              <w:start w:w="65" w:type="dxa"/>
+              <w:bottom w:w="55" w:type="dxa"/>
+              <w:end w:w="65" w:type="dxa"/>
             </w:tcMar>
             <w:vAlign w:val="center"/>
           </w:tcPr>
           <w:p>
             <w:pPr>
-              <w:spacing w:line="240" w:lineRule="auto" w:after="0"/>
-              <w:jc w:val="center"/>
+              <w:spacing w:line="240" w:lineRule="auto" w:before="0" w:after="0"/>
+              <w:jc w:val="left"/>
             </w:pPr>
-            <w:r/>
             <w:r>
               <w:rPr>
                 <w:rFonts w:ascii="Times New Roman" w:hAnsi="Times New Roman" w:eastAsia="Times New Roman"/>
                 <w:b w:val="0"/>
                 <w:i w:val="0"/>
-                <w:sz w:val="17"/>
+                <w:sz w:val="20"/>
               </w:rPr>
               <w:t>Да</w:t>
             </w:r>
@@ -1582,27 +1567,26 @@
         </w:trPr>
         <w:tc>
           <w:tcPr>
-            <w:tcW w:type="dxa" w:w="3969"/>
+            <w:tcW w:type="dxa" w:w="3368"/>
             <w:tcMar>
-              <w:top w:w="45" w:type="dxa"/>
-              <w:start w:w="45" w:type="dxa"/>
-              <w:bottom w:w="45" w:type="dxa"/>
-              <w:end w:w="45" w:type="dxa"/>
+              <w:top w:w="55" w:type="dxa"/>
+              <w:start w:w="65" w:type="dxa"/>
+              <w:bottom w:w="55" w:type="dxa"/>
+              <w:end w:w="65" w:type="dxa"/>
             </w:tcMar>
             <w:vAlign w:val="center"/>
           </w:tcPr>
           <w:p>
             <w:pPr>
-              <w:spacing w:line="240" w:lineRule="auto" w:after="0"/>
+              <w:spacing w:line="240" w:lineRule="auto" w:before="0" w:after="0"/>
               <w:jc w:val="left"/>
             </w:pPr>
-            <w:r/>
             <w:r>
               <w:rPr>
                 <w:rFonts w:ascii="Times New Roman" w:hAnsi="Times New Roman" w:eastAsia="Times New Roman"/>
                 <w:b w:val="0"/>
                 <w:i w:val="0"/>
-                <w:sz w:val="17"/>
+                <w:sz w:val="20"/>
               </w:rPr>
               <w:t>2. Самочувствие хорошее</w:t>
             </w:r>
@@ -1610,27 +1594,26 @@
         </w:tc>
         <w:tc>
           <w:tcPr>
-            <w:tcW w:type="dxa" w:w="765"/>
+            <w:tcW w:type="dxa" w:w="855"/>
             <w:tcMar>
-              <w:top w:w="45" w:type="dxa"/>
-              <w:start w:w="45" w:type="dxa"/>
-              <w:bottom w:w="45" w:type="dxa"/>
-              <w:end w:w="45" w:type="dxa"/>
+              <w:top w:w="55" w:type="dxa"/>
+              <w:start w:w="65" w:type="dxa"/>
+              <w:bottom w:w="55" w:type="dxa"/>
+              <w:end w:w="65" w:type="dxa"/>
             </w:tcMar>
             <w:vAlign w:val="center"/>
           </w:tcPr>
           <w:p>
             <w:pPr>
-              <w:spacing w:line="240" w:lineRule="auto" w:after="0"/>
-              <w:jc w:val="center"/>
+              <w:spacing w:line="240" w:lineRule="auto" w:before="0" w:after="0"/>
+              <w:jc w:val="left"/>
             </w:pPr>
-            <w:r/>
             <w:r>
               <w:rPr>
                 <w:rFonts w:ascii="Times New Roman" w:hAnsi="Times New Roman" w:eastAsia="Times New Roman"/>
                 <w:b w:val="0"/>
                 <w:i w:val="0"/>
-                <w:sz w:val="17"/>
+                <w:sz w:val="20"/>
               </w:rPr>
               <w:t>Нет</w:t>
             </w:r>
@@ -1638,27 +1621,26 @@
         </w:tc>
         <w:tc>
           <w:tcPr>
-            <w:tcW w:type="dxa" w:w="765"/>
+            <w:tcW w:type="dxa" w:w="855"/>
             <w:tcMar>
-              <w:top w:w="45" w:type="dxa"/>
-              <w:start w:w="45" w:type="dxa"/>
-              <w:bottom w:w="45" w:type="dxa"/>
-              <w:end w:w="45" w:type="dxa"/>
+              <w:top w:w="55" w:type="dxa"/>
+              <w:start w:w="65" w:type="dxa"/>
+              <w:bottom w:w="55" w:type="dxa"/>
+              <w:end w:w="65" w:type="dxa"/>
             </w:tcMar>
             <w:vAlign w:val="center"/>
           </w:tcPr>
           <w:p>
             <w:pPr>
-              <w:spacing w:line="240" w:lineRule="auto" w:after="0"/>
-              <w:jc w:val="center"/>
+              <w:spacing w:line="240" w:lineRule="auto" w:before="0" w:after="0"/>
+              <w:jc w:val="left"/>
             </w:pPr>
-            <w:r/>
             <w:r>
               <w:rPr>
                 <w:rFonts w:ascii="Times New Roman" w:hAnsi="Times New Roman" w:eastAsia="Times New Roman"/>
                 <w:b w:val="0"/>
                 <w:i w:val="0"/>
-                <w:sz w:val="17"/>
+                <w:sz w:val="20"/>
               </w:rPr>
               <w:t>Да</w:t>
             </w:r>
@@ -1666,27 +1648,26 @@
         </w:tc>
         <w:tc>
           <w:tcPr>
-            <w:tcW w:type="dxa" w:w="765"/>
+            <w:tcW w:type="dxa" w:w="855"/>
             <w:tcMar>
-              <w:top w:w="45" w:type="dxa"/>
-              <w:start w:w="45" w:type="dxa"/>
-              <w:bottom w:w="45" w:type="dxa"/>
-              <w:end w:w="45" w:type="dxa"/>
+              <w:top w:w="55" w:type="dxa"/>
+              <w:start w:w="65" w:type="dxa"/>
+              <w:bottom w:w="55" w:type="dxa"/>
+              <w:end w:w="65" w:type="dxa"/>
             </w:tcMar>
             <w:vAlign w:val="center"/>
           </w:tcPr>
           <w:p>
             <w:pPr>
-              <w:spacing w:line="240" w:lineRule="auto" w:after="0"/>
-              <w:jc w:val="center"/>
+              <w:spacing w:line="240" w:lineRule="auto" w:before="0" w:after="0"/>
+              <w:jc w:val="left"/>
             </w:pPr>
-            <w:r/>
             <w:r>
               <w:rPr>
                 <w:rFonts w:ascii="Times New Roman" w:hAnsi="Times New Roman" w:eastAsia="Times New Roman"/>
                 <w:b w:val="0"/>
                 <w:i w:val="0"/>
-                <w:sz w:val="17"/>
+                <w:sz w:val="20"/>
               </w:rPr>
               <w:t>Да</w:t>
             </w:r>
@@ -1694,27 +1675,26 @@
         </w:tc>
         <w:tc>
           <w:tcPr>
-            <w:tcW w:type="dxa" w:w="765"/>
+            <w:tcW w:type="dxa" w:w="855"/>
             <w:tcMar>
-              <w:top w:w="45" w:type="dxa"/>
-              <w:start w:w="45" w:type="dxa"/>
-              <w:bottom w:w="45" w:type="dxa"/>
-              <w:end w:w="45" w:type="dxa"/>
+              <w:top w:w="55" w:type="dxa"/>
+              <w:start w:w="65" w:type="dxa"/>
+              <w:bottom w:w="55" w:type="dxa"/>
+              <w:end w:w="65" w:type="dxa"/>
             </w:tcMar>
             <w:vAlign w:val="center"/>
           </w:tcPr>
           <w:p>
             <w:pPr>
-              <w:spacing w:line="240" w:lineRule="auto" w:after="0"/>
-              <w:jc w:val="center"/>
+              <w:spacing w:line="240" w:lineRule="auto" w:before="0" w:after="0"/>
+              <w:jc w:val="left"/>
             </w:pPr>
-            <w:r/>
             <w:r>
               <w:rPr>
                 <w:rFonts w:ascii="Times New Roman" w:hAnsi="Times New Roman" w:eastAsia="Times New Roman"/>
                 <w:b w:val="0"/>
                 <w:i w:val="0"/>
-                <w:sz w:val="17"/>
+                <w:sz w:val="20"/>
               </w:rPr>
               <w:t>Нет</w:t>
             </w:r>
@@ -1722,27 +1702,26 @@
         </w:tc>
         <w:tc>
           <w:tcPr>
-            <w:tcW w:type="dxa" w:w="765"/>
+            <w:tcW w:type="dxa" w:w="855"/>
             <w:tcMar>
-              <w:top w:w="45" w:type="dxa"/>
-              <w:start w:w="45" w:type="dxa"/>
-              <w:bottom w:w="45" w:type="dxa"/>
-              <w:end w:w="45" w:type="dxa"/>
+              <w:top w:w="55" w:type="dxa"/>
+              <w:start w:w="65" w:type="dxa"/>
+              <w:bottom w:w="55" w:type="dxa"/>
+              <w:end w:w="65" w:type="dxa"/>
             </w:tcMar>
             <w:vAlign w:val="center"/>
           </w:tcPr>
           <w:p>
             <w:pPr>
-              <w:spacing w:line="240" w:lineRule="auto" w:after="0"/>
-              <w:jc w:val="center"/>
+              <w:spacing w:line="240" w:lineRule="auto" w:before="0" w:after="0"/>
+              <w:jc w:val="left"/>
             </w:pPr>
-            <w:r/>
             <w:r>
               <w:rPr>
                 <w:rFonts w:ascii="Times New Roman" w:hAnsi="Times New Roman" w:eastAsia="Times New Roman"/>
                 <w:b w:val="0"/>
                 <w:i w:val="0"/>
-                <w:sz w:val="17"/>
+                <w:sz w:val="20"/>
               </w:rPr>
               <w:t>Нет</w:t>
             </w:r>
@@ -1750,27 +1729,26 @@
         </w:tc>
         <w:tc>
           <w:tcPr>
-            <w:tcW w:type="dxa" w:w="765"/>
+            <w:tcW w:type="dxa" w:w="855"/>
             <w:tcMar>
-              <w:top w:w="45" w:type="dxa"/>
-              <w:start w:w="45" w:type="dxa"/>
-              <w:bottom w:w="45" w:type="dxa"/>
-              <w:end w:w="45" w:type="dxa"/>
+              <w:top w:w="55" w:type="dxa"/>
+              <w:start w:w="65" w:type="dxa"/>
+              <w:bottom w:w="55" w:type="dxa"/>
+              <w:end w:w="65" w:type="dxa"/>
             </w:tcMar>
             <w:vAlign w:val="center"/>
           </w:tcPr>
           <w:p>
             <w:pPr>
-              <w:spacing w:line="240" w:lineRule="auto" w:after="0"/>
-              <w:jc w:val="center"/>
+              <w:spacing w:line="240" w:lineRule="auto" w:before="0" w:after="0"/>
+              <w:jc w:val="left"/>
             </w:pPr>
-            <w:r/>
             <w:r>
               <w:rPr>
                 <w:rFonts w:ascii="Times New Roman" w:hAnsi="Times New Roman" w:eastAsia="Times New Roman"/>
                 <w:b w:val="0"/>
                 <w:i w:val="0"/>
-                <w:sz w:val="17"/>
+                <w:sz w:val="20"/>
               </w:rPr>
               <w:t>Нет</w:t>
             </w:r>
@@ -1778,27 +1756,26 @@
         </w:tc>
         <w:tc>
           <w:tcPr>
-            <w:tcW w:type="dxa" w:w="765"/>
+            <w:tcW w:type="dxa" w:w="857"/>
             <w:tcMar>
-              <w:top w:w="45" w:type="dxa"/>
-              <w:start w:w="45" w:type="dxa"/>
-              <w:bottom w:w="45" w:type="dxa"/>
-              <w:end w:w="45" w:type="dxa"/>
+              <w:top w:w="55" w:type="dxa"/>
+              <w:start w:w="65" w:type="dxa"/>
+              <w:bottom w:w="55" w:type="dxa"/>
+              <w:end w:w="65" w:type="dxa"/>
             </w:tcMar>
             <w:vAlign w:val="center"/>
           </w:tcPr>
           <w:p>
             <w:pPr>
-              <w:spacing w:line="240" w:lineRule="auto" w:after="0"/>
-              <w:jc w:val="center"/>
+              <w:spacing w:line="240" w:lineRule="auto" w:before="0" w:after="0"/>
+              <w:jc w:val="left"/>
             </w:pPr>
-            <w:r/>
             <w:r>
               <w:rPr>
                 <w:rFonts w:ascii="Times New Roman" w:hAnsi="Times New Roman" w:eastAsia="Times New Roman"/>
                 <w:b w:val="0"/>
                 <w:i w:val="0"/>
-                <w:sz w:val="17"/>
+                <w:sz w:val="20"/>
               </w:rPr>
               <w:t>Да</w:t>
             </w:r>
@@ -1811,27 +1788,26 @@
         </w:trPr>
         <w:tc>
           <w:tcPr>
-            <w:tcW w:type="dxa" w:w="3969"/>
+            <w:tcW w:type="dxa" w:w="3368"/>
             <w:tcMar>
-              <w:top w:w="45" w:type="dxa"/>
-              <w:start w:w="45" w:type="dxa"/>
-              <w:bottom w:w="45" w:type="dxa"/>
-              <w:end w:w="45" w:type="dxa"/>
+              <w:top w:w="55" w:type="dxa"/>
+              <w:start w:w="65" w:type="dxa"/>
+              <w:bottom w:w="55" w:type="dxa"/>
+              <w:end w:w="65" w:type="dxa"/>
             </w:tcMar>
             <w:vAlign w:val="center"/>
           </w:tcPr>
           <w:p>
             <w:pPr>
-              <w:spacing w:line="240" w:lineRule="auto" w:after="0"/>
+              <w:spacing w:line="240" w:lineRule="auto" w:before="0" w:after="0"/>
               <w:jc w:val="left"/>
             </w:pPr>
-            <w:r/>
             <w:r>
               <w:rPr>
                 <w:rFonts w:ascii="Times New Roman" w:hAnsi="Times New Roman" w:eastAsia="Times New Roman"/>
                 <w:b w:val="0"/>
                 <w:i w:val="0"/>
-                <w:sz w:val="17"/>
+                <w:sz w:val="20"/>
               </w:rPr>
               <w:t>3. Штат укомплектован</w:t>
             </w:r>
@@ -1839,27 +1815,26 @@
         </w:tc>
         <w:tc>
           <w:tcPr>
-            <w:tcW w:type="dxa" w:w="765"/>
+            <w:tcW w:type="dxa" w:w="855"/>
             <w:tcMar>
-              <w:top w:w="45" w:type="dxa"/>
-              <w:start w:w="45" w:type="dxa"/>
-              <w:bottom w:w="45" w:type="dxa"/>
-              <w:end w:w="45" w:type="dxa"/>
+              <w:top w:w="55" w:type="dxa"/>
+              <w:start w:w="65" w:type="dxa"/>
+              <w:bottom w:w="55" w:type="dxa"/>
+              <w:end w:w="65" w:type="dxa"/>
             </w:tcMar>
             <w:vAlign w:val="center"/>
           </w:tcPr>
           <w:p>
             <w:pPr>
-              <w:spacing w:line="240" w:lineRule="auto" w:after="0"/>
-              <w:jc w:val="center"/>
+              <w:spacing w:line="240" w:lineRule="auto" w:before="0" w:after="0"/>
+              <w:jc w:val="left"/>
             </w:pPr>
-            <w:r/>
             <w:r>
               <w:rPr>
                 <w:rFonts w:ascii="Times New Roman" w:hAnsi="Times New Roman" w:eastAsia="Times New Roman"/>
                 <w:b w:val="0"/>
                 <w:i w:val="0"/>
-                <w:sz w:val="17"/>
+                <w:sz w:val="20"/>
               </w:rPr>
               <w:t>Да</w:t>
             </w:r>
@@ -1867,27 +1842,26 @@
         </w:tc>
         <w:tc>
           <w:tcPr>
-            <w:tcW w:type="dxa" w:w="765"/>
+            <w:tcW w:type="dxa" w:w="855"/>
             <w:tcMar>
-              <w:top w:w="45" w:type="dxa"/>
-              <w:start w:w="45" w:type="dxa"/>
-              <w:bottom w:w="45" w:type="dxa"/>
-              <w:end w:w="45" w:type="dxa"/>
+              <w:top w:w="55" w:type="dxa"/>
+              <w:start w:w="65" w:type="dxa"/>
+              <w:bottom w:w="55" w:type="dxa"/>
+              <w:end w:w="65" w:type="dxa"/>
             </w:tcMar>
             <w:vAlign w:val="center"/>
           </w:tcPr>
           <w:p>
             <w:pPr>
-              <w:spacing w:line="240" w:lineRule="auto" w:after="0"/>
-              <w:jc w:val="center"/>
+              <w:spacing w:line="240" w:lineRule="auto" w:before="0" w:after="0"/>
+              <w:jc w:val="left"/>
             </w:pPr>
-            <w:r/>
             <w:r>
               <w:rPr>
                 <w:rFonts w:ascii="Times New Roman" w:hAnsi="Times New Roman" w:eastAsia="Times New Roman"/>
                 <w:b w:val="0"/>
                 <w:i w:val="0"/>
-                <w:sz w:val="17"/>
+                <w:sz w:val="20"/>
               </w:rPr>
               <w:t>Нет</w:t>
             </w:r>
@@ -1895,27 +1869,26 @@
         </w:tc>
         <w:tc>
           <w:tcPr>
-            <w:tcW w:type="dxa" w:w="765"/>
+            <w:tcW w:type="dxa" w:w="855"/>
             <w:tcMar>
-              <w:top w:w="45" w:type="dxa"/>
-              <w:start w:w="45" w:type="dxa"/>
-              <w:bottom w:w="45" w:type="dxa"/>
-              <w:end w:w="45" w:type="dxa"/>
+              <w:top w:w="55" w:type="dxa"/>
+              <w:start w:w="65" w:type="dxa"/>
+              <w:bottom w:w="55" w:type="dxa"/>
+              <w:end w:w="65" w:type="dxa"/>
             </w:tcMar>
             <w:vAlign w:val="center"/>
           </w:tcPr>
           <w:p>
             <w:pPr>
-              <w:spacing w:line="240" w:lineRule="auto" w:after="0"/>
-              <w:jc w:val="center"/>
+              <w:spacing w:line="240" w:lineRule="auto" w:before="0" w:after="0"/>
+              <w:jc w:val="left"/>
             </w:pPr>
-            <w:r/>
             <w:r>
               <w:rPr>
                 <w:rFonts w:ascii="Times New Roman" w:hAnsi="Times New Roman" w:eastAsia="Times New Roman"/>
                 <w:b w:val="0"/>
                 <w:i w:val="0"/>
-                <w:sz w:val="17"/>
+                <w:sz w:val="20"/>
               </w:rPr>
               <w:t>Нет</w:t>
             </w:r>
@@ -1923,27 +1896,26 @@
         </w:tc>
         <w:tc>
           <w:tcPr>
-            <w:tcW w:type="dxa" w:w="765"/>
+            <w:tcW w:type="dxa" w:w="855"/>
             <w:tcMar>
-              <w:top w:w="45" w:type="dxa"/>
-              <w:start w:w="45" w:type="dxa"/>
-              <w:bottom w:w="45" w:type="dxa"/>
-              <w:end w:w="45" w:type="dxa"/>
+              <w:top w:w="55" w:type="dxa"/>
+              <w:start w:w="65" w:type="dxa"/>
+              <w:bottom w:w="55" w:type="dxa"/>
+              <w:end w:w="65" w:type="dxa"/>
             </w:tcMar>
             <w:vAlign w:val="center"/>
           </w:tcPr>
           <w:p>
             <w:pPr>
-              <w:spacing w:line="240" w:lineRule="auto" w:after="0"/>
-              <w:jc w:val="center"/>
+              <w:spacing w:line="240" w:lineRule="auto" w:before="0" w:after="0"/>
+              <w:jc w:val="left"/>
             </w:pPr>
-            <w:r/>
             <w:r>
               <w:rPr>
                 <w:rFonts w:ascii="Times New Roman" w:hAnsi="Times New Roman" w:eastAsia="Times New Roman"/>
                 <w:b w:val="0"/>
                 <w:i w:val="0"/>
-                <w:sz w:val="17"/>
+                <w:sz w:val="20"/>
               </w:rPr>
               <w:t>Да</w:t>
             </w:r>
@@ -1951,27 +1923,26 @@
         </w:tc>
         <w:tc>
           <w:tcPr>
-            <w:tcW w:type="dxa" w:w="765"/>
+            <w:tcW w:type="dxa" w:w="855"/>
             <w:tcMar>
-              <w:top w:w="45" w:type="dxa"/>
-              <w:start w:w="45" w:type="dxa"/>
-              <w:bottom w:w="45" w:type="dxa"/>
-              <w:end w:w="45" w:type="dxa"/>
+              <w:top w:w="55" w:type="dxa"/>
+              <w:start w:w="65" w:type="dxa"/>
+              <w:bottom w:w="55" w:type="dxa"/>
+              <w:end w:w="65" w:type="dxa"/>
             </w:tcMar>
             <w:vAlign w:val="center"/>
           </w:tcPr>
           <w:p>
             <w:pPr>
-              <w:spacing w:line="240" w:lineRule="auto" w:after="0"/>
-              <w:jc w:val="center"/>
+              <w:spacing w:line="240" w:lineRule="auto" w:before="0" w:after="0"/>
+              <w:jc w:val="left"/>
             </w:pPr>
-            <w:r/>
             <w:r>
               <w:rPr>
                 <w:rFonts w:ascii="Times New Roman" w:hAnsi="Times New Roman" w:eastAsia="Times New Roman"/>
                 <w:b w:val="0"/>
                 <w:i w:val="0"/>
-                <w:sz w:val="17"/>
+                <w:sz w:val="20"/>
               </w:rPr>
               <w:t>Да</w:t>
             </w:r>
@@ -1979,27 +1950,26 @@
         </w:tc>
         <w:tc>
           <w:tcPr>
-            <w:tcW w:type="dxa" w:w="765"/>
+            <w:tcW w:type="dxa" w:w="855"/>
             <w:tcMar>
-              <w:top w:w="45" w:type="dxa"/>
-              <w:start w:w="45" w:type="dxa"/>
-              <w:bottom w:w="45" w:type="dxa"/>
-              <w:end w:w="45" w:type="dxa"/>
+              <w:top w:w="55" w:type="dxa"/>
+              <w:start w:w="65" w:type="dxa"/>
+              <w:bottom w:w="55" w:type="dxa"/>
+              <w:end w:w="65" w:type="dxa"/>
             </w:tcMar>
             <w:vAlign w:val="center"/>
           </w:tcPr>
           <w:p>
             <w:pPr>
-              <w:spacing w:line="240" w:lineRule="auto" w:after="0"/>
-              <w:jc w:val="center"/>
+              <w:spacing w:line="240" w:lineRule="auto" w:before="0" w:after="0"/>
+              <w:jc w:val="left"/>
             </w:pPr>
-            <w:r/>
             <w:r>
               <w:rPr>
                 <w:rFonts w:ascii="Times New Roman" w:hAnsi="Times New Roman" w:eastAsia="Times New Roman"/>
                 <w:b w:val="0"/>
                 <w:i w:val="0"/>
-                <w:sz w:val="17"/>
+                <w:sz w:val="20"/>
               </w:rPr>
               <w:t>Нет</w:t>
             </w:r>
@@ -2007,27 +1977,26 @@
         </w:tc>
         <w:tc>
           <w:tcPr>
-            <w:tcW w:type="dxa" w:w="765"/>
+            <w:tcW w:type="dxa" w:w="857"/>
             <w:tcMar>
-              <w:top w:w="45" w:type="dxa"/>
-              <w:start w:w="45" w:type="dxa"/>
-              <w:bottom w:w="45" w:type="dxa"/>
-              <w:end w:w="45" w:type="dxa"/>
+              <w:top w:w="55" w:type="dxa"/>
+              <w:start w:w="65" w:type="dxa"/>
+              <w:bottom w:w="55" w:type="dxa"/>
+              <w:end w:w="65" w:type="dxa"/>
             </w:tcMar>
             <w:vAlign w:val="center"/>
           </w:tcPr>
           <w:p>
             <w:pPr>
-              <w:spacing w:line="240" w:lineRule="auto" w:after="0"/>
-              <w:jc w:val="center"/>
+              <w:spacing w:line="240" w:lineRule="auto" w:before="0" w:after="0"/>
+              <w:jc w:val="left"/>
             </w:pPr>
-            <w:r/>
             <w:r>
               <w:rPr>
                 <w:rFonts w:ascii="Times New Roman" w:hAnsi="Times New Roman" w:eastAsia="Times New Roman"/>
                 <w:b w:val="0"/>
                 <w:i w:val="0"/>
-                <w:sz w:val="17"/>
+                <w:sz w:val="20"/>
               </w:rPr>
               <w:t>Да</w:t>
             </w:r>
@@ -2040,27 +2009,26 @@
         </w:trPr>
         <w:tc>
           <w:tcPr>
-            <w:tcW w:type="dxa" w:w="3969"/>
+            <w:tcW w:type="dxa" w:w="3368"/>
             <w:tcMar>
-              <w:top w:w="45" w:type="dxa"/>
-              <w:start w:w="45" w:type="dxa"/>
-              <w:bottom w:w="45" w:type="dxa"/>
-              <w:end w:w="45" w:type="dxa"/>
+              <w:top w:w="55" w:type="dxa"/>
+              <w:start w:w="65" w:type="dxa"/>
+              <w:bottom w:w="55" w:type="dxa"/>
+              <w:end w:w="65" w:type="dxa"/>
             </w:tcMar>
             <w:vAlign w:val="center"/>
           </w:tcPr>
           <w:p>
             <w:pPr>
-              <w:spacing w:line="240" w:lineRule="auto" w:after="0"/>
+              <w:spacing w:line="240" w:lineRule="auto" w:before="0" w:after="0"/>
               <w:jc w:val="left"/>
             </w:pPr>
-            <w:r/>
             <w:r>
               <w:rPr>
                 <w:rFonts w:ascii="Times New Roman" w:hAnsi="Times New Roman" w:eastAsia="Times New Roman"/>
                 <w:b w:val="0"/>
                 <w:i w:val="0"/>
-                <w:sz w:val="17"/>
+                <w:sz w:val="20"/>
               </w:rPr>
               <w:t>4. Имеется информационная база</w:t>
             </w:r>
@@ -2068,27 +2036,26 @@
         </w:tc>
         <w:tc>
           <w:tcPr>
-            <w:tcW w:type="dxa" w:w="765"/>
+            <w:tcW w:type="dxa" w:w="855"/>
             <w:tcMar>
-              <w:top w:w="45" w:type="dxa"/>
-              <w:start w:w="45" w:type="dxa"/>
-              <w:bottom w:w="45" w:type="dxa"/>
-              <w:end w:w="45" w:type="dxa"/>
+              <w:top w:w="55" w:type="dxa"/>
+              <w:start w:w="65" w:type="dxa"/>
+              <w:bottom w:w="55" w:type="dxa"/>
+              <w:end w:w="65" w:type="dxa"/>
             </w:tcMar>
             <w:vAlign w:val="center"/>
           </w:tcPr>
           <w:p>
             <w:pPr>
-              <w:spacing w:line="240" w:lineRule="auto" w:after="0"/>
-              <w:jc w:val="center"/>
+              <w:spacing w:line="240" w:lineRule="auto" w:before="0" w:after="0"/>
+              <w:jc w:val="left"/>
             </w:pPr>
-            <w:r/>
             <w:r>
               <w:rPr>
                 <w:rFonts w:ascii="Times New Roman" w:hAnsi="Times New Roman" w:eastAsia="Times New Roman"/>
                 <w:b w:val="0"/>
                 <w:i w:val="0"/>
-                <w:sz w:val="17"/>
+                <w:sz w:val="20"/>
               </w:rPr>
               <w:t>Да</w:t>
             </w:r>
@@ -2096,27 +2063,26 @@
         </w:tc>
         <w:tc>
           <w:tcPr>
-            <w:tcW w:type="dxa" w:w="765"/>
+            <w:tcW w:type="dxa" w:w="855"/>
             <w:tcMar>
-              <w:top w:w="45" w:type="dxa"/>
-              <w:start w:w="45" w:type="dxa"/>
-              <w:bottom w:w="45" w:type="dxa"/>
-              <w:end w:w="45" w:type="dxa"/>
+              <w:top w:w="55" w:type="dxa"/>
+              <w:start w:w="65" w:type="dxa"/>
+              <w:bottom w:w="55" w:type="dxa"/>
+              <w:end w:w="65" w:type="dxa"/>
             </w:tcMar>
             <w:vAlign w:val="center"/>
           </w:tcPr>
           <w:p>
             <w:pPr>
-              <w:spacing w:line="240" w:lineRule="auto" w:after="0"/>
-              <w:jc w:val="center"/>
+              <w:spacing w:line="240" w:lineRule="auto" w:before="0" w:after="0"/>
+              <w:jc w:val="left"/>
             </w:pPr>
-            <w:r/>
             <w:r>
               <w:rPr>
                 <w:rFonts w:ascii="Times New Roman" w:hAnsi="Times New Roman" w:eastAsia="Times New Roman"/>
                 <w:b w:val="0"/>
                 <w:i w:val="0"/>
-                <w:sz w:val="17"/>
+                <w:sz w:val="20"/>
               </w:rPr>
               <w:t>Да</w:t>
             </w:r>
@@ -2124,27 +2090,26 @@
         </w:tc>
         <w:tc>
           <w:tcPr>
-            <w:tcW w:type="dxa" w:w="765"/>
+            <w:tcW w:type="dxa" w:w="855"/>
             <w:tcMar>
-              <w:top w:w="45" w:type="dxa"/>
-              <w:start w:w="45" w:type="dxa"/>
-              <w:bottom w:w="45" w:type="dxa"/>
-              <w:end w:w="45" w:type="dxa"/>
+              <w:top w:w="55" w:type="dxa"/>
+              <w:start w:w="65" w:type="dxa"/>
+              <w:bottom w:w="55" w:type="dxa"/>
+              <w:end w:w="65" w:type="dxa"/>
             </w:tcMar>
             <w:vAlign w:val="center"/>
           </w:tcPr>
           <w:p>
             <w:pPr>
-              <w:spacing w:line="240" w:lineRule="auto" w:after="0"/>
-              <w:jc w:val="center"/>
+              <w:spacing w:line="240" w:lineRule="auto" w:before="0" w:after="0"/>
+              <w:jc w:val="left"/>
             </w:pPr>
-            <w:r/>
             <w:r>
               <w:rPr>
                 <w:rFonts w:ascii="Times New Roman" w:hAnsi="Times New Roman" w:eastAsia="Times New Roman"/>
                 <w:b w:val="0"/>
                 <w:i w:val="0"/>
-                <w:sz w:val="17"/>
+                <w:sz w:val="20"/>
               </w:rPr>
               <w:t>Нет</w:t>
             </w:r>
@@ -2152,27 +2117,26 @@
         </w:tc>
         <w:tc>
           <w:tcPr>
-            <w:tcW w:type="dxa" w:w="765"/>
+            <w:tcW w:type="dxa" w:w="855"/>
             <w:tcMar>
-              <w:top w:w="45" w:type="dxa"/>
-              <w:start w:w="45" w:type="dxa"/>
-              <w:bottom w:w="45" w:type="dxa"/>
-              <w:end w:w="45" w:type="dxa"/>
+              <w:top w:w="55" w:type="dxa"/>
+              <w:start w:w="65" w:type="dxa"/>
+              <w:bottom w:w="55" w:type="dxa"/>
+              <w:end w:w="65" w:type="dxa"/>
             </w:tcMar>
             <w:vAlign w:val="center"/>
           </w:tcPr>
           <w:p>
             <w:pPr>
-              <w:spacing w:line="240" w:lineRule="auto" w:after="0"/>
-              <w:jc w:val="center"/>
+              <w:spacing w:line="240" w:lineRule="auto" w:before="0" w:after="0"/>
+              <w:jc w:val="left"/>
             </w:pPr>
-            <w:r/>
             <w:r>
               <w:rPr>
                 <w:rFonts w:ascii="Times New Roman" w:hAnsi="Times New Roman" w:eastAsia="Times New Roman"/>
                 <w:b w:val="0"/>
                 <w:i w:val="0"/>
-                <w:sz w:val="17"/>
+                <w:sz w:val="20"/>
               </w:rPr>
               <w:t>Нет</w:t>
             </w:r>
@@ -2180,27 +2144,26 @@
         </w:tc>
         <w:tc>
           <w:tcPr>
-            <w:tcW w:type="dxa" w:w="765"/>
+            <w:tcW w:type="dxa" w:w="855"/>
             <w:tcMar>
-              <w:top w:w="45" w:type="dxa"/>
-              <w:start w:w="45" w:type="dxa"/>
-              <w:bottom w:w="45" w:type="dxa"/>
-              <w:end w:w="45" w:type="dxa"/>
+              <w:top w:w="55" w:type="dxa"/>
+              <w:start w:w="65" w:type="dxa"/>
+              <w:bottom w:w="55" w:type="dxa"/>
+              <w:end w:w="65" w:type="dxa"/>
             </w:tcMar>
             <w:vAlign w:val="center"/>
           </w:tcPr>
           <w:p>
             <w:pPr>
-              <w:spacing w:line="240" w:lineRule="auto" w:after="0"/>
-              <w:jc w:val="center"/>
+              <w:spacing w:line="240" w:lineRule="auto" w:before="0" w:after="0"/>
+              <w:jc w:val="left"/>
             </w:pPr>
-            <w:r/>
             <w:r>
               <w:rPr>
                 <w:rFonts w:ascii="Times New Roman" w:hAnsi="Times New Roman" w:eastAsia="Times New Roman"/>
                 <w:b w:val="0"/>
                 <w:i w:val="0"/>
-                <w:sz w:val="17"/>
+                <w:sz w:val="20"/>
               </w:rPr>
               <w:t>Да</w:t>
             </w:r>
@@ -2208,27 +2171,26 @@
         </w:tc>
         <w:tc>
           <w:tcPr>
-            <w:tcW w:type="dxa" w:w="765"/>
+            <w:tcW w:type="dxa" w:w="855"/>
             <w:tcMar>
-              <w:top w:w="45" w:type="dxa"/>
-              <w:start w:w="45" w:type="dxa"/>
-              <w:bottom w:w="45" w:type="dxa"/>
-              <w:end w:w="45" w:type="dxa"/>
+              <w:top w:w="55" w:type="dxa"/>
+              <w:start w:w="65" w:type="dxa"/>
+              <w:bottom w:w="55" w:type="dxa"/>
+              <w:end w:w="65" w:type="dxa"/>
             </w:tcMar>
             <w:vAlign w:val="center"/>
           </w:tcPr>
           <w:p>
             <w:pPr>
-              <w:spacing w:line="240" w:lineRule="auto" w:after="0"/>
-              <w:jc w:val="center"/>
+              <w:spacing w:line="240" w:lineRule="auto" w:before="0" w:after="0"/>
+              <w:jc w:val="left"/>
             </w:pPr>
-            <w:r/>
             <w:r>
               <w:rPr>
                 <w:rFonts w:ascii="Times New Roman" w:hAnsi="Times New Roman" w:eastAsia="Times New Roman"/>
                 <w:b w:val="0"/>
                 <w:i w:val="0"/>
-                <w:sz w:val="17"/>
+                <w:sz w:val="20"/>
               </w:rPr>
               <w:t>Нет</w:t>
             </w:r>
@@ -2236,27 +2198,26 @@
         </w:tc>
         <w:tc>
           <w:tcPr>
-            <w:tcW w:type="dxa" w:w="765"/>
+            <w:tcW w:type="dxa" w:w="857"/>
             <w:tcMar>
-              <w:top w:w="45" w:type="dxa"/>
-              <w:start w:w="45" w:type="dxa"/>
-              <w:bottom w:w="45" w:type="dxa"/>
-              <w:end w:w="45" w:type="dxa"/>
+              <w:top w:w="55" w:type="dxa"/>
+              <w:start w:w="65" w:type="dxa"/>
+              <w:bottom w:w="55" w:type="dxa"/>
+              <w:end w:w="65" w:type="dxa"/>
             </w:tcMar>
             <w:vAlign w:val="center"/>
           </w:tcPr>
           <w:p>
             <w:pPr>
-              <w:spacing w:line="240" w:lineRule="auto" w:after="0"/>
-              <w:jc w:val="center"/>
+              <w:spacing w:line="240" w:lineRule="auto" w:before="0" w:after="0"/>
+              <w:jc w:val="left"/>
             </w:pPr>
-            <w:r/>
             <w:r>
               <w:rPr>
                 <w:rFonts w:ascii="Times New Roman" w:hAnsi="Times New Roman" w:eastAsia="Times New Roman"/>
                 <w:b w:val="0"/>
                 <w:i w:val="0"/>
-                <w:sz w:val="17"/>
+                <w:sz w:val="20"/>
               </w:rPr>
               <w:t>Да</w:t>
             </w:r>
@@ -2269,27 +2230,26 @@
         </w:trPr>
         <w:tc>
           <w:tcPr>
-            <w:tcW w:type="dxa" w:w="3969"/>
+            <w:tcW w:type="dxa" w:w="3368"/>
             <w:tcMar>
-              <w:top w:w="45" w:type="dxa"/>
-              <w:start w:w="45" w:type="dxa"/>
-              <w:bottom w:w="45" w:type="dxa"/>
-              <w:end w:w="45" w:type="dxa"/>
+              <w:top w:w="55" w:type="dxa"/>
+              <w:start w:w="65" w:type="dxa"/>
+              <w:bottom w:w="55" w:type="dxa"/>
+              <w:end w:w="65" w:type="dxa"/>
             </w:tcMar>
             <w:vAlign w:val="center"/>
           </w:tcPr>
           <w:p>
             <w:pPr>
-              <w:spacing w:line="240" w:lineRule="auto" w:after="0"/>
+              <w:spacing w:line="240" w:lineRule="auto" w:before="0" w:after="0"/>
               <w:jc w:val="left"/>
             </w:pPr>
-            <w:r/>
             <w:r>
               <w:rPr>
                 <w:rFonts w:ascii="Times New Roman" w:hAnsi="Times New Roman" w:eastAsia="Times New Roman"/>
                 <w:b w:val="0"/>
                 <w:i w:val="0"/>
-                <w:sz w:val="17"/>
+                <w:sz w:val="20"/>
               </w:rPr>
               <w:t>5. Отношения с администрацией школы хорошие</w:t>
             </w:r>
@@ -2297,27 +2257,26 @@
         </w:tc>
         <w:tc>
           <w:tcPr>
-            <w:tcW w:type="dxa" w:w="765"/>
+            <w:tcW w:type="dxa" w:w="855"/>
             <w:tcMar>
-              <w:top w:w="45" w:type="dxa"/>
-              <w:start w:w="45" w:type="dxa"/>
-              <w:bottom w:w="45" w:type="dxa"/>
-              <w:end w:w="45" w:type="dxa"/>
+              <w:top w:w="55" w:type="dxa"/>
+              <w:start w:w="65" w:type="dxa"/>
+              <w:bottom w:w="55" w:type="dxa"/>
+              <w:end w:w="65" w:type="dxa"/>
             </w:tcMar>
             <w:vAlign w:val="center"/>
           </w:tcPr>
           <w:p>
             <w:pPr>
-              <w:spacing w:line="240" w:lineRule="auto" w:after="0"/>
-              <w:jc w:val="center"/>
+              <w:spacing w:line="240" w:lineRule="auto" w:before="0" w:after="0"/>
+              <w:jc w:val="left"/>
             </w:pPr>
-            <w:r/>
             <w:r>
               <w:rPr>
                 <w:rFonts w:ascii="Times New Roman" w:hAnsi="Times New Roman" w:eastAsia="Times New Roman"/>
                 <w:b w:val="0"/>
                 <w:i w:val="0"/>
-                <w:sz w:val="17"/>
+                <w:sz w:val="20"/>
               </w:rPr>
               <w:t>Да</w:t>
             </w:r>
@@ -2325,27 +2284,26 @@
         </w:tc>
         <w:tc>
           <w:tcPr>
-            <w:tcW w:type="dxa" w:w="765"/>
+            <w:tcW w:type="dxa" w:w="855"/>
             <w:tcMar>
-              <w:top w:w="45" w:type="dxa"/>
-              <w:start w:w="45" w:type="dxa"/>
-              <w:bottom w:w="45" w:type="dxa"/>
-              <w:end w:w="45" w:type="dxa"/>
+              <w:top w:w="55" w:type="dxa"/>
+              <w:start w:w="65" w:type="dxa"/>
+              <w:bottom w:w="55" w:type="dxa"/>
+              <w:end w:w="65" w:type="dxa"/>
             </w:tcMar>
             <w:vAlign w:val="center"/>
           </w:tcPr>
           <w:p>
             <w:pPr>
-              <w:spacing w:line="240" w:lineRule="auto" w:after="0"/>
-              <w:jc w:val="center"/>
+              <w:spacing w:line="240" w:lineRule="auto" w:before="0" w:after="0"/>
+              <w:jc w:val="left"/>
             </w:pPr>
-            <w:r/>
             <w:r>
               <w:rPr>
                 <w:rFonts w:ascii="Times New Roman" w:hAnsi="Times New Roman" w:eastAsia="Times New Roman"/>
                 <w:b w:val="0"/>
                 <w:i w:val="0"/>
-                <w:sz w:val="17"/>
+                <w:sz w:val="20"/>
               </w:rPr>
               <w:t>Нет</w:t>
             </w:r>
@@ -2353,27 +2311,26 @@
         </w:tc>
         <w:tc>
           <w:tcPr>
-            <w:tcW w:type="dxa" w:w="765"/>
+            <w:tcW w:type="dxa" w:w="855"/>
             <w:tcMar>
-              <w:top w:w="45" w:type="dxa"/>
-              <w:start w:w="45" w:type="dxa"/>
-              <w:bottom w:w="45" w:type="dxa"/>
-              <w:end w:w="45" w:type="dxa"/>
+              <w:top w:w="55" w:type="dxa"/>
+              <w:start w:w="65" w:type="dxa"/>
+              <w:bottom w:w="55" w:type="dxa"/>
+              <w:end w:w="65" w:type="dxa"/>
             </w:tcMar>
             <w:vAlign w:val="center"/>
           </w:tcPr>
           <w:p>
             <w:pPr>
-              <w:spacing w:line="240" w:lineRule="auto" w:after="0"/>
-              <w:jc w:val="center"/>
+              <w:spacing w:line="240" w:lineRule="auto" w:before="0" w:after="0"/>
+              <w:jc w:val="left"/>
             </w:pPr>
-            <w:r/>
             <w:r>
               <w:rPr>
                 <w:rFonts w:ascii="Times New Roman" w:hAnsi="Times New Roman" w:eastAsia="Times New Roman"/>
                 <w:b w:val="0"/>
                 <w:i w:val="0"/>
-                <w:sz w:val="17"/>
+                <w:sz w:val="20"/>
               </w:rPr>
               <w:t>Да</w:t>
             </w:r>
@@ -2381,27 +2338,26 @@
         </w:tc>
         <w:tc>
           <w:tcPr>
-            <w:tcW w:type="dxa" w:w="765"/>
+            <w:tcW w:type="dxa" w:w="855"/>
             <w:tcMar>
-              <w:top w:w="45" w:type="dxa"/>
-              <w:start w:w="45" w:type="dxa"/>
-              <w:bottom w:w="45" w:type="dxa"/>
-              <w:end w:w="45" w:type="dxa"/>
+              <w:top w:w="55" w:type="dxa"/>
+              <w:start w:w="65" w:type="dxa"/>
+              <w:bottom w:w="55" w:type="dxa"/>
+              <w:end w:w="65" w:type="dxa"/>
             </w:tcMar>
             <w:vAlign w:val="center"/>
           </w:tcPr>
           <w:p>
             <w:pPr>
-              <w:spacing w:line="240" w:lineRule="auto" w:after="0"/>
-              <w:jc w:val="center"/>
+              <w:spacing w:line="240" w:lineRule="auto" w:before="0" w:after="0"/>
+              <w:jc w:val="left"/>
             </w:pPr>
-            <w:r/>
             <w:r>
               <w:rPr>
                 <w:rFonts w:ascii="Times New Roman" w:hAnsi="Times New Roman" w:eastAsia="Times New Roman"/>
                 <w:b w:val="0"/>
                 <w:i w:val="0"/>
-                <w:sz w:val="17"/>
+                <w:sz w:val="20"/>
               </w:rPr>
               <w:t>Да</w:t>
             </w:r>
@@ -2409,27 +2365,26 @@
         </w:tc>
         <w:tc>
           <w:tcPr>
-            <w:tcW w:type="dxa" w:w="765"/>
+            <w:tcW w:type="dxa" w:w="855"/>
             <w:tcMar>
-              <w:top w:w="45" w:type="dxa"/>
-              <w:start w:w="45" w:type="dxa"/>
-              <w:bottom w:w="45" w:type="dxa"/>
-              <w:end w:w="45" w:type="dxa"/>
+              <w:top w:w="55" w:type="dxa"/>
+              <w:start w:w="65" w:type="dxa"/>
+              <w:bottom w:w="55" w:type="dxa"/>
+              <w:end w:w="65" w:type="dxa"/>
             </w:tcMar>
             <w:vAlign w:val="center"/>
           </w:tcPr>
           <w:p>
             <w:pPr>
-              <w:spacing w:line="240" w:lineRule="auto" w:after="0"/>
-              <w:jc w:val="center"/>
+              <w:spacing w:line="240" w:lineRule="auto" w:before="0" w:after="0"/>
+              <w:jc w:val="left"/>
             </w:pPr>
-            <w:r/>
             <w:r>
               <w:rPr>
                 <w:rFonts w:ascii="Times New Roman" w:hAnsi="Times New Roman" w:eastAsia="Times New Roman"/>
                 <w:b w:val="0"/>
                 <w:i w:val="0"/>
-                <w:sz w:val="17"/>
+                <w:sz w:val="20"/>
               </w:rPr>
               <w:t>Да</w:t>
             </w:r>
@@ -2437,27 +2392,26 @@
         </w:tc>
         <w:tc>
           <w:tcPr>
-            <w:tcW w:type="dxa" w:w="765"/>
+            <w:tcW w:type="dxa" w:w="855"/>
             <w:tcMar>
-              <w:top w:w="45" w:type="dxa"/>
-              <w:start w:w="45" w:type="dxa"/>
-              <w:bottom w:w="45" w:type="dxa"/>
-              <w:end w:w="45" w:type="dxa"/>
+              <w:top w:w="55" w:type="dxa"/>
+              <w:start w:w="65" w:type="dxa"/>
+              <w:bottom w:w="55" w:type="dxa"/>
+              <w:end w:w="65" w:type="dxa"/>
             </w:tcMar>
             <w:vAlign w:val="center"/>
           </w:tcPr>
           <w:p>
             <w:pPr>
-              <w:spacing w:line="240" w:lineRule="auto" w:after="0"/>
-              <w:jc w:val="center"/>
+              <w:spacing w:line="240" w:lineRule="auto" w:before="0" w:after="0"/>
+              <w:jc w:val="left"/>
             </w:pPr>
-            <w:r/>
             <w:r>
               <w:rPr>
                 <w:rFonts w:ascii="Times New Roman" w:hAnsi="Times New Roman" w:eastAsia="Times New Roman"/>
                 <w:b w:val="0"/>
                 <w:i w:val="0"/>
-                <w:sz w:val="17"/>
+                <w:sz w:val="20"/>
               </w:rPr>
               <w:t>Нет</w:t>
             </w:r>
@@ -2465,27 +2419,26 @@
         </w:tc>
         <w:tc>
           <w:tcPr>
-            <w:tcW w:type="dxa" w:w="765"/>
+            <w:tcW w:type="dxa" w:w="857"/>
             <w:tcMar>
-              <w:top w:w="45" w:type="dxa"/>
-              <w:start w:w="45" w:type="dxa"/>
-              <w:bottom w:w="45" w:type="dxa"/>
-              <w:end w:w="45" w:type="dxa"/>
+              <w:top w:w="55" w:type="dxa"/>
+              <w:start w:w="65" w:type="dxa"/>
+              <w:bottom w:w="55" w:type="dxa"/>
+              <w:end w:w="65" w:type="dxa"/>
             </w:tcMar>
             <w:vAlign w:val="center"/>
           </w:tcPr>
           <w:p>
             <w:pPr>
-              <w:spacing w:line="240" w:lineRule="auto" w:after="0"/>
-              <w:jc w:val="center"/>
+              <w:spacing w:line="240" w:lineRule="auto" w:before="0" w:after="0"/>
+              <w:jc w:val="left"/>
             </w:pPr>
-            <w:r/>
             <w:r>
               <w:rPr>
                 <w:rFonts w:ascii="Times New Roman" w:hAnsi="Times New Roman" w:eastAsia="Times New Roman"/>
                 <w:b w:val="0"/>
                 <w:i w:val="0"/>
-                <w:sz w:val="17"/>
+                <w:sz w:val="20"/>
               </w:rPr>
               <w:t>Да</w:t>
             </w:r>
@@ -2498,27 +2451,26 @@
         </w:trPr>
         <w:tc>
           <w:tcPr>
-            <w:tcW w:type="dxa" w:w="3969"/>
+            <w:tcW w:type="dxa" w:w="3368"/>
             <w:tcMar>
-              <w:top w:w="45" w:type="dxa"/>
-              <w:start w:w="45" w:type="dxa"/>
-              <w:bottom w:w="45" w:type="dxa"/>
-              <w:end w:w="45" w:type="dxa"/>
+              <w:top w:w="55" w:type="dxa"/>
+              <w:start w:w="65" w:type="dxa"/>
+              <w:bottom w:w="55" w:type="dxa"/>
+              <w:end w:w="65" w:type="dxa"/>
             </w:tcMar>
             <w:vAlign w:val="center"/>
           </w:tcPr>
           <w:p>
             <w:pPr>
-              <w:spacing w:line="240" w:lineRule="auto" w:after="0"/>
+              <w:spacing w:line="240" w:lineRule="auto" w:before="0" w:after="0"/>
               <w:jc w:val="left"/>
             </w:pPr>
-            <w:r/>
             <w:r>
               <w:rPr>
                 <w:rFonts w:ascii="Times New Roman" w:hAnsi="Times New Roman" w:eastAsia="Times New Roman"/>
                 <w:b w:val="0"/>
                 <w:i w:val="0"/>
-                <w:sz w:val="17"/>
+                <w:sz w:val="20"/>
               </w:rPr>
               <w:t>6. Подход к принятию решения оптимистический</w:t>
             </w:r>
@@ -2526,27 +2478,26 @@
         </w:tc>
         <w:tc>
           <w:tcPr>
-            <w:tcW w:type="dxa" w:w="765"/>
+            <w:tcW w:type="dxa" w:w="855"/>
             <w:tcMar>
-              <w:top w:w="45" w:type="dxa"/>
-              <w:start w:w="45" w:type="dxa"/>
-              <w:bottom w:w="45" w:type="dxa"/>
-              <w:end w:w="45" w:type="dxa"/>
+              <w:top w:w="55" w:type="dxa"/>
+              <w:start w:w="65" w:type="dxa"/>
+              <w:bottom w:w="55" w:type="dxa"/>
+              <w:end w:w="65" w:type="dxa"/>
             </w:tcMar>
             <w:vAlign w:val="center"/>
           </w:tcPr>
           <w:p>
             <w:pPr>
-              <w:spacing w:line="240" w:lineRule="auto" w:after="0"/>
-              <w:jc w:val="center"/>
+              <w:spacing w:line="240" w:lineRule="auto" w:before="0" w:after="0"/>
+              <w:jc w:val="left"/>
             </w:pPr>
-            <w:r/>
             <w:r>
               <w:rPr>
                 <w:rFonts w:ascii="Times New Roman" w:hAnsi="Times New Roman" w:eastAsia="Times New Roman"/>
                 <w:b w:val="0"/>
                 <w:i w:val="0"/>
-                <w:sz w:val="17"/>
+                <w:sz w:val="20"/>
               </w:rPr>
               <w:t>Нет</w:t>
             </w:r>
@@ -2554,27 +2505,26 @@
         </w:tc>
         <w:tc>
           <w:tcPr>
-            <w:tcW w:type="dxa" w:w="765"/>
+            <w:tcW w:type="dxa" w:w="855"/>
             <w:tcMar>
-              <w:top w:w="45" w:type="dxa"/>
-              <w:start w:w="45" w:type="dxa"/>
-              <w:bottom w:w="45" w:type="dxa"/>
-              <w:end w:w="45" w:type="dxa"/>
+              <w:top w:w="55" w:type="dxa"/>
+              <w:start w:w="65" w:type="dxa"/>
+              <w:bottom w:w="55" w:type="dxa"/>
+              <w:end w:w="65" w:type="dxa"/>
             </w:tcMar>
             <w:vAlign w:val="center"/>
           </w:tcPr>
           <w:p>
             <w:pPr>
-              <w:spacing w:line="240" w:lineRule="auto" w:after="0"/>
-              <w:jc w:val="center"/>
+              <w:spacing w:line="240" w:lineRule="auto" w:before="0" w:after="0"/>
+              <w:jc w:val="left"/>
             </w:pPr>
-            <w:r/>
             <w:r>
               <w:rPr>
                 <w:rFonts w:ascii="Times New Roman" w:hAnsi="Times New Roman" w:eastAsia="Times New Roman"/>
                 <w:b w:val="0"/>
                 <w:i w:val="0"/>
-                <w:sz w:val="17"/>
+                <w:sz w:val="20"/>
               </w:rPr>
               <w:t>Да</w:t>
             </w:r>
@@ -2582,27 +2532,26 @@
         </w:tc>
         <w:tc>
           <w:tcPr>
-            <w:tcW w:type="dxa" w:w="765"/>
+            <w:tcW w:type="dxa" w:w="855"/>
             <w:tcMar>
-              <w:top w:w="45" w:type="dxa"/>
-              <w:start w:w="45" w:type="dxa"/>
-              <w:bottom w:w="45" w:type="dxa"/>
-              <w:end w:w="45" w:type="dxa"/>
+              <w:top w:w="55" w:type="dxa"/>
+              <w:start w:w="65" w:type="dxa"/>
+              <w:bottom w:w="55" w:type="dxa"/>
+              <w:end w:w="65" w:type="dxa"/>
             </w:tcMar>
             <w:vAlign w:val="center"/>
           </w:tcPr>
           <w:p>
             <w:pPr>
-              <w:spacing w:line="240" w:lineRule="auto" w:after="0"/>
-              <w:jc w:val="center"/>
+              <w:spacing w:line="240" w:lineRule="auto" w:before="0" w:after="0"/>
+              <w:jc w:val="left"/>
             </w:pPr>
-            <w:r/>
             <w:r>
               <w:rPr>
                 <w:rFonts w:ascii="Times New Roman" w:hAnsi="Times New Roman" w:eastAsia="Times New Roman"/>
                 <w:b w:val="0"/>
                 <w:i w:val="0"/>
-                <w:sz w:val="17"/>
+                <w:sz w:val="20"/>
               </w:rPr>
               <w:t>Да</w:t>
             </w:r>
@@ -2610,27 +2559,26 @@
         </w:tc>
         <w:tc>
           <w:tcPr>
-            <w:tcW w:type="dxa" w:w="765"/>
+            <w:tcW w:type="dxa" w:w="855"/>
             <w:tcMar>
-              <w:top w:w="45" w:type="dxa"/>
-              <w:start w:w="45" w:type="dxa"/>
-              <w:bottom w:w="45" w:type="dxa"/>
-              <w:end w:w="45" w:type="dxa"/>
+              <w:top w:w="55" w:type="dxa"/>
+              <w:start w:w="65" w:type="dxa"/>
+              <w:bottom w:w="55" w:type="dxa"/>
+              <w:end w:w="65" w:type="dxa"/>
             </w:tcMar>
             <w:vAlign w:val="center"/>
           </w:tcPr>
           <w:p>
             <w:pPr>
-              <w:spacing w:line="240" w:lineRule="auto" w:after="0"/>
-              <w:jc w:val="center"/>
+              <w:spacing w:line="240" w:lineRule="auto" w:before="0" w:after="0"/>
+              <w:jc w:val="left"/>
             </w:pPr>
-            <w:r/>
             <w:r>
               <w:rPr>
                 <w:rFonts w:ascii="Times New Roman" w:hAnsi="Times New Roman" w:eastAsia="Times New Roman"/>
                 <w:b w:val="0"/>
                 <w:i w:val="0"/>
-                <w:sz w:val="17"/>
+                <w:sz w:val="20"/>
               </w:rPr>
               <w:t>Нет</w:t>
             </w:r>
@@ -2638,27 +2586,26 @@
         </w:tc>
         <w:tc>
           <w:tcPr>
-            <w:tcW w:type="dxa" w:w="765"/>
+            <w:tcW w:type="dxa" w:w="855"/>
             <w:tcMar>
-              <w:top w:w="45" w:type="dxa"/>
-              <w:start w:w="45" w:type="dxa"/>
-              <w:bottom w:w="45" w:type="dxa"/>
-              <w:end w:w="45" w:type="dxa"/>
+              <w:top w:w="55" w:type="dxa"/>
+              <w:start w:w="65" w:type="dxa"/>
+              <w:bottom w:w="55" w:type="dxa"/>
+              <w:end w:w="65" w:type="dxa"/>
             </w:tcMar>
             <w:vAlign w:val="center"/>
           </w:tcPr>
           <w:p>
             <w:pPr>
-              <w:spacing w:line="240" w:lineRule="auto" w:after="0"/>
-              <w:jc w:val="center"/>
+              <w:spacing w:line="240" w:lineRule="auto" w:before="0" w:after="0"/>
+              <w:jc w:val="left"/>
             </w:pPr>
-            <w:r/>
             <w:r>
               <w:rPr>
                 <w:rFonts w:ascii="Times New Roman" w:hAnsi="Times New Roman" w:eastAsia="Times New Roman"/>
                 <w:b w:val="0"/>
                 <w:i w:val="0"/>
-                <w:sz w:val="17"/>
+                <w:sz w:val="20"/>
               </w:rPr>
               <w:t>Да</w:t>
             </w:r>
@@ -2666,27 +2613,26 @@
         </w:tc>
         <w:tc>
           <w:tcPr>
-            <w:tcW w:type="dxa" w:w="765"/>
+            <w:tcW w:type="dxa" w:w="855"/>
             <w:tcMar>
-              <w:top w:w="45" w:type="dxa"/>
-              <w:start w:w="45" w:type="dxa"/>
-              <w:bottom w:w="45" w:type="dxa"/>
-              <w:end w:w="45" w:type="dxa"/>
+              <w:top w:w="55" w:type="dxa"/>
+              <w:start w:w="65" w:type="dxa"/>
+              <w:bottom w:w="55" w:type="dxa"/>
+              <w:end w:w="65" w:type="dxa"/>
             </w:tcMar>
             <w:vAlign w:val="center"/>
           </w:tcPr>
           <w:p>
             <w:pPr>
-              <w:spacing w:line="240" w:lineRule="auto" w:after="0"/>
-              <w:jc w:val="center"/>
+              <w:spacing w:line="240" w:lineRule="auto" w:before="0" w:after="0"/>
+              <w:jc w:val="left"/>
             </w:pPr>
-            <w:r/>
             <w:r>
               <w:rPr>
                 <w:rFonts w:ascii="Times New Roman" w:hAnsi="Times New Roman" w:eastAsia="Times New Roman"/>
                 <w:b w:val="0"/>
                 <w:i w:val="0"/>
-                <w:sz w:val="17"/>
+                <w:sz w:val="20"/>
               </w:rPr>
               <w:t>Нет</w:t>
             </w:r>
@@ -2694,27 +2640,26 @@
         </w:tc>
         <w:tc>
           <w:tcPr>
-            <w:tcW w:type="dxa" w:w="765"/>
+            <w:tcW w:type="dxa" w:w="857"/>
             <w:tcMar>
-              <w:top w:w="45" w:type="dxa"/>
-              <w:start w:w="45" w:type="dxa"/>
-              <w:bottom w:w="45" w:type="dxa"/>
-              <w:end w:w="45" w:type="dxa"/>
+              <w:top w:w="55" w:type="dxa"/>
+              <w:start w:w="65" w:type="dxa"/>
+              <w:bottom w:w="55" w:type="dxa"/>
+              <w:end w:w="65" w:type="dxa"/>
             </w:tcMar>
             <w:vAlign w:val="center"/>
           </w:tcPr>
           <w:p>
             <w:pPr>
-              <w:spacing w:line="240" w:lineRule="auto" w:after="0"/>
-              <w:jc w:val="center"/>
+              <w:spacing w:line="240" w:lineRule="auto" w:before="0" w:after="0"/>
+              <w:jc w:val="left"/>
             </w:pPr>
-            <w:r/>
             <w:r>
               <w:rPr>
                 <w:rFonts w:ascii="Times New Roman" w:hAnsi="Times New Roman" w:eastAsia="Times New Roman"/>
                 <w:b w:val="0"/>
                 <w:i w:val="0"/>
-                <w:sz w:val="17"/>
+                <w:sz w:val="20"/>
               </w:rPr>
               <w:t>Да</w:t>
             </w:r>
@@ -2727,27 +2672,26 @@
         </w:trPr>
         <w:tc>
           <w:tcPr>
-            <w:tcW w:type="dxa" w:w="3969"/>
+            <w:tcW w:type="dxa" w:w="3368"/>
             <w:tcMar>
-              <w:top w:w="45" w:type="dxa"/>
-              <w:start w:w="45" w:type="dxa"/>
-              <w:bottom w:w="45" w:type="dxa"/>
-              <w:end w:w="45" w:type="dxa"/>
+              <w:top w:w="55" w:type="dxa"/>
+              <w:start w:w="65" w:type="dxa"/>
+              <w:bottom w:w="55" w:type="dxa"/>
+              <w:end w:w="65" w:type="dxa"/>
             </w:tcMar>
             <w:vAlign w:val="center"/>
           </w:tcPr>
           <w:p>
             <w:pPr>
-              <w:spacing w:line="240" w:lineRule="auto" w:after="0"/>
+              <w:spacing w:line="240" w:lineRule="auto" w:before="0" w:after="0"/>
               <w:jc w:val="left"/>
             </w:pPr>
-            <w:r/>
             <w:r>
               <w:rPr>
                 <w:rFonts w:ascii="Times New Roman" w:hAnsi="Times New Roman" w:eastAsia="Times New Roman"/>
                 <w:b w:val="0"/>
                 <w:i w:val="0"/>
-                <w:sz w:val="17"/>
+                <w:sz w:val="20"/>
               </w:rPr>
               <w:t>7. Предприятие преуспевает</w:t>
             </w:r>
@@ -2755,27 +2699,26 @@
         </w:tc>
         <w:tc>
           <w:tcPr>
-            <w:tcW w:type="dxa" w:w="765"/>
+            <w:tcW w:type="dxa" w:w="855"/>
             <w:tcMar>
-              <w:top w:w="45" w:type="dxa"/>
-              <w:start w:w="45" w:type="dxa"/>
-              <w:bottom w:w="45" w:type="dxa"/>
-              <w:end w:w="45" w:type="dxa"/>
+              <w:top w:w="55" w:type="dxa"/>
+              <w:start w:w="65" w:type="dxa"/>
+              <w:bottom w:w="55" w:type="dxa"/>
+              <w:end w:w="65" w:type="dxa"/>
             </w:tcMar>
             <w:vAlign w:val="center"/>
           </w:tcPr>
           <w:p>
             <w:pPr>
-              <w:spacing w:line="240" w:lineRule="auto" w:after="0"/>
-              <w:jc w:val="center"/>
+              <w:spacing w:line="240" w:lineRule="auto" w:before="0" w:after="0"/>
+              <w:jc w:val="left"/>
             </w:pPr>
-            <w:r/>
             <w:r>
               <w:rPr>
                 <w:rFonts w:ascii="Times New Roman" w:hAnsi="Times New Roman" w:eastAsia="Times New Roman"/>
                 <w:b w:val="0"/>
                 <w:i w:val="0"/>
-                <w:sz w:val="17"/>
+                <w:sz w:val="20"/>
               </w:rPr>
               <w:t>Да</w:t>
             </w:r>
@@ -2783,27 +2726,26 @@
         </w:tc>
         <w:tc>
           <w:tcPr>
-            <w:tcW w:type="dxa" w:w="765"/>
+            <w:tcW w:type="dxa" w:w="855"/>
             <w:tcMar>
-              <w:top w:w="45" w:type="dxa"/>
-              <w:start w:w="45" w:type="dxa"/>
-              <w:bottom w:w="45" w:type="dxa"/>
-              <w:end w:w="45" w:type="dxa"/>
+              <w:top w:w="55" w:type="dxa"/>
+              <w:start w:w="65" w:type="dxa"/>
+              <w:bottom w:w="55" w:type="dxa"/>
+              <w:end w:w="65" w:type="dxa"/>
             </w:tcMar>
             <w:vAlign w:val="center"/>
           </w:tcPr>
           <w:p>
             <w:pPr>
-              <w:spacing w:line="240" w:lineRule="auto" w:after="0"/>
-              <w:jc w:val="center"/>
+              <w:spacing w:line="240" w:lineRule="auto" w:before="0" w:after="0"/>
+              <w:jc w:val="left"/>
             </w:pPr>
-            <w:r/>
             <w:r>
               <w:rPr>
                 <w:rFonts w:ascii="Times New Roman" w:hAnsi="Times New Roman" w:eastAsia="Times New Roman"/>
                 <w:b w:val="0"/>
                 <w:i w:val="0"/>
-                <w:sz w:val="17"/>
+                <w:sz w:val="20"/>
               </w:rPr>
               <w:t>Нет</w:t>
             </w:r>
@@ -2811,27 +2753,26 @@
         </w:tc>
         <w:tc>
           <w:tcPr>
-            <w:tcW w:type="dxa" w:w="765"/>
+            <w:tcW w:type="dxa" w:w="855"/>
             <w:tcMar>
-              <w:top w:w="45" w:type="dxa"/>
-              <w:start w:w="45" w:type="dxa"/>
-              <w:bottom w:w="45" w:type="dxa"/>
-              <w:end w:w="45" w:type="dxa"/>
+              <w:top w:w="55" w:type="dxa"/>
+              <w:start w:w="65" w:type="dxa"/>
+              <w:bottom w:w="55" w:type="dxa"/>
+              <w:end w:w="65" w:type="dxa"/>
             </w:tcMar>
             <w:vAlign w:val="center"/>
           </w:tcPr>
           <w:p>
             <w:pPr>
-              <w:spacing w:line="240" w:lineRule="auto" w:after="0"/>
-              <w:jc w:val="center"/>
+              <w:spacing w:line="240" w:lineRule="auto" w:before="0" w:after="0"/>
+              <w:jc w:val="left"/>
             </w:pPr>
-            <w:r/>
             <w:r>
               <w:rPr>
                 <w:rFonts w:ascii="Times New Roman" w:hAnsi="Times New Roman" w:eastAsia="Times New Roman"/>
                 <w:b w:val="0"/>
                 <w:i w:val="0"/>
-                <w:sz w:val="17"/>
+                <w:sz w:val="20"/>
               </w:rPr>
               <w:t>Нет</w:t>
             </w:r>
@@ -2839,27 +2780,26 @@
         </w:tc>
         <w:tc>
           <w:tcPr>
-            <w:tcW w:type="dxa" w:w="765"/>
+            <w:tcW w:type="dxa" w:w="855"/>
             <w:tcMar>
-              <w:top w:w="45" w:type="dxa"/>
-              <w:start w:w="45" w:type="dxa"/>
-              <w:bottom w:w="45" w:type="dxa"/>
-              <w:end w:w="45" w:type="dxa"/>
+              <w:top w:w="55" w:type="dxa"/>
+              <w:start w:w="65" w:type="dxa"/>
+              <w:bottom w:w="55" w:type="dxa"/>
+              <w:end w:w="65" w:type="dxa"/>
             </w:tcMar>
             <w:vAlign w:val="center"/>
           </w:tcPr>
           <w:p>
             <w:pPr>
-              <w:spacing w:line="240" w:lineRule="auto" w:after="0"/>
-              <w:jc w:val="center"/>
+              <w:spacing w:line="240" w:lineRule="auto" w:before="0" w:after="0"/>
+              <w:jc w:val="left"/>
             </w:pPr>
-            <w:r/>
             <w:r>
               <w:rPr>
                 <w:rFonts w:ascii="Times New Roman" w:hAnsi="Times New Roman" w:eastAsia="Times New Roman"/>
                 <w:b w:val="0"/>
                 <w:i w:val="0"/>
-                <w:sz w:val="17"/>
+                <w:sz w:val="20"/>
               </w:rPr>
               <w:t>Нет</w:t>
             </w:r>
@@ -2867,27 +2807,26 @@
         </w:tc>
         <w:tc>
           <w:tcPr>
-            <w:tcW w:type="dxa" w:w="765"/>
+            <w:tcW w:type="dxa" w:w="855"/>
             <w:tcMar>
-              <w:top w:w="45" w:type="dxa"/>
-              <w:start w:w="45" w:type="dxa"/>
-              <w:bottom w:w="45" w:type="dxa"/>
-              <w:end w:w="45" w:type="dxa"/>
+              <w:top w:w="55" w:type="dxa"/>
+              <w:start w:w="65" w:type="dxa"/>
+              <w:bottom w:w="55" w:type="dxa"/>
+              <w:end w:w="65" w:type="dxa"/>
             </w:tcMar>
             <w:vAlign w:val="center"/>
           </w:tcPr>
           <w:p>
             <w:pPr>
-              <w:spacing w:line="240" w:lineRule="auto" w:after="0"/>
-              <w:jc w:val="center"/>
+              <w:spacing w:line="240" w:lineRule="auto" w:before="0" w:after="0"/>
+              <w:jc w:val="left"/>
             </w:pPr>
-            <w:r/>
             <w:r>
               <w:rPr>
                 <w:rFonts w:ascii="Times New Roman" w:hAnsi="Times New Roman" w:eastAsia="Times New Roman"/>
                 <w:b w:val="0"/>
                 <w:i w:val="0"/>
-                <w:sz w:val="17"/>
+                <w:sz w:val="20"/>
               </w:rPr>
               <w:t>Да</w:t>
             </w:r>
@@ -2895,27 +2834,26 @@
         </w:tc>
         <w:tc>
           <w:tcPr>
-            <w:tcW w:type="dxa" w:w="765"/>
+            <w:tcW w:type="dxa" w:w="855"/>
             <w:tcMar>
-              <w:top w:w="45" w:type="dxa"/>
-              <w:start w:w="45" w:type="dxa"/>
-              <w:bottom w:w="45" w:type="dxa"/>
-              <w:end w:w="45" w:type="dxa"/>
+              <w:top w:w="55" w:type="dxa"/>
+              <w:start w:w="65" w:type="dxa"/>
+              <w:bottom w:w="55" w:type="dxa"/>
+              <w:end w:w="65" w:type="dxa"/>
             </w:tcMar>
             <w:vAlign w:val="center"/>
           </w:tcPr>
           <w:p>
             <w:pPr>
-              <w:spacing w:line="240" w:lineRule="auto" w:after="0"/>
-              <w:jc w:val="center"/>
+              <w:spacing w:line="240" w:lineRule="auto" w:before="0" w:after="0"/>
+              <w:jc w:val="left"/>
             </w:pPr>
-            <w:r/>
             <w:r>
               <w:rPr>
                 <w:rFonts w:ascii="Times New Roman" w:hAnsi="Times New Roman" w:eastAsia="Times New Roman"/>
                 <w:b w:val="0"/>
                 <w:i w:val="0"/>
-                <w:sz w:val="17"/>
+                <w:sz w:val="20"/>
               </w:rPr>
               <w:t>Нет</w:t>
             </w:r>
@@ -2923,27 +2861,26 @@
         </w:tc>
         <w:tc>
           <w:tcPr>
-            <w:tcW w:type="dxa" w:w="765"/>
+            <w:tcW w:type="dxa" w:w="857"/>
             <w:tcMar>
-              <w:top w:w="45" w:type="dxa"/>
-              <w:start w:w="45" w:type="dxa"/>
-              <w:bottom w:w="45" w:type="dxa"/>
-              <w:end w:w="45" w:type="dxa"/>
+              <w:top w:w="55" w:type="dxa"/>
+              <w:start w:w="65" w:type="dxa"/>
+              <w:bottom w:w="55" w:type="dxa"/>
+              <w:end w:w="65" w:type="dxa"/>
             </w:tcMar>
             <w:vAlign w:val="center"/>
           </w:tcPr>
           <w:p>
             <w:pPr>
-              <w:spacing w:line="240" w:lineRule="auto" w:after="0"/>
-              <w:jc w:val="center"/>
+              <w:spacing w:line="240" w:lineRule="auto" w:before="0" w:after="0"/>
+              <w:jc w:val="left"/>
             </w:pPr>
-            <w:r/>
             <w:r>
               <w:rPr>
                 <w:rFonts w:ascii="Times New Roman" w:hAnsi="Times New Roman" w:eastAsia="Times New Roman"/>
                 <w:b w:val="0"/>
                 <w:i w:val="0"/>
-                <w:sz w:val="17"/>
+                <w:sz w:val="20"/>
               </w:rPr>
               <w:t>Да</w:t>
             </w:r>
@@ -2956,27 +2893,26 @@
         </w:trPr>
         <w:tc>
           <w:tcPr>
-            <w:tcW w:type="dxa" w:w="3969"/>
+            <w:tcW w:type="dxa" w:w="3368"/>
             <w:tcMar>
-              <w:top w:w="45" w:type="dxa"/>
-              <w:start w:w="45" w:type="dxa"/>
-              <w:bottom w:w="45" w:type="dxa"/>
-              <w:end w:w="45" w:type="dxa"/>
+              <w:top w:w="55" w:type="dxa"/>
+              <w:start w:w="65" w:type="dxa"/>
+              <w:bottom w:w="55" w:type="dxa"/>
+              <w:end w:w="65" w:type="dxa"/>
             </w:tcMar>
             <w:vAlign w:val="center"/>
           </w:tcPr>
           <w:p>
             <w:pPr>
-              <w:spacing w:line="240" w:lineRule="auto" w:after="0"/>
+              <w:spacing w:line="240" w:lineRule="auto" w:before="0" w:after="0"/>
               <w:jc w:val="left"/>
             </w:pPr>
-            <w:r/>
             <w:r>
               <w:rPr>
                 <w:rFonts w:ascii="Times New Roman" w:hAnsi="Times New Roman" w:eastAsia="Times New Roman"/>
                 <w:b w:val="0"/>
                 <w:i w:val="0"/>
-                <w:sz w:val="17"/>
+                <w:sz w:val="20"/>
               </w:rPr>
               <w:t>8. Семья дружная</w:t>
             </w:r>
@@ -2984,27 +2920,26 @@
         </w:tc>
         <w:tc>
           <w:tcPr>
-            <w:tcW w:type="dxa" w:w="765"/>
+            <w:tcW w:type="dxa" w:w="855"/>
             <w:tcMar>
-              <w:top w:w="45" w:type="dxa"/>
-              <w:start w:w="45" w:type="dxa"/>
-              <w:bottom w:w="45" w:type="dxa"/>
-              <w:end w:w="45" w:type="dxa"/>
+              <w:top w:w="55" w:type="dxa"/>
+              <w:start w:w="65" w:type="dxa"/>
+              <w:bottom w:w="55" w:type="dxa"/>
+              <w:end w:w="65" w:type="dxa"/>
             </w:tcMar>
             <w:vAlign w:val="center"/>
           </w:tcPr>
           <w:p>
             <w:pPr>
-              <w:spacing w:line="240" w:lineRule="auto" w:after="0"/>
-              <w:jc w:val="center"/>
+              <w:spacing w:line="240" w:lineRule="auto" w:before="0" w:after="0"/>
+              <w:jc w:val="left"/>
             </w:pPr>
-            <w:r/>
             <w:r>
               <w:rPr>
                 <w:rFonts w:ascii="Times New Roman" w:hAnsi="Times New Roman" w:eastAsia="Times New Roman"/>
                 <w:b w:val="0"/>
                 <w:i w:val="0"/>
-                <w:sz w:val="17"/>
+                <w:sz w:val="20"/>
               </w:rPr>
               <w:t>Нет</w:t>
             </w:r>
@@ -3012,27 +2947,26 @@
         </w:tc>
         <w:tc>
           <w:tcPr>
-            <w:tcW w:type="dxa" w:w="765"/>
+            <w:tcW w:type="dxa" w:w="855"/>
             <w:tcMar>
-              <w:top w:w="45" w:type="dxa"/>
-              <w:start w:w="45" w:type="dxa"/>
-              <w:bottom w:w="45" w:type="dxa"/>
-              <w:end w:w="45" w:type="dxa"/>
+              <w:top w:w="55" w:type="dxa"/>
+              <w:start w:w="65" w:type="dxa"/>
+              <w:bottom w:w="55" w:type="dxa"/>
+              <w:end w:w="65" w:type="dxa"/>
             </w:tcMar>
             <w:vAlign w:val="center"/>
           </w:tcPr>
           <w:p>
             <w:pPr>
-              <w:spacing w:line="240" w:lineRule="auto" w:after="0"/>
-              <w:jc w:val="center"/>
+              <w:spacing w:line="240" w:lineRule="auto" w:before="0" w:after="0"/>
+              <w:jc w:val="left"/>
             </w:pPr>
-            <w:r/>
             <w:r>
               <w:rPr>
                 <w:rFonts w:ascii="Times New Roman" w:hAnsi="Times New Roman" w:eastAsia="Times New Roman"/>
                 <w:b w:val="0"/>
                 <w:i w:val="0"/>
-                <w:sz w:val="17"/>
+                <w:sz w:val="20"/>
               </w:rPr>
               <w:t>Да</w:t>
             </w:r>
@@ -3040,27 +2974,26 @@
         </w:tc>
         <w:tc>
           <w:tcPr>
-            <w:tcW w:type="dxa" w:w="765"/>
+            <w:tcW w:type="dxa" w:w="855"/>
             <w:tcMar>
-              <w:top w:w="45" w:type="dxa"/>
-              <w:start w:w="45" w:type="dxa"/>
-              <w:bottom w:w="45" w:type="dxa"/>
-              <w:end w:w="45" w:type="dxa"/>
+              <w:top w:w="55" w:type="dxa"/>
+              <w:start w:w="65" w:type="dxa"/>
+              <w:bottom w:w="55" w:type="dxa"/>
+              <w:end w:w="65" w:type="dxa"/>
             </w:tcMar>
             <w:vAlign w:val="center"/>
           </w:tcPr>
           <w:p>
             <w:pPr>
-              <w:spacing w:line="240" w:lineRule="auto" w:after="0"/>
-              <w:jc w:val="center"/>
+              <w:spacing w:line="240" w:lineRule="auto" w:before="0" w:after="0"/>
+              <w:jc w:val="left"/>
             </w:pPr>
-            <w:r/>
             <w:r>
               <w:rPr>
                 <w:rFonts w:ascii="Times New Roman" w:hAnsi="Times New Roman" w:eastAsia="Times New Roman"/>
                 <w:b w:val="0"/>
                 <w:i w:val="0"/>
-                <w:sz w:val="17"/>
+                <w:sz w:val="20"/>
               </w:rPr>
               <w:t>Да</w:t>
             </w:r>
@@ -3068,27 +3001,26 @@
         </w:tc>
         <w:tc>
           <w:tcPr>
-            <w:tcW w:type="dxa" w:w="765"/>
+            <w:tcW w:type="dxa" w:w="855"/>
             <w:tcMar>
-              <w:top w:w="45" w:type="dxa"/>
-              <w:start w:w="45" w:type="dxa"/>
-              <w:bottom w:w="45" w:type="dxa"/>
-              <w:end w:w="45" w:type="dxa"/>
+              <w:top w:w="55" w:type="dxa"/>
+              <w:start w:w="65" w:type="dxa"/>
+              <w:bottom w:w="55" w:type="dxa"/>
+              <w:end w:w="65" w:type="dxa"/>
             </w:tcMar>
             <w:vAlign w:val="center"/>
           </w:tcPr>
           <w:p>
             <w:pPr>
-              <w:spacing w:line="240" w:lineRule="auto" w:after="0"/>
-              <w:jc w:val="center"/>
+              <w:spacing w:line="240" w:lineRule="auto" w:before="0" w:after="0"/>
+              <w:jc w:val="left"/>
             </w:pPr>
-            <w:r/>
             <w:r>
               <w:rPr>
                 <w:rFonts w:ascii="Times New Roman" w:hAnsi="Times New Roman" w:eastAsia="Times New Roman"/>
                 <w:b w:val="0"/>
                 <w:i w:val="0"/>
-                <w:sz w:val="17"/>
+                <w:sz w:val="20"/>
               </w:rPr>
               <w:t>Нет</w:t>
             </w:r>
@@ -3096,27 +3028,26 @@
         </w:tc>
         <w:tc>
           <w:tcPr>
-            <w:tcW w:type="dxa" w:w="765"/>
+            <w:tcW w:type="dxa" w:w="855"/>
             <w:tcMar>
-              <w:top w:w="45" w:type="dxa"/>
-              <w:start w:w="45" w:type="dxa"/>
-              <w:bottom w:w="45" w:type="dxa"/>
-              <w:end w:w="45" w:type="dxa"/>
+              <w:top w:w="55" w:type="dxa"/>
+              <w:start w:w="65" w:type="dxa"/>
+              <w:bottom w:w="55" w:type="dxa"/>
+              <w:end w:w="65" w:type="dxa"/>
             </w:tcMar>
             <w:vAlign w:val="center"/>
           </w:tcPr>
           <w:p>
             <w:pPr>
-              <w:spacing w:line="240" w:lineRule="auto" w:after="0"/>
-              <w:jc w:val="center"/>
+              <w:spacing w:line="240" w:lineRule="auto" w:before="0" w:after="0"/>
+              <w:jc w:val="left"/>
             </w:pPr>
-            <w:r/>
             <w:r>
               <w:rPr>
                 <w:rFonts w:ascii="Times New Roman" w:hAnsi="Times New Roman" w:eastAsia="Times New Roman"/>
                 <w:b w:val="0"/>
                 <w:i w:val="0"/>
-                <w:sz w:val="17"/>
+                <w:sz w:val="20"/>
               </w:rPr>
               <w:t>Нет</w:t>
             </w:r>
@@ -3124,27 +3055,26 @@
         </w:tc>
         <w:tc>
           <w:tcPr>
-            <w:tcW w:type="dxa" w:w="765"/>
+            <w:tcW w:type="dxa" w:w="855"/>
             <w:tcMar>
-              <w:top w:w="45" w:type="dxa"/>
-              <w:start w:w="45" w:type="dxa"/>
-              <w:bottom w:w="45" w:type="dxa"/>
-              <w:end w:w="45" w:type="dxa"/>
+              <w:top w:w="55" w:type="dxa"/>
+              <w:start w:w="65" w:type="dxa"/>
+              <w:bottom w:w="55" w:type="dxa"/>
+              <w:end w:w="65" w:type="dxa"/>
             </w:tcMar>
             <w:vAlign w:val="center"/>
           </w:tcPr>
           <w:p>
             <w:pPr>
-              <w:spacing w:line="240" w:lineRule="auto" w:after="0"/>
-              <w:jc w:val="center"/>
+              <w:spacing w:line="240" w:lineRule="auto" w:before="0" w:after="0"/>
+              <w:jc w:val="left"/>
             </w:pPr>
-            <w:r/>
             <w:r>
               <w:rPr>
                 <w:rFonts w:ascii="Times New Roman" w:hAnsi="Times New Roman" w:eastAsia="Times New Roman"/>
                 <w:b w:val="0"/>
                 <w:i w:val="0"/>
-                <w:sz w:val="17"/>
+                <w:sz w:val="20"/>
               </w:rPr>
               <w:t>Нет</w:t>
             </w:r>
@@ -3152,27 +3082,26 @@
         </w:tc>
         <w:tc>
           <w:tcPr>
-            <w:tcW w:type="dxa" w:w="765"/>
+            <w:tcW w:type="dxa" w:w="857"/>
             <w:tcMar>
-              <w:top w:w="45" w:type="dxa"/>
-              <w:start w:w="45" w:type="dxa"/>
-              <w:bottom w:w="45" w:type="dxa"/>
-              <w:end w:w="45" w:type="dxa"/>
+              <w:top w:w="55" w:type="dxa"/>
+              <w:start w:w="65" w:type="dxa"/>
+              <w:bottom w:w="55" w:type="dxa"/>
+              <w:end w:w="65" w:type="dxa"/>
             </w:tcMar>
             <w:vAlign w:val="center"/>
           </w:tcPr>
           <w:p>
             <w:pPr>
-              <w:spacing w:line="240" w:lineRule="auto" w:after="0"/>
-              <w:jc w:val="center"/>
+              <w:spacing w:line="240" w:lineRule="auto" w:before="0" w:after="0"/>
+              <w:jc w:val="left"/>
             </w:pPr>
-            <w:r/>
             <w:r>
               <w:rPr>
                 <w:rFonts w:ascii="Times New Roman" w:hAnsi="Times New Roman" w:eastAsia="Times New Roman"/>
                 <w:b w:val="0"/>
                 <w:i w:val="0"/>
-                <w:sz w:val="17"/>
+                <w:sz w:val="20"/>
               </w:rPr>
               <w:t>Да</w:t>
             </w:r>
@@ -3185,27 +3114,26 @@
         </w:trPr>
         <w:tc>
           <w:tcPr>
-            <w:tcW w:type="dxa" w:w="3969"/>
+            <w:tcW w:type="dxa" w:w="3368"/>
             <w:tcMar>
-              <w:top w:w="45" w:type="dxa"/>
-              <w:start w:w="45" w:type="dxa"/>
-              <w:bottom w:w="45" w:type="dxa"/>
-              <w:end w:w="45" w:type="dxa"/>
+              <w:top w:w="55" w:type="dxa"/>
+              <w:start w:w="65" w:type="dxa"/>
+              <w:bottom w:w="55" w:type="dxa"/>
+              <w:end w:w="65" w:type="dxa"/>
             </w:tcMar>
             <w:vAlign w:val="center"/>
           </w:tcPr>
           <w:p>
             <w:pPr>
-              <w:spacing w:line="240" w:lineRule="auto" w:after="0"/>
+              <w:spacing w:line="240" w:lineRule="auto" w:before="0" w:after="0"/>
               <w:jc w:val="left"/>
             </w:pPr>
-            <w:r/>
             <w:r>
               <w:rPr>
                 <w:rFonts w:ascii="Times New Roman" w:hAnsi="Times New Roman" w:eastAsia="Times New Roman"/>
                 <w:b w:val="0"/>
                 <w:i w:val="0"/>
-                <w:sz w:val="17"/>
+                <w:sz w:val="20"/>
               </w:rPr>
               <w:t>9. Авторитет менеджера достаточно высок</w:t>
             </w:r>
@@ -3213,27 +3141,26 @@
         </w:tc>
         <w:tc>
           <w:tcPr>
-            <w:tcW w:type="dxa" w:w="765"/>
+            <w:tcW w:type="dxa" w:w="855"/>
             <w:tcMar>
-              <w:top w:w="45" w:type="dxa"/>
-              <w:start w:w="45" w:type="dxa"/>
-              <w:bottom w:w="45" w:type="dxa"/>
-              <w:end w:w="45" w:type="dxa"/>
+              <w:top w:w="55" w:type="dxa"/>
+              <w:start w:w="65" w:type="dxa"/>
+              <w:bottom w:w="55" w:type="dxa"/>
+              <w:end w:w="65" w:type="dxa"/>
             </w:tcMar>
             <w:vAlign w:val="center"/>
           </w:tcPr>
           <w:p>
             <w:pPr>
-              <w:spacing w:line="240" w:lineRule="auto" w:after="0"/>
-              <w:jc w:val="center"/>
+              <w:spacing w:line="240" w:lineRule="auto" w:before="0" w:after="0"/>
+              <w:jc w:val="left"/>
             </w:pPr>
-            <w:r/>
             <w:r>
               <w:rPr>
                 <w:rFonts w:ascii="Times New Roman" w:hAnsi="Times New Roman" w:eastAsia="Times New Roman"/>
                 <w:b w:val="0"/>
                 <w:i w:val="0"/>
-                <w:sz w:val="17"/>
+                <w:sz w:val="20"/>
               </w:rPr>
               <w:t>Да</w:t>
             </w:r>
@@ -3241,27 +3168,26 @@
         </w:tc>
         <w:tc>
           <w:tcPr>
-            <w:tcW w:type="dxa" w:w="765"/>
+            <w:tcW w:type="dxa" w:w="855"/>
             <w:tcMar>
-              <w:top w:w="45" w:type="dxa"/>
-              <w:start w:w="45" w:type="dxa"/>
-              <w:bottom w:w="45" w:type="dxa"/>
-              <w:end w:w="45" w:type="dxa"/>
+              <w:top w:w="55" w:type="dxa"/>
+              <w:start w:w="65" w:type="dxa"/>
+              <w:bottom w:w="55" w:type="dxa"/>
+              <w:end w:w="65" w:type="dxa"/>
             </w:tcMar>
             <w:vAlign w:val="center"/>
           </w:tcPr>
           <w:p>
             <w:pPr>
-              <w:spacing w:line="240" w:lineRule="auto" w:after="0"/>
-              <w:jc w:val="center"/>
+              <w:spacing w:line="240" w:lineRule="auto" w:before="0" w:after="0"/>
+              <w:jc w:val="left"/>
             </w:pPr>
-            <w:r/>
             <w:r>
               <w:rPr>
                 <w:rFonts w:ascii="Times New Roman" w:hAnsi="Times New Roman" w:eastAsia="Times New Roman"/>
                 <w:b w:val="0"/>
                 <w:i w:val="0"/>
-                <w:sz w:val="17"/>
+                <w:sz w:val="20"/>
               </w:rPr>
               <w:t>Нет</w:t>
             </w:r>
@@ -3269,27 +3195,26 @@
         </w:tc>
         <w:tc>
           <w:tcPr>
-            <w:tcW w:type="dxa" w:w="765"/>
+            <w:tcW w:type="dxa" w:w="855"/>
             <w:tcMar>
-              <w:top w:w="45" w:type="dxa"/>
-              <w:start w:w="45" w:type="dxa"/>
-              <w:bottom w:w="45" w:type="dxa"/>
-              <w:end w:w="45" w:type="dxa"/>
+              <w:top w:w="55" w:type="dxa"/>
+              <w:start w:w="65" w:type="dxa"/>
+              <w:bottom w:w="55" w:type="dxa"/>
+              <w:end w:w="65" w:type="dxa"/>
             </w:tcMar>
             <w:vAlign w:val="center"/>
           </w:tcPr>
           <w:p>
             <w:pPr>
-              <w:spacing w:line="240" w:lineRule="auto" w:after="0"/>
-              <w:jc w:val="center"/>
+              <w:spacing w:line="240" w:lineRule="auto" w:before="0" w:after="0"/>
+              <w:jc w:val="left"/>
             </w:pPr>
-            <w:r/>
             <w:r>
               <w:rPr>
                 <w:rFonts w:ascii="Times New Roman" w:hAnsi="Times New Roman" w:eastAsia="Times New Roman"/>
                 <w:b w:val="0"/>
                 <w:i w:val="0"/>
-                <w:sz w:val="17"/>
+                <w:sz w:val="20"/>
               </w:rPr>
               <w:t>Да</w:t>
             </w:r>
@@ -3297,27 +3222,26 @@
         </w:tc>
         <w:tc>
           <w:tcPr>
-            <w:tcW w:type="dxa" w:w="765"/>
+            <w:tcW w:type="dxa" w:w="855"/>
             <w:tcMar>
-              <w:top w:w="45" w:type="dxa"/>
-              <w:start w:w="45" w:type="dxa"/>
-              <w:bottom w:w="45" w:type="dxa"/>
-              <w:end w:w="45" w:type="dxa"/>
+              <w:top w:w="55" w:type="dxa"/>
+              <w:start w:w="65" w:type="dxa"/>
+              <w:bottom w:w="55" w:type="dxa"/>
+              <w:end w:w="65" w:type="dxa"/>
             </w:tcMar>
             <w:vAlign w:val="center"/>
           </w:tcPr>
           <w:p>
             <w:pPr>
-              <w:spacing w:line="240" w:lineRule="auto" w:after="0"/>
-              <w:jc w:val="center"/>
+              <w:spacing w:line="240" w:lineRule="auto" w:before="0" w:after="0"/>
+              <w:jc w:val="left"/>
             </w:pPr>
-            <w:r/>
             <w:r>
               <w:rPr>
                 <w:rFonts w:ascii="Times New Roman" w:hAnsi="Times New Roman" w:eastAsia="Times New Roman"/>
                 <w:b w:val="0"/>
                 <w:i w:val="0"/>
-                <w:sz w:val="17"/>
+                <w:sz w:val="20"/>
               </w:rPr>
               <w:t>Нет</w:t>
             </w:r>
@@ -3325,27 +3249,26 @@
         </w:tc>
         <w:tc>
           <w:tcPr>
-            <w:tcW w:type="dxa" w:w="765"/>
+            <w:tcW w:type="dxa" w:w="855"/>
             <w:tcMar>
-              <w:top w:w="45" w:type="dxa"/>
-              <w:start w:w="45" w:type="dxa"/>
-              <w:bottom w:w="45" w:type="dxa"/>
-              <w:end w:w="45" w:type="dxa"/>
+              <w:top w:w="55" w:type="dxa"/>
+              <w:start w:w="65" w:type="dxa"/>
+              <w:bottom w:w="55" w:type="dxa"/>
+              <w:end w:w="65" w:type="dxa"/>
             </w:tcMar>
             <w:vAlign w:val="center"/>
           </w:tcPr>
           <w:p>
             <w:pPr>
-              <w:spacing w:line="240" w:lineRule="auto" w:after="0"/>
-              <w:jc w:val="center"/>
+              <w:spacing w:line="240" w:lineRule="auto" w:before="0" w:after="0"/>
+              <w:jc w:val="left"/>
             </w:pPr>
-            <w:r/>
             <w:r>
               <w:rPr>
                 <w:rFonts w:ascii="Times New Roman" w:hAnsi="Times New Roman" w:eastAsia="Times New Roman"/>
                 <w:b w:val="0"/>
                 <w:i w:val="0"/>
-                <w:sz w:val="17"/>
+                <w:sz w:val="20"/>
               </w:rPr>
               <w:t>Нет</w:t>
             </w:r>
@@ -3353,27 +3276,26 @@
         </w:tc>
         <w:tc>
           <w:tcPr>
-            <w:tcW w:type="dxa" w:w="765"/>
+            <w:tcW w:type="dxa" w:w="855"/>
             <w:tcMar>
-              <w:top w:w="45" w:type="dxa"/>
-              <w:start w:w="45" w:type="dxa"/>
-              <w:bottom w:w="45" w:type="dxa"/>
-              <w:end w:w="45" w:type="dxa"/>
+              <w:top w:w="55" w:type="dxa"/>
+              <w:start w:w="65" w:type="dxa"/>
+              <w:bottom w:w="55" w:type="dxa"/>
+              <w:end w:w="65" w:type="dxa"/>
             </w:tcMar>
             <w:vAlign w:val="center"/>
           </w:tcPr>
           <w:p>
             <w:pPr>
-              <w:spacing w:line="240" w:lineRule="auto" w:after="0"/>
-              <w:jc w:val="center"/>
+              <w:spacing w:line="240" w:lineRule="auto" w:before="0" w:after="0"/>
+              <w:jc w:val="left"/>
             </w:pPr>
-            <w:r/>
             <w:r>
               <w:rPr>
                 <w:rFonts w:ascii="Times New Roman" w:hAnsi="Times New Roman" w:eastAsia="Times New Roman"/>
                 <w:b w:val="0"/>
                 <w:i w:val="0"/>
-                <w:sz w:val="17"/>
+                <w:sz w:val="20"/>
               </w:rPr>
               <w:t>Нет</w:t>
             </w:r>
@@ -3381,27 +3303,26 @@
         </w:tc>
         <w:tc>
           <w:tcPr>
-            <w:tcW w:type="dxa" w:w="765"/>
+            <w:tcW w:type="dxa" w:w="857"/>
             <w:tcMar>
-              <w:top w:w="45" w:type="dxa"/>
-              <w:start w:w="45" w:type="dxa"/>
-              <w:bottom w:w="45" w:type="dxa"/>
-              <w:end w:w="45" w:type="dxa"/>
+              <w:top w:w="55" w:type="dxa"/>
+              <w:start w:w="65" w:type="dxa"/>
+              <w:bottom w:w="55" w:type="dxa"/>
+              <w:end w:w="65" w:type="dxa"/>
             </w:tcMar>
             <w:vAlign w:val="center"/>
           </w:tcPr>
           <w:p>
             <w:pPr>
-              <w:spacing w:line="240" w:lineRule="auto" w:after="0"/>
-              <w:jc w:val="center"/>
+              <w:spacing w:line="240" w:lineRule="auto" w:before="0" w:after="0"/>
+              <w:jc w:val="left"/>
             </w:pPr>
-            <w:r/>
             <w:r>
               <w:rPr>
                 <w:rFonts w:ascii="Times New Roman" w:hAnsi="Times New Roman" w:eastAsia="Times New Roman"/>
                 <w:b w:val="0"/>
                 <w:i w:val="0"/>
-                <w:sz w:val="17"/>
+                <w:sz w:val="20"/>
               </w:rPr>
               <w:t>Да</w:t>
             </w:r>
@@ -3414,27 +3335,26 @@
         </w:trPr>
         <w:tc>
           <w:tcPr>
-            <w:tcW w:type="dxa" w:w="3969"/>
+            <w:tcW w:type="dxa" w:w="3368"/>
             <w:tcMar>
-              <w:top w:w="45" w:type="dxa"/>
-              <w:start w:w="45" w:type="dxa"/>
-              <w:bottom w:w="45" w:type="dxa"/>
-              <w:end w:w="45" w:type="dxa"/>
+              <w:top w:w="55" w:type="dxa"/>
+              <w:start w:w="65" w:type="dxa"/>
+              <w:bottom w:w="55" w:type="dxa"/>
+              <w:end w:w="65" w:type="dxa"/>
             </w:tcMar>
             <w:vAlign w:val="center"/>
           </w:tcPr>
           <w:p>
             <w:pPr>
-              <w:spacing w:line="240" w:lineRule="auto" w:after="0"/>
+              <w:spacing w:line="240" w:lineRule="auto" w:before="0" w:after="0"/>
               <w:jc w:val="left"/>
             </w:pPr>
-            <w:r/>
             <w:r>
               <w:rPr>
                 <w:rFonts w:ascii="Times New Roman" w:hAnsi="Times New Roman" w:eastAsia="Times New Roman"/>
                 <w:b w:val="0"/>
                 <w:i w:val="0"/>
-                <w:sz w:val="17"/>
+                <w:sz w:val="20"/>
               </w:rPr>
               <w:t>10. Поставщики сотрудничают с предприятием более трёх лет</w:t>
             </w:r>
@@ -3442,27 +3362,26 @@
         </w:tc>
         <w:tc>
           <w:tcPr>
-            <w:tcW w:type="dxa" w:w="765"/>
+            <w:tcW w:type="dxa" w:w="855"/>
             <w:tcMar>
-              <w:top w:w="45" w:type="dxa"/>
-              <w:start w:w="45" w:type="dxa"/>
-              <w:bottom w:w="45" w:type="dxa"/>
-              <w:end w:w="45" w:type="dxa"/>
+              <w:top w:w="55" w:type="dxa"/>
+              <w:start w:w="65" w:type="dxa"/>
+              <w:bottom w:w="55" w:type="dxa"/>
+              <w:end w:w="65" w:type="dxa"/>
             </w:tcMar>
             <w:vAlign w:val="center"/>
           </w:tcPr>
           <w:p>
             <w:pPr>
-              <w:spacing w:line="240" w:lineRule="auto" w:after="0"/>
-              <w:jc w:val="center"/>
+              <w:spacing w:line="240" w:lineRule="auto" w:before="0" w:after="0"/>
+              <w:jc w:val="left"/>
             </w:pPr>
-            <w:r/>
             <w:r>
               <w:rPr>
                 <w:rFonts w:ascii="Times New Roman" w:hAnsi="Times New Roman" w:eastAsia="Times New Roman"/>
                 <w:b w:val="0"/>
                 <w:i w:val="0"/>
-                <w:sz w:val="17"/>
+                <w:sz w:val="20"/>
               </w:rPr>
               <w:t>Да</w:t>
             </w:r>
@@ -3470,27 +3389,26 @@
         </w:tc>
         <w:tc>
           <w:tcPr>
-            <w:tcW w:type="dxa" w:w="765"/>
+            <w:tcW w:type="dxa" w:w="855"/>
             <w:tcMar>
-              <w:top w:w="45" w:type="dxa"/>
-              <w:start w:w="45" w:type="dxa"/>
-              <w:bottom w:w="45" w:type="dxa"/>
-              <w:end w:w="45" w:type="dxa"/>
+              <w:top w:w="55" w:type="dxa"/>
+              <w:start w:w="65" w:type="dxa"/>
+              <w:bottom w:w="55" w:type="dxa"/>
+              <w:end w:w="65" w:type="dxa"/>
             </w:tcMar>
             <w:vAlign w:val="center"/>
           </w:tcPr>
           <w:p>
             <w:pPr>
-              <w:spacing w:line="240" w:lineRule="auto" w:after="0"/>
-              <w:jc w:val="center"/>
+              <w:spacing w:line="240" w:lineRule="auto" w:before="0" w:after="0"/>
+              <w:jc w:val="left"/>
             </w:pPr>
-            <w:r/>
             <w:r>
               <w:rPr>
                 <w:rFonts w:ascii="Times New Roman" w:hAnsi="Times New Roman" w:eastAsia="Times New Roman"/>
                 <w:b w:val="0"/>
                 <w:i w:val="0"/>
-                <w:sz w:val="17"/>
+                <w:sz w:val="20"/>
               </w:rPr>
               <w:t>Нет</w:t>
             </w:r>
@@ -3498,27 +3416,26 @@
         </w:tc>
         <w:tc>
           <w:tcPr>
-            <w:tcW w:type="dxa" w:w="765"/>
+            <w:tcW w:type="dxa" w:w="855"/>
             <w:tcMar>
-              <w:top w:w="45" w:type="dxa"/>
-              <w:start w:w="45" w:type="dxa"/>
-              <w:bottom w:w="45" w:type="dxa"/>
-              <w:end w:w="45" w:type="dxa"/>
+              <w:top w:w="55" w:type="dxa"/>
+              <w:start w:w="65" w:type="dxa"/>
+              <w:bottom w:w="55" w:type="dxa"/>
+              <w:end w:w="65" w:type="dxa"/>
             </w:tcMar>
             <w:vAlign w:val="center"/>
           </w:tcPr>
           <w:p>
             <w:pPr>
-              <w:spacing w:line="240" w:lineRule="auto" w:after="0"/>
-              <w:jc w:val="center"/>
+              <w:spacing w:line="240" w:lineRule="auto" w:before="0" w:after="0"/>
+              <w:jc w:val="left"/>
             </w:pPr>
-            <w:r/>
             <w:r>
               <w:rPr>
                 <w:rFonts w:ascii="Times New Roman" w:hAnsi="Times New Roman" w:eastAsia="Times New Roman"/>
                 <w:b w:val="0"/>
                 <w:i w:val="0"/>
-                <w:sz w:val="17"/>
+                <w:sz w:val="20"/>
               </w:rPr>
               <w:t>Да</w:t>
             </w:r>
@@ -3526,27 +3443,26 @@
         </w:tc>
         <w:tc>
           <w:tcPr>
-            <w:tcW w:type="dxa" w:w="765"/>
+            <w:tcW w:type="dxa" w:w="855"/>
             <w:tcMar>
-              <w:top w:w="45" w:type="dxa"/>
-              <w:start w:w="45" w:type="dxa"/>
-              <w:bottom w:w="45" w:type="dxa"/>
-              <w:end w:w="45" w:type="dxa"/>
+              <w:top w:w="55" w:type="dxa"/>
+              <w:start w:w="65" w:type="dxa"/>
+              <w:bottom w:w="55" w:type="dxa"/>
+              <w:end w:w="65" w:type="dxa"/>
             </w:tcMar>
             <w:vAlign w:val="center"/>
           </w:tcPr>
           <w:p>
             <w:pPr>
-              <w:spacing w:line="240" w:lineRule="auto" w:after="0"/>
-              <w:jc w:val="center"/>
+              <w:spacing w:line="240" w:lineRule="auto" w:before="0" w:after="0"/>
+              <w:jc w:val="left"/>
             </w:pPr>
-            <w:r/>
             <w:r>
               <w:rPr>
                 <w:rFonts w:ascii="Times New Roman" w:hAnsi="Times New Roman" w:eastAsia="Times New Roman"/>
                 <w:b w:val="0"/>
                 <w:i w:val="0"/>
-                <w:sz w:val="17"/>
+                <w:sz w:val="20"/>
               </w:rPr>
               <w:t>Да</w:t>
             </w:r>
@@ -3554,27 +3470,26 @@
         </w:tc>
         <w:tc>
           <w:tcPr>
-            <w:tcW w:type="dxa" w:w="765"/>
+            <w:tcW w:type="dxa" w:w="855"/>
             <w:tcMar>
-              <w:top w:w="45" w:type="dxa"/>
-              <w:start w:w="45" w:type="dxa"/>
-              <w:bottom w:w="45" w:type="dxa"/>
-              <w:end w:w="45" w:type="dxa"/>
+              <w:top w:w="55" w:type="dxa"/>
+              <w:start w:w="65" w:type="dxa"/>
+              <w:bottom w:w="55" w:type="dxa"/>
+              <w:end w:w="65" w:type="dxa"/>
             </w:tcMar>
             <w:vAlign w:val="center"/>
           </w:tcPr>
           <w:p>
             <w:pPr>
-              <w:spacing w:line="240" w:lineRule="auto" w:after="0"/>
-              <w:jc w:val="center"/>
+              <w:spacing w:line="240" w:lineRule="auto" w:before="0" w:after="0"/>
+              <w:jc w:val="left"/>
             </w:pPr>
-            <w:r/>
             <w:r>
               <w:rPr>
                 <w:rFonts w:ascii="Times New Roman" w:hAnsi="Times New Roman" w:eastAsia="Times New Roman"/>
                 <w:b w:val="0"/>
                 <w:i w:val="0"/>
-                <w:sz w:val="17"/>
+                <w:sz w:val="20"/>
               </w:rPr>
               <w:t>Нет</w:t>
             </w:r>
@@ -3582,27 +3497,26 @@
         </w:tc>
         <w:tc>
           <w:tcPr>
-            <w:tcW w:type="dxa" w:w="765"/>
+            <w:tcW w:type="dxa" w:w="855"/>
             <w:tcMar>
-              <w:top w:w="45" w:type="dxa"/>
-              <w:start w:w="45" w:type="dxa"/>
-              <w:bottom w:w="45" w:type="dxa"/>
-              <w:end w:w="45" w:type="dxa"/>
+              <w:top w:w="55" w:type="dxa"/>
+              <w:start w:w="65" w:type="dxa"/>
+              <w:bottom w:w="55" w:type="dxa"/>
+              <w:end w:w="65" w:type="dxa"/>
             </w:tcMar>
             <w:vAlign w:val="center"/>
           </w:tcPr>
           <w:p>
             <w:pPr>
-              <w:spacing w:line="240" w:lineRule="auto" w:after="0"/>
-              <w:jc w:val="center"/>
+              <w:spacing w:line="240" w:lineRule="auto" w:before="0" w:after="0"/>
+              <w:jc w:val="left"/>
             </w:pPr>
-            <w:r/>
             <w:r>
               <w:rPr>
                 <w:rFonts w:ascii="Times New Roman" w:hAnsi="Times New Roman" w:eastAsia="Times New Roman"/>
                 <w:b w:val="0"/>
                 <w:i w:val="0"/>
-                <w:sz w:val="17"/>
+                <w:sz w:val="20"/>
               </w:rPr>
               <w:t>Нет</w:t>
             </w:r>
@@ -3610,27 +3524,26 @@
         </w:tc>
         <w:tc>
           <w:tcPr>
-            <w:tcW w:type="dxa" w:w="765"/>
+            <w:tcW w:type="dxa" w:w="857"/>
             <w:tcMar>
-              <w:top w:w="45" w:type="dxa"/>
-              <w:start w:w="45" w:type="dxa"/>
-              <w:bottom w:w="45" w:type="dxa"/>
-              <w:end w:w="45" w:type="dxa"/>
+              <w:top w:w="55" w:type="dxa"/>
+              <w:start w:w="65" w:type="dxa"/>
+              <w:bottom w:w="55" w:type="dxa"/>
+              <w:end w:w="65" w:type="dxa"/>
             </w:tcMar>
             <w:vAlign w:val="center"/>
           </w:tcPr>
           <w:p>
             <w:pPr>
-              <w:spacing w:line="240" w:lineRule="auto" w:after="0"/>
-              <w:jc w:val="center"/>
+              <w:spacing w:line="240" w:lineRule="auto" w:before="0" w:after="0"/>
+              <w:jc w:val="left"/>
             </w:pPr>
-            <w:r/>
             <w:r>
               <w:rPr>
                 <w:rFonts w:ascii="Times New Roman" w:hAnsi="Times New Roman" w:eastAsia="Times New Roman"/>
                 <w:b w:val="0"/>
                 <w:i w:val="0"/>
-                <w:sz w:val="17"/>
+                <w:sz w:val="20"/>
               </w:rPr>
               <w:t>Да</w:t>
             </w:r>
@@ -3640,7 +3553,7 @@
     </w:tbl>
     <w:p>
       <w:pPr>
-        <w:spacing w:after="0"/>
+        <w:spacing w:line="240" w:lineRule="auto" w:before="0" w:after="0"/>
       </w:pPr>
     </w:p>
     <w:p>
@@ -3654,7 +3567,7 @@
           <w:i w:val="0"/>
           <w:sz w:val="32"/>
         </w:rPr>
-        <w:t>7. Выбор трёх первоочередных задач в семи ситуациях</w:t>
+        <w:t>7. Задание 2. Выбор трёх первоочередных задач в семи ситуациях</w:t>
       </w:r>
     </w:p>
     <w:p>
@@ -3730,17 +3643,18 @@
         <w:jc w:val="center"/>
         <w:tblLayout w:type="fixed"/>
         <w:tblLook w:firstColumn="1" w:firstRow="1" w:lastColumn="0" w:lastRow="0" w:noHBand="0" w:noVBand="1" w:val="04A0"/>
+        <w:tblLayout w:type="fixed"/>
       </w:tblPr>
       <w:tblGrid>
-        <w:gridCol w:w="1077"/>
-        <w:gridCol w:w="1077"/>
-        <w:gridCol w:w="1077"/>
-        <w:gridCol w:w="1077"/>
-        <w:gridCol w:w="1077"/>
-        <w:gridCol w:w="1077"/>
-        <w:gridCol w:w="1077"/>
-        <w:gridCol w:w="1077"/>
-        <w:gridCol w:w="1077"/>
+        <w:gridCol w:w="1796"/>
+        <w:gridCol w:w="944"/>
+        <w:gridCol w:w="944"/>
+        <w:gridCol w:w="944"/>
+        <w:gridCol w:w="944"/>
+        <w:gridCol w:w="944"/>
+        <w:gridCol w:w="944"/>
+        <w:gridCol w:w="944"/>
+        <w:gridCol w:w="951"/>
       </w:tblGrid>
       <w:tr>
         <w:trPr>
@@ -3749,28 +3663,27 @@
         </w:trPr>
         <w:tc>
           <w:tcPr>
-            <w:tcW w:type="dxa" w:w="2268"/>
+            <w:tcW w:type="dxa" w:w="1796"/>
             <w:tcMar>
-              <w:top w:w="45" w:type="dxa"/>
-              <w:start w:w="45" w:type="dxa"/>
-              <w:bottom w:w="45" w:type="dxa"/>
-              <w:end w:w="45" w:type="dxa"/>
+              <w:top w:w="55" w:type="dxa"/>
+              <w:start w:w="65" w:type="dxa"/>
+              <w:bottom w:w="55" w:type="dxa"/>
+              <w:end w:w="65" w:type="dxa"/>
             </w:tcMar>
             <w:vAlign w:val="center"/>
             <w:shd w:fill="D9E2F3"/>
           </w:tcPr>
           <w:p>
             <w:pPr>
-              <w:spacing w:line="240" w:lineRule="auto" w:after="0"/>
+              <w:spacing w:line="240" w:lineRule="auto" w:before="0" w:after="0"/>
               <w:jc w:val="center"/>
             </w:pPr>
-            <w:r/>
             <w:r>
               <w:rPr>
                 <w:rFonts w:ascii="Times New Roman" w:hAnsi="Times New Roman" w:eastAsia="Times New Roman"/>
                 <w:b/>
                 <w:i w:val="0"/>
-                <w:sz w:val="18"/>
+                <w:sz w:val="20"/>
               </w:rPr>
               <w:t>Комбинация ограничений</w:t>
             </w:r>
@@ -3778,28 +3691,27 @@
         </w:tc>
         <w:tc>
           <w:tcPr>
-            <w:tcW w:type="dxa" w:w="884"/>
+            <w:tcW w:type="dxa" w:w="944"/>
             <w:tcMar>
-              <w:top w:w="45" w:type="dxa"/>
-              <w:start w:w="45" w:type="dxa"/>
-              <w:bottom w:w="45" w:type="dxa"/>
-              <w:end w:w="45" w:type="dxa"/>
+              <w:top w:w="55" w:type="dxa"/>
+              <w:start w:w="65" w:type="dxa"/>
+              <w:bottom w:w="55" w:type="dxa"/>
+              <w:end w:w="65" w:type="dxa"/>
             </w:tcMar>
             <w:vAlign w:val="center"/>
             <w:shd w:fill="D9E2F3"/>
           </w:tcPr>
           <w:p>
             <w:pPr>
-              <w:spacing w:line="240" w:lineRule="auto" w:after="0"/>
+              <w:spacing w:line="240" w:lineRule="auto" w:before="0" w:after="0"/>
               <w:jc w:val="center"/>
             </w:pPr>
-            <w:r/>
             <w:r>
               <w:rPr>
                 <w:rFonts w:ascii="Times New Roman" w:hAnsi="Times New Roman" w:eastAsia="Times New Roman"/>
                 <w:b/>
                 <w:i w:val="0"/>
-                <w:sz w:val="18"/>
+                <w:sz w:val="20"/>
               </w:rPr>
               <w:t>Задача 1</w:t>
             </w:r>
@@ -3807,28 +3719,27 @@
         </w:tc>
         <w:tc>
           <w:tcPr>
-            <w:tcW w:type="dxa" w:w="884"/>
+            <w:tcW w:type="dxa" w:w="944"/>
             <w:tcMar>
-              <w:top w:w="45" w:type="dxa"/>
-              <w:start w:w="45" w:type="dxa"/>
-              <w:bottom w:w="45" w:type="dxa"/>
-              <w:end w:w="45" w:type="dxa"/>
+              <w:top w:w="55" w:type="dxa"/>
+              <w:start w:w="65" w:type="dxa"/>
+              <w:bottom w:w="55" w:type="dxa"/>
+              <w:end w:w="65" w:type="dxa"/>
             </w:tcMar>
             <w:vAlign w:val="center"/>
             <w:shd w:fill="D9E2F3"/>
           </w:tcPr>
           <w:p>
             <w:pPr>
-              <w:spacing w:line="240" w:lineRule="auto" w:after="0"/>
+              <w:spacing w:line="240" w:lineRule="auto" w:before="0" w:after="0"/>
               <w:jc w:val="center"/>
             </w:pPr>
-            <w:r/>
             <w:r>
               <w:rPr>
                 <w:rFonts w:ascii="Times New Roman" w:hAnsi="Times New Roman" w:eastAsia="Times New Roman"/>
                 <w:b/>
                 <w:i w:val="0"/>
-                <w:sz w:val="18"/>
+                <w:sz w:val="20"/>
               </w:rPr>
               <w:t>Задача 2</w:t>
             </w:r>
@@ -3836,28 +3747,27 @@
         </w:tc>
         <w:tc>
           <w:tcPr>
-            <w:tcW w:type="dxa" w:w="884"/>
+            <w:tcW w:type="dxa" w:w="944"/>
             <w:tcMar>
-              <w:top w:w="45" w:type="dxa"/>
-              <w:start w:w="45" w:type="dxa"/>
-              <w:bottom w:w="45" w:type="dxa"/>
-              <w:end w:w="45" w:type="dxa"/>
+              <w:top w:w="55" w:type="dxa"/>
+              <w:start w:w="65" w:type="dxa"/>
+              <w:bottom w:w="55" w:type="dxa"/>
+              <w:end w:w="65" w:type="dxa"/>
             </w:tcMar>
             <w:vAlign w:val="center"/>
             <w:shd w:fill="D9E2F3"/>
           </w:tcPr>
           <w:p>
             <w:pPr>
-              <w:spacing w:line="240" w:lineRule="auto" w:after="0"/>
+              <w:spacing w:line="240" w:lineRule="auto" w:before="0" w:after="0"/>
               <w:jc w:val="center"/>
             </w:pPr>
-            <w:r/>
             <w:r>
               <w:rPr>
                 <w:rFonts w:ascii="Times New Roman" w:hAnsi="Times New Roman" w:eastAsia="Times New Roman"/>
                 <w:b/>
                 <w:i w:val="0"/>
-                <w:sz w:val="18"/>
+                <w:sz w:val="20"/>
               </w:rPr>
               <w:t>Задача 3</w:t>
             </w:r>
@@ -3865,28 +3775,27 @@
         </w:tc>
         <w:tc>
           <w:tcPr>
-            <w:tcW w:type="dxa" w:w="884"/>
+            <w:tcW w:type="dxa" w:w="944"/>
             <w:tcMar>
-              <w:top w:w="45" w:type="dxa"/>
-              <w:start w:w="45" w:type="dxa"/>
-              <w:bottom w:w="45" w:type="dxa"/>
-              <w:end w:w="45" w:type="dxa"/>
+              <w:top w:w="55" w:type="dxa"/>
+              <w:start w:w="65" w:type="dxa"/>
+              <w:bottom w:w="55" w:type="dxa"/>
+              <w:end w:w="65" w:type="dxa"/>
             </w:tcMar>
             <w:vAlign w:val="center"/>
             <w:shd w:fill="D9E2F3"/>
           </w:tcPr>
           <w:p>
             <w:pPr>
-              <w:spacing w:line="240" w:lineRule="auto" w:after="0"/>
+              <w:spacing w:line="240" w:lineRule="auto" w:before="0" w:after="0"/>
               <w:jc w:val="center"/>
             </w:pPr>
-            <w:r/>
             <w:r>
               <w:rPr>
                 <w:rFonts w:ascii="Times New Roman" w:hAnsi="Times New Roman" w:eastAsia="Times New Roman"/>
                 <w:b/>
                 <w:i w:val="0"/>
-                <w:sz w:val="18"/>
+                <w:sz w:val="20"/>
               </w:rPr>
               <w:t>Задача 4</w:t>
             </w:r>
@@ -3894,28 +3803,27 @@
         </w:tc>
         <w:tc>
           <w:tcPr>
-            <w:tcW w:type="dxa" w:w="884"/>
+            <w:tcW w:type="dxa" w:w="944"/>
             <w:tcMar>
-              <w:top w:w="45" w:type="dxa"/>
-              <w:start w:w="45" w:type="dxa"/>
-              <w:bottom w:w="45" w:type="dxa"/>
-              <w:end w:w="45" w:type="dxa"/>
+              <w:top w:w="55" w:type="dxa"/>
+              <w:start w:w="65" w:type="dxa"/>
+              <w:bottom w:w="55" w:type="dxa"/>
+              <w:end w:w="65" w:type="dxa"/>
             </w:tcMar>
             <w:vAlign w:val="center"/>
             <w:shd w:fill="D9E2F3"/>
           </w:tcPr>
           <w:p>
             <w:pPr>
-              <w:spacing w:line="240" w:lineRule="auto" w:after="0"/>
+              <w:spacing w:line="240" w:lineRule="auto" w:before="0" w:after="0"/>
               <w:jc w:val="center"/>
             </w:pPr>
-            <w:r/>
             <w:r>
               <w:rPr>
                 <w:rFonts w:ascii="Times New Roman" w:hAnsi="Times New Roman" w:eastAsia="Times New Roman"/>
                 <w:b/>
                 <w:i w:val="0"/>
-                <w:sz w:val="18"/>
+                <w:sz w:val="20"/>
               </w:rPr>
               <w:t>Задача 5</w:t>
             </w:r>
@@ -3923,28 +3831,27 @@
         </w:tc>
         <w:tc>
           <w:tcPr>
-            <w:tcW w:type="dxa" w:w="884"/>
+            <w:tcW w:type="dxa" w:w="944"/>
             <w:tcMar>
-              <w:top w:w="45" w:type="dxa"/>
-              <w:start w:w="45" w:type="dxa"/>
-              <w:bottom w:w="45" w:type="dxa"/>
-              <w:end w:w="45" w:type="dxa"/>
+              <w:top w:w="55" w:type="dxa"/>
+              <w:start w:w="65" w:type="dxa"/>
+              <w:bottom w:w="55" w:type="dxa"/>
+              <w:end w:w="65" w:type="dxa"/>
             </w:tcMar>
             <w:vAlign w:val="center"/>
             <w:shd w:fill="D9E2F3"/>
           </w:tcPr>
           <w:p>
             <w:pPr>
-              <w:spacing w:line="240" w:lineRule="auto" w:after="0"/>
+              <w:spacing w:line="240" w:lineRule="auto" w:before="0" w:after="0"/>
               <w:jc w:val="center"/>
             </w:pPr>
-            <w:r/>
             <w:r>
               <w:rPr>
                 <w:rFonts w:ascii="Times New Roman" w:hAnsi="Times New Roman" w:eastAsia="Times New Roman"/>
                 <w:b/>
                 <w:i w:val="0"/>
-                <w:sz w:val="18"/>
+                <w:sz w:val="20"/>
               </w:rPr>
               <w:t>Задача 6</w:t>
             </w:r>
@@ -3952,28 +3859,27 @@
         </w:tc>
         <w:tc>
           <w:tcPr>
-            <w:tcW w:type="dxa" w:w="884"/>
+            <w:tcW w:type="dxa" w:w="944"/>
             <w:tcMar>
-              <w:top w:w="45" w:type="dxa"/>
-              <w:start w:w="45" w:type="dxa"/>
-              <w:bottom w:w="45" w:type="dxa"/>
-              <w:end w:w="45" w:type="dxa"/>
+              <w:top w:w="55" w:type="dxa"/>
+              <w:start w:w="65" w:type="dxa"/>
+              <w:bottom w:w="55" w:type="dxa"/>
+              <w:end w:w="65" w:type="dxa"/>
             </w:tcMar>
             <w:vAlign w:val="center"/>
             <w:shd w:fill="D9E2F3"/>
           </w:tcPr>
           <w:p>
             <w:pPr>
-              <w:spacing w:line="240" w:lineRule="auto" w:after="0"/>
+              <w:spacing w:line="240" w:lineRule="auto" w:before="0" w:after="0"/>
               <w:jc w:val="center"/>
             </w:pPr>
-            <w:r/>
             <w:r>
               <w:rPr>
                 <w:rFonts w:ascii="Times New Roman" w:hAnsi="Times New Roman" w:eastAsia="Times New Roman"/>
                 <w:b/>
                 <w:i w:val="0"/>
-                <w:sz w:val="18"/>
+                <w:sz w:val="20"/>
               </w:rPr>
               <w:t>Задача 7</w:t>
             </w:r>
@@ -3981,28 +3887,27 @@
         </w:tc>
         <w:tc>
           <w:tcPr>
-            <w:tcW w:type="dxa" w:w="884"/>
+            <w:tcW w:type="dxa" w:w="951"/>
             <w:tcMar>
-              <w:top w:w="45" w:type="dxa"/>
-              <w:start w:w="45" w:type="dxa"/>
-              <w:bottom w:w="45" w:type="dxa"/>
-              <w:end w:w="45" w:type="dxa"/>
+              <w:top w:w="55" w:type="dxa"/>
+              <w:start w:w="65" w:type="dxa"/>
+              <w:bottom w:w="55" w:type="dxa"/>
+              <w:end w:w="65" w:type="dxa"/>
             </w:tcMar>
             <w:vAlign w:val="center"/>
             <w:shd w:fill="D9E2F3"/>
           </w:tcPr>
           <w:p>
             <w:pPr>
-              <w:spacing w:line="240" w:lineRule="auto" w:after="0"/>
+              <w:spacing w:line="240" w:lineRule="auto" w:before="0" w:after="0"/>
               <w:jc w:val="center"/>
             </w:pPr>
-            <w:r/>
             <w:r>
               <w:rPr>
                 <w:rFonts w:ascii="Times New Roman" w:hAnsi="Times New Roman" w:eastAsia="Times New Roman"/>
                 <w:b/>
                 <w:i w:val="0"/>
-                <w:sz w:val="18"/>
+                <w:sz w:val="20"/>
               </w:rPr>
               <w:t>Задача 8</w:t>
             </w:r>
@@ -4015,27 +3920,26 @@
         </w:trPr>
         <w:tc>
           <w:tcPr>
-            <w:tcW w:type="dxa" w:w="2268"/>
+            <w:tcW w:type="dxa" w:w="1796"/>
             <w:tcMar>
-              <w:top w:w="45" w:type="dxa"/>
-              <w:start w:w="45" w:type="dxa"/>
-              <w:bottom w:w="45" w:type="dxa"/>
-              <w:end w:w="45" w:type="dxa"/>
+              <w:top w:w="55" w:type="dxa"/>
+              <w:start w:w="65" w:type="dxa"/>
+              <w:bottom w:w="55" w:type="dxa"/>
+              <w:end w:w="65" w:type="dxa"/>
             </w:tcMar>
             <w:vAlign w:val="center"/>
           </w:tcPr>
           <w:p>
             <w:pPr>
-              <w:spacing w:line="240" w:lineRule="auto" w:after="0"/>
+              <w:spacing w:line="240" w:lineRule="auto" w:before="0" w:after="0"/>
               <w:jc w:val="left"/>
             </w:pPr>
-            <w:r/>
             <w:r>
               <w:rPr>
                 <w:rFonts w:ascii="Times New Roman" w:hAnsi="Times New Roman" w:eastAsia="Times New Roman"/>
                 <w:b w:val="0"/>
                 <w:i w:val="0"/>
-                <w:sz w:val="18"/>
+                <w:sz w:val="20"/>
               </w:rPr>
               <w:t>Ситуация 1</w:t>
             </w:r>
@@ -4043,46 +3947,44 @@
         </w:tc>
         <w:tc>
           <w:tcPr>
-            <w:tcW w:type="dxa" w:w="884"/>
+            <w:tcW w:type="dxa" w:w="944"/>
             <w:tcMar>
-              <w:top w:w="45" w:type="dxa"/>
-              <w:start w:w="45" w:type="dxa"/>
-              <w:bottom w:w="45" w:type="dxa"/>
-              <w:end w:w="45" w:type="dxa"/>
+              <w:top w:w="55" w:type="dxa"/>
+              <w:start w:w="65" w:type="dxa"/>
+              <w:bottom w:w="55" w:type="dxa"/>
+              <w:end w:w="65" w:type="dxa"/>
             </w:tcMar>
             <w:vAlign w:val="center"/>
           </w:tcPr>
           <w:p>
             <w:pPr>
-              <w:spacing w:line="240" w:lineRule="auto" w:after="0"/>
-              <w:jc w:val="center"/>
+              <w:spacing w:line="240" w:lineRule="auto" w:before="0" w:after="0"/>
+              <w:jc w:val="left"/>
             </w:pPr>
-            <w:r/>
           </w:p>
         </w:tc>
         <w:tc>
           <w:tcPr>
-            <w:tcW w:type="dxa" w:w="884"/>
+            <w:tcW w:type="dxa" w:w="944"/>
             <w:tcMar>
-              <w:top w:w="45" w:type="dxa"/>
-              <w:start w:w="45" w:type="dxa"/>
-              <w:bottom w:w="45" w:type="dxa"/>
-              <w:end w:w="45" w:type="dxa"/>
+              <w:top w:w="55" w:type="dxa"/>
+              <w:start w:w="65" w:type="dxa"/>
+              <w:bottom w:w="55" w:type="dxa"/>
+              <w:end w:w="65" w:type="dxa"/>
             </w:tcMar>
             <w:vAlign w:val="center"/>
           </w:tcPr>
           <w:p>
             <w:pPr>
-              <w:spacing w:line="240" w:lineRule="auto" w:after="0"/>
-              <w:jc w:val="center"/>
+              <w:spacing w:line="240" w:lineRule="auto" w:before="0" w:after="0"/>
+              <w:jc w:val="left"/>
             </w:pPr>
-            <w:r/>
             <w:r>
               <w:rPr>
                 <w:rFonts w:ascii="Times New Roman" w:hAnsi="Times New Roman" w:eastAsia="Times New Roman"/>
                 <w:b w:val="0"/>
                 <w:i w:val="0"/>
-                <w:sz w:val="18"/>
+                <w:sz w:val="20"/>
               </w:rPr>
               <w:t>✓</w:t>
             </w:r>
@@ -4090,27 +3992,26 @@
         </w:tc>
         <w:tc>
           <w:tcPr>
-            <w:tcW w:type="dxa" w:w="884"/>
+            <w:tcW w:type="dxa" w:w="944"/>
             <w:tcMar>
-              <w:top w:w="45" w:type="dxa"/>
-              <w:start w:w="45" w:type="dxa"/>
-              <w:bottom w:w="45" w:type="dxa"/>
-              <w:end w:w="45" w:type="dxa"/>
+              <w:top w:w="55" w:type="dxa"/>
+              <w:start w:w="65" w:type="dxa"/>
+              <w:bottom w:w="55" w:type="dxa"/>
+              <w:end w:w="65" w:type="dxa"/>
             </w:tcMar>
             <w:vAlign w:val="center"/>
           </w:tcPr>
           <w:p>
             <w:pPr>
-              <w:spacing w:line="240" w:lineRule="auto" w:after="0"/>
-              <w:jc w:val="center"/>
+              <w:spacing w:line="240" w:lineRule="auto" w:before="0" w:after="0"/>
+              <w:jc w:val="left"/>
             </w:pPr>
-            <w:r/>
             <w:r>
               <w:rPr>
                 <w:rFonts w:ascii="Times New Roman" w:hAnsi="Times New Roman" w:eastAsia="Times New Roman"/>
                 <w:b w:val="0"/>
                 <w:i w:val="0"/>
-                <w:sz w:val="18"/>
+                <w:sz w:val="20"/>
               </w:rPr>
               <w:t>✓</w:t>
             </w:r>
@@ -4118,27 +4019,26 @@
         </w:tc>
         <w:tc>
           <w:tcPr>
-            <w:tcW w:type="dxa" w:w="884"/>
+            <w:tcW w:type="dxa" w:w="944"/>
             <w:tcMar>
-              <w:top w:w="45" w:type="dxa"/>
-              <w:start w:w="45" w:type="dxa"/>
-              <w:bottom w:w="45" w:type="dxa"/>
-              <w:end w:w="45" w:type="dxa"/>
+              <w:top w:w="55" w:type="dxa"/>
+              <w:start w:w="65" w:type="dxa"/>
+              <w:bottom w:w="55" w:type="dxa"/>
+              <w:end w:w="65" w:type="dxa"/>
             </w:tcMar>
             <w:vAlign w:val="center"/>
           </w:tcPr>
           <w:p>
             <w:pPr>
-              <w:spacing w:line="240" w:lineRule="auto" w:after="0"/>
-              <w:jc w:val="center"/>
+              <w:spacing w:line="240" w:lineRule="auto" w:before="0" w:after="0"/>
+              <w:jc w:val="left"/>
             </w:pPr>
-            <w:r/>
             <w:r>
               <w:rPr>
                 <w:rFonts w:ascii="Times New Roman" w:hAnsi="Times New Roman" w:eastAsia="Times New Roman"/>
                 <w:b w:val="0"/>
                 <w:i w:val="0"/>
-                <w:sz w:val="18"/>
+                <w:sz w:val="20"/>
               </w:rPr>
               <w:t>✓</w:t>
             </w:r>
@@ -4146,78 +4046,74 @@
         </w:tc>
         <w:tc>
           <w:tcPr>
-            <w:tcW w:type="dxa" w:w="884"/>
+            <w:tcW w:type="dxa" w:w="944"/>
             <w:tcMar>
-              <w:top w:w="45" w:type="dxa"/>
-              <w:start w:w="45" w:type="dxa"/>
-              <w:bottom w:w="45" w:type="dxa"/>
-              <w:end w:w="45" w:type="dxa"/>
+              <w:top w:w="55" w:type="dxa"/>
+              <w:start w:w="65" w:type="dxa"/>
+              <w:bottom w:w="55" w:type="dxa"/>
+              <w:end w:w="65" w:type="dxa"/>
             </w:tcMar>
             <w:vAlign w:val="center"/>
           </w:tcPr>
           <w:p>
             <w:pPr>
-              <w:spacing w:line="240" w:lineRule="auto" w:after="0"/>
-              <w:jc w:val="center"/>
+              <w:spacing w:line="240" w:lineRule="auto" w:before="0" w:after="0"/>
+              <w:jc w:val="left"/>
             </w:pPr>
-            <w:r/>
           </w:p>
         </w:tc>
         <w:tc>
           <w:tcPr>
-            <w:tcW w:type="dxa" w:w="884"/>
+            <w:tcW w:type="dxa" w:w="944"/>
             <w:tcMar>
-              <w:top w:w="45" w:type="dxa"/>
-              <w:start w:w="45" w:type="dxa"/>
-              <w:bottom w:w="45" w:type="dxa"/>
-              <w:end w:w="45" w:type="dxa"/>
+              <w:top w:w="55" w:type="dxa"/>
+              <w:start w:w="65" w:type="dxa"/>
+              <w:bottom w:w="55" w:type="dxa"/>
+              <w:end w:w="65" w:type="dxa"/>
             </w:tcMar>
             <w:vAlign w:val="center"/>
           </w:tcPr>
           <w:p>
             <w:pPr>
-              <w:spacing w:line="240" w:lineRule="auto" w:after="0"/>
-              <w:jc w:val="center"/>
+              <w:spacing w:line="240" w:lineRule="auto" w:before="0" w:after="0"/>
+              <w:jc w:val="left"/>
             </w:pPr>
-            <w:r/>
           </w:p>
         </w:tc>
         <w:tc>
           <w:tcPr>
-            <w:tcW w:type="dxa" w:w="884"/>
+            <w:tcW w:type="dxa" w:w="944"/>
             <w:tcMar>
-              <w:top w:w="45" w:type="dxa"/>
-              <w:start w:w="45" w:type="dxa"/>
-              <w:bottom w:w="45" w:type="dxa"/>
-              <w:end w:w="45" w:type="dxa"/>
+              <w:top w:w="55" w:type="dxa"/>
+              <w:start w:w="65" w:type="dxa"/>
+              <w:bottom w:w="55" w:type="dxa"/>
+              <w:end w:w="65" w:type="dxa"/>
             </w:tcMar>
             <w:vAlign w:val="center"/>
           </w:tcPr>
           <w:p>
             <w:pPr>
-              <w:spacing w:line="240" w:lineRule="auto" w:after="0"/>
-              <w:jc w:val="center"/>
+              <w:spacing w:line="240" w:lineRule="auto" w:before="0" w:after="0"/>
+              <w:jc w:val="left"/>
             </w:pPr>
-            <w:r/>
           </w:p>
         </w:tc>
         <w:tc>
           <w:tcPr>
-            <w:tcW w:type="dxa" w:w="884"/>
+            <w:tcW w:type="dxa" w:w="951"/>
             <w:tcMar>
-              <w:top w:w="45" w:type="dxa"/>
-              <w:start w:w="45" w:type="dxa"/>
-              <w:bottom w:w="45" w:type="dxa"/>
-              <w:end w:w="45" w:type="dxa"/>
+              <w:top w:w="55" w:type="dxa"/>
+              <w:start w:w="65" w:type="dxa"/>
+              <w:bottom w:w="55" w:type="dxa"/>
+              <w:end w:w="65" w:type="dxa"/>
             </w:tcMar>
             <w:vAlign w:val="center"/>
           </w:tcPr>
           <w:p>
             <w:pPr>
-              <w:spacing w:line="240" w:lineRule="auto" w:after="0"/>
-              <w:jc w:val="center"/>
+              <w:spacing w:line="240" w:lineRule="auto" w:before="0" w:after="0"/>
+              <w:jc w:val="left"/>
             </w:pPr>
-            <w:r/>
           </w:p>
         </w:tc>
       </w:tr>
@@ -4227,27 +4123,26 @@
         </w:trPr>
         <w:tc>
           <w:tcPr>
-            <w:tcW w:type="dxa" w:w="2268"/>
+            <w:tcW w:type="dxa" w:w="1796"/>
             <w:tcMar>
-              <w:top w:w="45" w:type="dxa"/>
-              <w:start w:w="45" w:type="dxa"/>
-              <w:bottom w:w="45" w:type="dxa"/>
-              <w:end w:w="45" w:type="dxa"/>
+              <w:top w:w="55" w:type="dxa"/>
+              <w:start w:w="65" w:type="dxa"/>
+              <w:bottom w:w="55" w:type="dxa"/>
+              <w:end w:w="65" w:type="dxa"/>
             </w:tcMar>
             <w:vAlign w:val="center"/>
           </w:tcPr>
           <w:p>
             <w:pPr>
-              <w:spacing w:line="240" w:lineRule="auto" w:after="0"/>
+              <w:spacing w:line="240" w:lineRule="auto" w:before="0" w:after="0"/>
               <w:jc w:val="left"/>
             </w:pPr>
-            <w:r/>
             <w:r>
               <w:rPr>
                 <w:rFonts w:ascii="Times New Roman" w:hAnsi="Times New Roman" w:eastAsia="Times New Roman"/>
                 <w:b w:val="0"/>
                 <w:i w:val="0"/>
-                <w:sz w:val="18"/>
+                <w:sz w:val="20"/>
               </w:rPr>
               <w:t>Ситуация 2</w:t>
             </w:r>
@@ -4255,46 +4150,44 @@
         </w:tc>
         <w:tc>
           <w:tcPr>
-            <w:tcW w:type="dxa" w:w="884"/>
+            <w:tcW w:type="dxa" w:w="944"/>
             <w:tcMar>
-              <w:top w:w="45" w:type="dxa"/>
-              <w:start w:w="45" w:type="dxa"/>
-              <w:bottom w:w="45" w:type="dxa"/>
-              <w:end w:w="45" w:type="dxa"/>
+              <w:top w:w="55" w:type="dxa"/>
+              <w:start w:w="65" w:type="dxa"/>
+              <w:bottom w:w="55" w:type="dxa"/>
+              <w:end w:w="65" w:type="dxa"/>
             </w:tcMar>
             <w:vAlign w:val="center"/>
           </w:tcPr>
           <w:p>
             <w:pPr>
-              <w:spacing w:line="240" w:lineRule="auto" w:after="0"/>
-              <w:jc w:val="center"/>
+              <w:spacing w:line="240" w:lineRule="auto" w:before="0" w:after="0"/>
+              <w:jc w:val="left"/>
             </w:pPr>
-            <w:r/>
           </w:p>
         </w:tc>
         <w:tc>
           <w:tcPr>
-            <w:tcW w:type="dxa" w:w="884"/>
+            <w:tcW w:type="dxa" w:w="944"/>
             <w:tcMar>
-              <w:top w:w="45" w:type="dxa"/>
-              <w:start w:w="45" w:type="dxa"/>
-              <w:bottom w:w="45" w:type="dxa"/>
-              <w:end w:w="45" w:type="dxa"/>
+              <w:top w:w="55" w:type="dxa"/>
+              <w:start w:w="65" w:type="dxa"/>
+              <w:bottom w:w="55" w:type="dxa"/>
+              <w:end w:w="65" w:type="dxa"/>
             </w:tcMar>
             <w:vAlign w:val="center"/>
           </w:tcPr>
           <w:p>
             <w:pPr>
-              <w:spacing w:line="240" w:lineRule="auto" w:after="0"/>
-              <w:jc w:val="center"/>
+              <w:spacing w:line="240" w:lineRule="auto" w:before="0" w:after="0"/>
+              <w:jc w:val="left"/>
             </w:pPr>
-            <w:r/>
             <w:r>
               <w:rPr>
                 <w:rFonts w:ascii="Times New Roman" w:hAnsi="Times New Roman" w:eastAsia="Times New Roman"/>
                 <w:b w:val="0"/>
                 <w:i w:val="0"/>
-                <w:sz w:val="18"/>
+                <w:sz w:val="20"/>
               </w:rPr>
               <w:t>✓</w:t>
             </w:r>
@@ -4302,46 +4195,44 @@
         </w:tc>
         <w:tc>
           <w:tcPr>
-            <w:tcW w:type="dxa" w:w="884"/>
+            <w:tcW w:type="dxa" w:w="944"/>
             <w:tcMar>
-              <w:top w:w="45" w:type="dxa"/>
-              <w:start w:w="45" w:type="dxa"/>
-              <w:bottom w:w="45" w:type="dxa"/>
-              <w:end w:w="45" w:type="dxa"/>
+              <w:top w:w="55" w:type="dxa"/>
+              <w:start w:w="65" w:type="dxa"/>
+              <w:bottom w:w="55" w:type="dxa"/>
+              <w:end w:w="65" w:type="dxa"/>
             </w:tcMar>
             <w:vAlign w:val="center"/>
           </w:tcPr>
           <w:p>
             <w:pPr>
-              <w:spacing w:line="240" w:lineRule="auto" w:after="0"/>
-              <w:jc w:val="center"/>
+              <w:spacing w:line="240" w:lineRule="auto" w:before="0" w:after="0"/>
+              <w:jc w:val="left"/>
             </w:pPr>
-            <w:r/>
           </w:p>
         </w:tc>
         <w:tc>
           <w:tcPr>
-            <w:tcW w:type="dxa" w:w="884"/>
+            <w:tcW w:type="dxa" w:w="944"/>
             <w:tcMar>
-              <w:top w:w="45" w:type="dxa"/>
-              <w:start w:w="45" w:type="dxa"/>
-              <w:bottom w:w="45" w:type="dxa"/>
-              <w:end w:w="45" w:type="dxa"/>
+              <w:top w:w="55" w:type="dxa"/>
+              <w:start w:w="65" w:type="dxa"/>
+              <w:bottom w:w="55" w:type="dxa"/>
+              <w:end w:w="65" w:type="dxa"/>
             </w:tcMar>
             <w:vAlign w:val="center"/>
           </w:tcPr>
           <w:p>
             <w:pPr>
-              <w:spacing w:line="240" w:lineRule="auto" w:after="0"/>
-              <w:jc w:val="center"/>
+              <w:spacing w:line="240" w:lineRule="auto" w:before="0" w:after="0"/>
+              <w:jc w:val="left"/>
             </w:pPr>
-            <w:r/>
             <w:r>
               <w:rPr>
                 <w:rFonts w:ascii="Times New Roman" w:hAnsi="Times New Roman" w:eastAsia="Times New Roman"/>
                 <w:b w:val="0"/>
                 <w:i w:val="0"/>
-                <w:sz w:val="18"/>
+                <w:sz w:val="20"/>
               </w:rPr>
               <w:t>✓</w:t>
             </w:r>
@@ -4349,27 +4240,26 @@
         </w:tc>
         <w:tc>
           <w:tcPr>
-            <w:tcW w:type="dxa" w:w="884"/>
+            <w:tcW w:type="dxa" w:w="944"/>
             <w:tcMar>
-              <w:top w:w="45" w:type="dxa"/>
-              <w:start w:w="45" w:type="dxa"/>
-              <w:bottom w:w="45" w:type="dxa"/>
-              <w:end w:w="45" w:type="dxa"/>
+              <w:top w:w="55" w:type="dxa"/>
+              <w:start w:w="65" w:type="dxa"/>
+              <w:bottom w:w="55" w:type="dxa"/>
+              <w:end w:w="65" w:type="dxa"/>
             </w:tcMar>
             <w:vAlign w:val="center"/>
           </w:tcPr>
           <w:p>
             <w:pPr>
-              <w:spacing w:line="240" w:lineRule="auto" w:after="0"/>
-              <w:jc w:val="center"/>
+              <w:spacing w:line="240" w:lineRule="auto" w:before="0" w:after="0"/>
+              <w:jc w:val="left"/>
             </w:pPr>
-            <w:r/>
             <w:r>
               <w:rPr>
                 <w:rFonts w:ascii="Times New Roman" w:hAnsi="Times New Roman" w:eastAsia="Times New Roman"/>
                 <w:b w:val="0"/>
                 <w:i w:val="0"/>
-                <w:sz w:val="18"/>
+                <w:sz w:val="20"/>
               </w:rPr>
               <w:t>✓</w:t>
             </w:r>
@@ -4377,59 +4267,56 @@
         </w:tc>
         <w:tc>
           <w:tcPr>
-            <w:tcW w:type="dxa" w:w="884"/>
+            <w:tcW w:type="dxa" w:w="944"/>
             <w:tcMar>
-              <w:top w:w="45" w:type="dxa"/>
-              <w:start w:w="45" w:type="dxa"/>
-              <w:bottom w:w="45" w:type="dxa"/>
-              <w:end w:w="45" w:type="dxa"/>
+              <w:top w:w="55" w:type="dxa"/>
+              <w:start w:w="65" w:type="dxa"/>
+              <w:bottom w:w="55" w:type="dxa"/>
+              <w:end w:w="65" w:type="dxa"/>
             </w:tcMar>
             <w:vAlign w:val="center"/>
           </w:tcPr>
           <w:p>
             <w:pPr>
-              <w:spacing w:line="240" w:lineRule="auto" w:after="0"/>
-              <w:jc w:val="center"/>
+              <w:spacing w:line="240" w:lineRule="auto" w:before="0" w:after="0"/>
+              <w:jc w:val="left"/>
             </w:pPr>
-            <w:r/>
           </w:p>
         </w:tc>
         <w:tc>
           <w:tcPr>
-            <w:tcW w:type="dxa" w:w="884"/>
+            <w:tcW w:type="dxa" w:w="944"/>
             <w:tcMar>
-              <w:top w:w="45" w:type="dxa"/>
-              <w:start w:w="45" w:type="dxa"/>
-              <w:bottom w:w="45" w:type="dxa"/>
-              <w:end w:w="45" w:type="dxa"/>
+              <w:top w:w="55" w:type="dxa"/>
+              <w:start w:w="65" w:type="dxa"/>
+              <w:bottom w:w="55" w:type="dxa"/>
+              <w:end w:w="65" w:type="dxa"/>
             </w:tcMar>
             <w:vAlign w:val="center"/>
           </w:tcPr>
           <w:p>
             <w:pPr>
-              <w:spacing w:line="240" w:lineRule="auto" w:after="0"/>
-              <w:jc w:val="center"/>
+              <w:spacing w:line="240" w:lineRule="auto" w:before="0" w:after="0"/>
+              <w:jc w:val="left"/>
             </w:pPr>
-            <w:r/>
           </w:p>
         </w:tc>
         <w:tc>
           <w:tcPr>
-            <w:tcW w:type="dxa" w:w="884"/>
+            <w:tcW w:type="dxa" w:w="951"/>
             <w:tcMar>
-              <w:top w:w="45" w:type="dxa"/>
-              <w:start w:w="45" w:type="dxa"/>
-              <w:bottom w:w="45" w:type="dxa"/>
-              <w:end w:w="45" w:type="dxa"/>
+              <w:top w:w="55" w:type="dxa"/>
+              <w:start w:w="65" w:type="dxa"/>
+              <w:bottom w:w="55" w:type="dxa"/>
+              <w:end w:w="65" w:type="dxa"/>
             </w:tcMar>
             <w:vAlign w:val="center"/>
           </w:tcPr>
           <w:p>
             <w:pPr>
-              <w:spacing w:line="240" w:lineRule="auto" w:after="0"/>
-              <w:jc w:val="center"/>
+              <w:spacing w:line="240" w:lineRule="auto" w:before="0" w:after="0"/>
+              <w:jc w:val="left"/>
             </w:pPr>
-            <w:r/>
           </w:p>
         </w:tc>
       </w:tr>
@@ -4439,27 +4326,26 @@
         </w:trPr>
         <w:tc>
           <w:tcPr>
-            <w:tcW w:type="dxa" w:w="2268"/>
+            <w:tcW w:type="dxa" w:w="1796"/>
             <w:tcMar>
-              <w:top w:w="45" w:type="dxa"/>
-              <w:start w:w="45" w:type="dxa"/>
-              <w:bottom w:w="45" w:type="dxa"/>
-              <w:end w:w="45" w:type="dxa"/>
+              <w:top w:w="55" w:type="dxa"/>
+              <w:start w:w="65" w:type="dxa"/>
+              <w:bottom w:w="55" w:type="dxa"/>
+              <w:end w:w="65" w:type="dxa"/>
             </w:tcMar>
             <w:vAlign w:val="center"/>
           </w:tcPr>
           <w:p>
             <w:pPr>
-              <w:spacing w:line="240" w:lineRule="auto" w:after="0"/>
+              <w:spacing w:line="240" w:lineRule="auto" w:before="0" w:after="0"/>
               <w:jc w:val="left"/>
             </w:pPr>
-            <w:r/>
             <w:r>
               <w:rPr>
                 <w:rFonts w:ascii="Times New Roman" w:hAnsi="Times New Roman" w:eastAsia="Times New Roman"/>
                 <w:b w:val="0"/>
                 <w:i w:val="0"/>
-                <w:sz w:val="18"/>
+                <w:sz w:val="20"/>
               </w:rPr>
               <w:t>Ситуация 3</w:t>
             </w:r>
@@ -4467,46 +4353,44 @@
         </w:tc>
         <w:tc>
           <w:tcPr>
-            <w:tcW w:type="dxa" w:w="884"/>
+            <w:tcW w:type="dxa" w:w="944"/>
             <w:tcMar>
-              <w:top w:w="45" w:type="dxa"/>
-              <w:start w:w="45" w:type="dxa"/>
-              <w:bottom w:w="45" w:type="dxa"/>
-              <w:end w:w="45" w:type="dxa"/>
+              <w:top w:w="55" w:type="dxa"/>
+              <w:start w:w="65" w:type="dxa"/>
+              <w:bottom w:w="55" w:type="dxa"/>
+              <w:end w:w="65" w:type="dxa"/>
             </w:tcMar>
             <w:vAlign w:val="center"/>
           </w:tcPr>
           <w:p>
             <w:pPr>
-              <w:spacing w:line="240" w:lineRule="auto" w:after="0"/>
-              <w:jc w:val="center"/>
+              <w:spacing w:line="240" w:lineRule="auto" w:before="0" w:after="0"/>
+              <w:jc w:val="left"/>
             </w:pPr>
-            <w:r/>
           </w:p>
         </w:tc>
         <w:tc>
           <w:tcPr>
-            <w:tcW w:type="dxa" w:w="884"/>
+            <w:tcW w:type="dxa" w:w="944"/>
             <w:tcMar>
-              <w:top w:w="45" w:type="dxa"/>
-              <w:start w:w="45" w:type="dxa"/>
-              <w:bottom w:w="45" w:type="dxa"/>
-              <w:end w:w="45" w:type="dxa"/>
+              <w:top w:w="55" w:type="dxa"/>
+              <w:start w:w="65" w:type="dxa"/>
+              <w:bottom w:w="55" w:type="dxa"/>
+              <w:end w:w="65" w:type="dxa"/>
             </w:tcMar>
             <w:vAlign w:val="center"/>
           </w:tcPr>
           <w:p>
             <w:pPr>
-              <w:spacing w:line="240" w:lineRule="auto" w:after="0"/>
-              <w:jc w:val="center"/>
+              <w:spacing w:line="240" w:lineRule="auto" w:before="0" w:after="0"/>
+              <w:jc w:val="left"/>
             </w:pPr>
-            <w:r/>
             <w:r>
               <w:rPr>
                 <w:rFonts w:ascii="Times New Roman" w:hAnsi="Times New Roman" w:eastAsia="Times New Roman"/>
                 <w:b w:val="0"/>
                 <w:i w:val="0"/>
-                <w:sz w:val="18"/>
+                <w:sz w:val="20"/>
               </w:rPr>
               <w:t>✓</w:t>
             </w:r>
@@ -4514,27 +4398,26 @@
         </w:tc>
         <w:tc>
           <w:tcPr>
-            <w:tcW w:type="dxa" w:w="884"/>
+            <w:tcW w:type="dxa" w:w="944"/>
             <w:tcMar>
-              <w:top w:w="45" w:type="dxa"/>
-              <w:start w:w="45" w:type="dxa"/>
-              <w:bottom w:w="45" w:type="dxa"/>
-              <w:end w:w="45" w:type="dxa"/>
+              <w:top w:w="55" w:type="dxa"/>
+              <w:start w:w="65" w:type="dxa"/>
+              <w:bottom w:w="55" w:type="dxa"/>
+              <w:end w:w="65" w:type="dxa"/>
             </w:tcMar>
             <w:vAlign w:val="center"/>
           </w:tcPr>
           <w:p>
             <w:pPr>
-              <w:spacing w:line="240" w:lineRule="auto" w:after="0"/>
-              <w:jc w:val="center"/>
+              <w:spacing w:line="240" w:lineRule="auto" w:before="0" w:after="0"/>
+              <w:jc w:val="left"/>
             </w:pPr>
-            <w:r/>
             <w:r>
               <w:rPr>
                 <w:rFonts w:ascii="Times New Roman" w:hAnsi="Times New Roman" w:eastAsia="Times New Roman"/>
                 <w:b w:val="0"/>
                 <w:i w:val="0"/>
-                <w:sz w:val="18"/>
+                <w:sz w:val="20"/>
               </w:rPr>
               <w:t>✓</w:t>
             </w:r>
@@ -4542,27 +4425,26 @@
         </w:tc>
         <w:tc>
           <w:tcPr>
-            <w:tcW w:type="dxa" w:w="884"/>
+            <w:tcW w:type="dxa" w:w="944"/>
             <w:tcMar>
-              <w:top w:w="45" w:type="dxa"/>
-              <w:start w:w="45" w:type="dxa"/>
-              <w:bottom w:w="45" w:type="dxa"/>
-              <w:end w:w="45" w:type="dxa"/>
+              <w:top w:w="55" w:type="dxa"/>
+              <w:start w:w="65" w:type="dxa"/>
+              <w:bottom w:w="55" w:type="dxa"/>
+              <w:end w:w="65" w:type="dxa"/>
             </w:tcMar>
             <w:vAlign w:val="center"/>
           </w:tcPr>
           <w:p>
             <w:pPr>
-              <w:spacing w:line="240" w:lineRule="auto" w:after="0"/>
-              <w:jc w:val="center"/>
+              <w:spacing w:line="240" w:lineRule="auto" w:before="0" w:after="0"/>
+              <w:jc w:val="left"/>
             </w:pPr>
-            <w:r/>
             <w:r>
               <w:rPr>
                 <w:rFonts w:ascii="Times New Roman" w:hAnsi="Times New Roman" w:eastAsia="Times New Roman"/>
                 <w:b w:val="0"/>
                 <w:i w:val="0"/>
-                <w:sz w:val="18"/>
+                <w:sz w:val="20"/>
               </w:rPr>
               <w:t>✓</w:t>
             </w:r>
@@ -4570,78 +4452,74 @@
         </w:tc>
         <w:tc>
           <w:tcPr>
-            <w:tcW w:type="dxa" w:w="884"/>
+            <w:tcW w:type="dxa" w:w="944"/>
             <w:tcMar>
-              <w:top w:w="45" w:type="dxa"/>
-              <w:start w:w="45" w:type="dxa"/>
-              <w:bottom w:w="45" w:type="dxa"/>
-              <w:end w:w="45" w:type="dxa"/>
+              <w:top w:w="55" w:type="dxa"/>
+              <w:start w:w="65" w:type="dxa"/>
+              <w:bottom w:w="55" w:type="dxa"/>
+              <w:end w:w="65" w:type="dxa"/>
             </w:tcMar>
             <w:vAlign w:val="center"/>
           </w:tcPr>
           <w:p>
             <w:pPr>
-              <w:spacing w:line="240" w:lineRule="auto" w:after="0"/>
-              <w:jc w:val="center"/>
+              <w:spacing w:line="240" w:lineRule="auto" w:before="0" w:after="0"/>
+              <w:jc w:val="left"/>
             </w:pPr>
-            <w:r/>
           </w:p>
         </w:tc>
         <w:tc>
           <w:tcPr>
-            <w:tcW w:type="dxa" w:w="884"/>
+            <w:tcW w:type="dxa" w:w="944"/>
             <w:tcMar>
-              <w:top w:w="45" w:type="dxa"/>
-              <w:start w:w="45" w:type="dxa"/>
-              <w:bottom w:w="45" w:type="dxa"/>
-              <w:end w:w="45" w:type="dxa"/>
+              <w:top w:w="55" w:type="dxa"/>
+              <w:start w:w="65" w:type="dxa"/>
+              <w:bottom w:w="55" w:type="dxa"/>
+              <w:end w:w="65" w:type="dxa"/>
             </w:tcMar>
             <w:vAlign w:val="center"/>
           </w:tcPr>
           <w:p>
             <w:pPr>
-              <w:spacing w:line="240" w:lineRule="auto" w:after="0"/>
-              <w:jc w:val="center"/>
+              <w:spacing w:line="240" w:lineRule="auto" w:before="0" w:after="0"/>
+              <w:jc w:val="left"/>
             </w:pPr>
-            <w:r/>
           </w:p>
         </w:tc>
         <w:tc>
           <w:tcPr>
-            <w:tcW w:type="dxa" w:w="884"/>
+            <w:tcW w:type="dxa" w:w="944"/>
             <w:tcMar>
-              <w:top w:w="45" w:type="dxa"/>
-              <w:start w:w="45" w:type="dxa"/>
-              <w:bottom w:w="45" w:type="dxa"/>
-              <w:end w:w="45" w:type="dxa"/>
+              <w:top w:w="55" w:type="dxa"/>
+              <w:start w:w="65" w:type="dxa"/>
+              <w:bottom w:w="55" w:type="dxa"/>
+              <w:end w:w="65" w:type="dxa"/>
             </w:tcMar>
             <w:vAlign w:val="center"/>
           </w:tcPr>
           <w:p>
             <w:pPr>
-              <w:spacing w:line="240" w:lineRule="auto" w:after="0"/>
-              <w:jc w:val="center"/>
+              <w:spacing w:line="240" w:lineRule="auto" w:before="0" w:after="0"/>
+              <w:jc w:val="left"/>
             </w:pPr>
-            <w:r/>
           </w:p>
         </w:tc>
         <w:tc>
           <w:tcPr>
-            <w:tcW w:type="dxa" w:w="884"/>
+            <w:tcW w:type="dxa" w:w="951"/>
             <w:tcMar>
-              <w:top w:w="45" w:type="dxa"/>
-              <w:start w:w="45" w:type="dxa"/>
-              <w:bottom w:w="45" w:type="dxa"/>
-              <w:end w:w="45" w:type="dxa"/>
+              <w:top w:w="55" w:type="dxa"/>
+              <w:start w:w="65" w:type="dxa"/>
+              <w:bottom w:w="55" w:type="dxa"/>
+              <w:end w:w="65" w:type="dxa"/>
             </w:tcMar>
             <w:vAlign w:val="center"/>
           </w:tcPr>
           <w:p>
             <w:pPr>
-              <w:spacing w:line="240" w:lineRule="auto" w:after="0"/>
-              <w:jc w:val="center"/>
+              <w:spacing w:line="240" w:lineRule="auto" w:before="0" w:after="0"/>
+              <w:jc w:val="left"/>
             </w:pPr>
-            <w:r/>
           </w:p>
         </w:tc>
       </w:tr>
@@ -4651,27 +4529,26 @@
         </w:trPr>
         <w:tc>
           <w:tcPr>
-            <w:tcW w:type="dxa" w:w="2268"/>
+            <w:tcW w:type="dxa" w:w="1796"/>
             <w:tcMar>
-              <w:top w:w="45" w:type="dxa"/>
-              <w:start w:w="45" w:type="dxa"/>
-              <w:bottom w:w="45" w:type="dxa"/>
-              <w:end w:w="45" w:type="dxa"/>
+              <w:top w:w="55" w:type="dxa"/>
+              <w:start w:w="65" w:type="dxa"/>
+              <w:bottom w:w="55" w:type="dxa"/>
+              <w:end w:w="65" w:type="dxa"/>
             </w:tcMar>
             <w:vAlign w:val="center"/>
           </w:tcPr>
           <w:p>
             <w:pPr>
-              <w:spacing w:line="240" w:lineRule="auto" w:after="0"/>
+              <w:spacing w:line="240" w:lineRule="auto" w:before="0" w:after="0"/>
               <w:jc w:val="left"/>
             </w:pPr>
-            <w:r/>
             <w:r>
               <w:rPr>
                 <w:rFonts w:ascii="Times New Roman" w:hAnsi="Times New Roman" w:eastAsia="Times New Roman"/>
                 <w:b w:val="0"/>
                 <w:i w:val="0"/>
-                <w:sz w:val="18"/>
+                <w:sz w:val="20"/>
               </w:rPr>
               <w:t>Ситуация 4</w:t>
             </w:r>
@@ -4679,46 +4556,44 @@
         </w:tc>
         <w:tc>
           <w:tcPr>
-            <w:tcW w:type="dxa" w:w="884"/>
+            <w:tcW w:type="dxa" w:w="944"/>
             <w:tcMar>
-              <w:top w:w="45" w:type="dxa"/>
-              <w:start w:w="45" w:type="dxa"/>
-              <w:bottom w:w="45" w:type="dxa"/>
-              <w:end w:w="45" w:type="dxa"/>
+              <w:top w:w="55" w:type="dxa"/>
+              <w:start w:w="65" w:type="dxa"/>
+              <w:bottom w:w="55" w:type="dxa"/>
+              <w:end w:w="65" w:type="dxa"/>
             </w:tcMar>
             <w:vAlign w:val="center"/>
           </w:tcPr>
           <w:p>
             <w:pPr>
-              <w:spacing w:line="240" w:lineRule="auto" w:after="0"/>
-              <w:jc w:val="center"/>
+              <w:spacing w:line="240" w:lineRule="auto" w:before="0" w:after="0"/>
+              <w:jc w:val="left"/>
             </w:pPr>
-            <w:r/>
           </w:p>
         </w:tc>
         <w:tc>
           <w:tcPr>
-            <w:tcW w:type="dxa" w:w="884"/>
+            <w:tcW w:type="dxa" w:w="944"/>
             <w:tcMar>
-              <w:top w:w="45" w:type="dxa"/>
-              <w:start w:w="45" w:type="dxa"/>
-              <w:bottom w:w="45" w:type="dxa"/>
-              <w:end w:w="45" w:type="dxa"/>
+              <w:top w:w="55" w:type="dxa"/>
+              <w:start w:w="65" w:type="dxa"/>
+              <w:bottom w:w="55" w:type="dxa"/>
+              <w:end w:w="65" w:type="dxa"/>
             </w:tcMar>
             <w:vAlign w:val="center"/>
           </w:tcPr>
           <w:p>
             <w:pPr>
-              <w:spacing w:line="240" w:lineRule="auto" w:after="0"/>
-              <w:jc w:val="center"/>
+              <w:spacing w:line="240" w:lineRule="auto" w:before="0" w:after="0"/>
+              <w:jc w:val="left"/>
             </w:pPr>
-            <w:r/>
             <w:r>
               <w:rPr>
                 <w:rFonts w:ascii="Times New Roman" w:hAnsi="Times New Roman" w:eastAsia="Times New Roman"/>
                 <w:b w:val="0"/>
                 <w:i w:val="0"/>
-                <w:sz w:val="18"/>
+                <w:sz w:val="20"/>
               </w:rPr>
               <w:t>✓</w:t>
             </w:r>
@@ -4726,46 +4601,44 @@
         </w:tc>
         <w:tc>
           <w:tcPr>
-            <w:tcW w:type="dxa" w:w="884"/>
+            <w:tcW w:type="dxa" w:w="944"/>
             <w:tcMar>
-              <w:top w:w="45" w:type="dxa"/>
-              <w:start w:w="45" w:type="dxa"/>
-              <w:bottom w:w="45" w:type="dxa"/>
-              <w:end w:w="45" w:type="dxa"/>
+              <w:top w:w="55" w:type="dxa"/>
+              <w:start w:w="65" w:type="dxa"/>
+              <w:bottom w:w="55" w:type="dxa"/>
+              <w:end w:w="65" w:type="dxa"/>
             </w:tcMar>
             <w:vAlign w:val="center"/>
           </w:tcPr>
           <w:p>
             <w:pPr>
-              <w:spacing w:line="240" w:lineRule="auto" w:after="0"/>
-              <w:jc w:val="center"/>
+              <w:spacing w:line="240" w:lineRule="auto" w:before="0" w:after="0"/>
+              <w:jc w:val="left"/>
             </w:pPr>
-            <w:r/>
           </w:p>
         </w:tc>
         <w:tc>
           <w:tcPr>
-            <w:tcW w:type="dxa" w:w="884"/>
+            <w:tcW w:type="dxa" w:w="944"/>
             <w:tcMar>
-              <w:top w:w="45" w:type="dxa"/>
-              <w:start w:w="45" w:type="dxa"/>
-              <w:bottom w:w="45" w:type="dxa"/>
-              <w:end w:w="45" w:type="dxa"/>
+              <w:top w:w="55" w:type="dxa"/>
+              <w:start w:w="65" w:type="dxa"/>
+              <w:bottom w:w="55" w:type="dxa"/>
+              <w:end w:w="65" w:type="dxa"/>
             </w:tcMar>
             <w:vAlign w:val="center"/>
           </w:tcPr>
           <w:p>
             <w:pPr>
-              <w:spacing w:line="240" w:lineRule="auto" w:after="0"/>
-              <w:jc w:val="center"/>
+              <w:spacing w:line="240" w:lineRule="auto" w:before="0" w:after="0"/>
+              <w:jc w:val="left"/>
             </w:pPr>
-            <w:r/>
             <w:r>
               <w:rPr>
                 <w:rFonts w:ascii="Times New Roman" w:hAnsi="Times New Roman" w:eastAsia="Times New Roman"/>
                 <w:b w:val="0"/>
                 <w:i w:val="0"/>
-                <w:sz w:val="18"/>
+                <w:sz w:val="20"/>
               </w:rPr>
               <w:t>✓</w:t>
             </w:r>
@@ -4773,27 +4646,26 @@
         </w:tc>
         <w:tc>
           <w:tcPr>
-            <w:tcW w:type="dxa" w:w="884"/>
+            <w:tcW w:type="dxa" w:w="944"/>
             <w:tcMar>
-              <w:top w:w="45" w:type="dxa"/>
-              <w:start w:w="45" w:type="dxa"/>
-              <w:bottom w:w="45" w:type="dxa"/>
-              <w:end w:w="45" w:type="dxa"/>
+              <w:top w:w="55" w:type="dxa"/>
+              <w:start w:w="65" w:type="dxa"/>
+              <w:bottom w:w="55" w:type="dxa"/>
+              <w:end w:w="65" w:type="dxa"/>
             </w:tcMar>
             <w:vAlign w:val="center"/>
           </w:tcPr>
           <w:p>
             <w:pPr>
-              <w:spacing w:line="240" w:lineRule="auto" w:after="0"/>
-              <w:jc w:val="center"/>
+              <w:spacing w:line="240" w:lineRule="auto" w:before="0" w:after="0"/>
+              <w:jc w:val="left"/>
             </w:pPr>
-            <w:r/>
             <w:r>
               <w:rPr>
                 <w:rFonts w:ascii="Times New Roman" w:hAnsi="Times New Roman" w:eastAsia="Times New Roman"/>
                 <w:b w:val="0"/>
                 <w:i w:val="0"/>
-                <w:sz w:val="18"/>
+                <w:sz w:val="20"/>
               </w:rPr>
               <w:t>✓</w:t>
             </w:r>
@@ -4801,59 +4673,56 @@
         </w:tc>
         <w:tc>
           <w:tcPr>
-            <w:tcW w:type="dxa" w:w="884"/>
+            <w:tcW w:type="dxa" w:w="944"/>
             <w:tcMar>
-              <w:top w:w="45" w:type="dxa"/>
-              <w:start w:w="45" w:type="dxa"/>
-              <w:bottom w:w="45" w:type="dxa"/>
-              <w:end w:w="45" w:type="dxa"/>
+              <w:top w:w="55" w:type="dxa"/>
+              <w:start w:w="65" w:type="dxa"/>
+              <w:bottom w:w="55" w:type="dxa"/>
+              <w:end w:w="65" w:type="dxa"/>
             </w:tcMar>
             <w:vAlign w:val="center"/>
           </w:tcPr>
           <w:p>
             <w:pPr>
-              <w:spacing w:line="240" w:lineRule="auto" w:after="0"/>
-              <w:jc w:val="center"/>
+              <w:spacing w:line="240" w:lineRule="auto" w:before="0" w:after="0"/>
+              <w:jc w:val="left"/>
             </w:pPr>
-            <w:r/>
           </w:p>
         </w:tc>
         <w:tc>
           <w:tcPr>
-            <w:tcW w:type="dxa" w:w="884"/>
+            <w:tcW w:type="dxa" w:w="944"/>
             <w:tcMar>
-              <w:top w:w="45" w:type="dxa"/>
-              <w:start w:w="45" w:type="dxa"/>
-              <w:bottom w:w="45" w:type="dxa"/>
-              <w:end w:w="45" w:type="dxa"/>
+              <w:top w:w="55" w:type="dxa"/>
+              <w:start w:w="65" w:type="dxa"/>
+              <w:bottom w:w="55" w:type="dxa"/>
+              <w:end w:w="65" w:type="dxa"/>
             </w:tcMar>
             <w:vAlign w:val="center"/>
           </w:tcPr>
           <w:p>
             <w:pPr>
-              <w:spacing w:line="240" w:lineRule="auto" w:after="0"/>
-              <w:jc w:val="center"/>
+              <w:spacing w:line="240" w:lineRule="auto" w:before="0" w:after="0"/>
+              <w:jc w:val="left"/>
             </w:pPr>
-            <w:r/>
           </w:p>
         </w:tc>
         <w:tc>
           <w:tcPr>
-            <w:tcW w:type="dxa" w:w="884"/>
+            <w:tcW w:type="dxa" w:w="951"/>
             <w:tcMar>
-              <w:top w:w="45" w:type="dxa"/>
-              <w:start w:w="45" w:type="dxa"/>
-              <w:bottom w:w="45" w:type="dxa"/>
-              <w:end w:w="45" w:type="dxa"/>
+              <w:top w:w="55" w:type="dxa"/>
+              <w:start w:w="65" w:type="dxa"/>
+              <w:bottom w:w="55" w:type="dxa"/>
+              <w:end w:w="65" w:type="dxa"/>
             </w:tcMar>
             <w:vAlign w:val="center"/>
           </w:tcPr>
           <w:p>
             <w:pPr>
-              <w:spacing w:line="240" w:lineRule="auto" w:after="0"/>
-              <w:jc w:val="center"/>
+              <w:spacing w:line="240" w:lineRule="auto" w:before="0" w:after="0"/>
+              <w:jc w:val="left"/>
             </w:pPr>
-            <w:r/>
           </w:p>
         </w:tc>
       </w:tr>
@@ -4863,27 +4732,26 @@
         </w:trPr>
         <w:tc>
           <w:tcPr>
-            <w:tcW w:type="dxa" w:w="2268"/>
+            <w:tcW w:type="dxa" w:w="1796"/>
             <w:tcMar>
-              <w:top w:w="45" w:type="dxa"/>
-              <w:start w:w="45" w:type="dxa"/>
-              <w:bottom w:w="45" w:type="dxa"/>
-              <w:end w:w="45" w:type="dxa"/>
+              <w:top w:w="55" w:type="dxa"/>
+              <w:start w:w="65" w:type="dxa"/>
+              <w:bottom w:w="55" w:type="dxa"/>
+              <w:end w:w="65" w:type="dxa"/>
             </w:tcMar>
             <w:vAlign w:val="center"/>
           </w:tcPr>
           <w:p>
             <w:pPr>
-              <w:spacing w:line="240" w:lineRule="auto" w:after="0"/>
+              <w:spacing w:line="240" w:lineRule="auto" w:before="0" w:after="0"/>
               <w:jc w:val="left"/>
             </w:pPr>
-            <w:r/>
             <w:r>
               <w:rPr>
                 <w:rFonts w:ascii="Times New Roman" w:hAnsi="Times New Roman" w:eastAsia="Times New Roman"/>
                 <w:b w:val="0"/>
                 <w:i w:val="0"/>
-                <w:sz w:val="18"/>
+                <w:sz w:val="20"/>
               </w:rPr>
               <w:t>Ситуация 5</w:t>
             </w:r>
@@ -4891,27 +4759,26 @@
         </w:tc>
         <w:tc>
           <w:tcPr>
-            <w:tcW w:type="dxa" w:w="884"/>
+            <w:tcW w:type="dxa" w:w="944"/>
             <w:tcMar>
-              <w:top w:w="45" w:type="dxa"/>
-              <w:start w:w="45" w:type="dxa"/>
-              <w:bottom w:w="45" w:type="dxa"/>
-              <w:end w:w="45" w:type="dxa"/>
+              <w:top w:w="55" w:type="dxa"/>
+              <w:start w:w="65" w:type="dxa"/>
+              <w:bottom w:w="55" w:type="dxa"/>
+              <w:end w:w="65" w:type="dxa"/>
             </w:tcMar>
             <w:vAlign w:val="center"/>
           </w:tcPr>
           <w:p>
             <w:pPr>
-              <w:spacing w:line="240" w:lineRule="auto" w:after="0"/>
-              <w:jc w:val="center"/>
+              <w:spacing w:line="240" w:lineRule="auto" w:before="0" w:after="0"/>
+              <w:jc w:val="left"/>
             </w:pPr>
-            <w:r/>
             <w:r>
               <w:rPr>
                 <w:rFonts w:ascii="Times New Roman" w:hAnsi="Times New Roman" w:eastAsia="Times New Roman"/>
                 <w:b w:val="0"/>
                 <w:i w:val="0"/>
-                <w:sz w:val="18"/>
+                <w:sz w:val="20"/>
               </w:rPr>
               <w:t>✓</w:t>
             </w:r>
@@ -4919,27 +4786,26 @@
         </w:tc>
         <w:tc>
           <w:tcPr>
-            <w:tcW w:type="dxa" w:w="884"/>
+            <w:tcW w:type="dxa" w:w="944"/>
             <w:tcMar>
-              <w:top w:w="45" w:type="dxa"/>
-              <w:start w:w="45" w:type="dxa"/>
-              <w:bottom w:w="45" w:type="dxa"/>
-              <w:end w:w="45" w:type="dxa"/>
+              <w:top w:w="55" w:type="dxa"/>
+              <w:start w:w="65" w:type="dxa"/>
+              <w:bottom w:w="55" w:type="dxa"/>
+              <w:end w:w="65" w:type="dxa"/>
             </w:tcMar>
             <w:vAlign w:val="center"/>
           </w:tcPr>
           <w:p>
             <w:pPr>
-              <w:spacing w:line="240" w:lineRule="auto" w:after="0"/>
-              <w:jc w:val="center"/>
+              <w:spacing w:line="240" w:lineRule="auto" w:before="0" w:after="0"/>
+              <w:jc w:val="left"/>
             </w:pPr>
-            <w:r/>
             <w:r>
               <w:rPr>
                 <w:rFonts w:ascii="Times New Roman" w:hAnsi="Times New Roman" w:eastAsia="Times New Roman"/>
                 <w:b w:val="0"/>
                 <w:i w:val="0"/>
-                <w:sz w:val="18"/>
+                <w:sz w:val="20"/>
               </w:rPr>
               <w:t>✓</w:t>
             </w:r>
@@ -4947,46 +4813,44 @@
         </w:tc>
         <w:tc>
           <w:tcPr>
-            <w:tcW w:type="dxa" w:w="884"/>
+            <w:tcW w:type="dxa" w:w="944"/>
             <w:tcMar>
-              <w:top w:w="45" w:type="dxa"/>
-              <w:start w:w="45" w:type="dxa"/>
-              <w:bottom w:w="45" w:type="dxa"/>
-              <w:end w:w="45" w:type="dxa"/>
+              <w:top w:w="55" w:type="dxa"/>
+              <w:start w:w="65" w:type="dxa"/>
+              <w:bottom w:w="55" w:type="dxa"/>
+              <w:end w:w="65" w:type="dxa"/>
             </w:tcMar>
             <w:vAlign w:val="center"/>
           </w:tcPr>
           <w:p>
             <w:pPr>
-              <w:spacing w:line="240" w:lineRule="auto" w:after="0"/>
-              <w:jc w:val="center"/>
+              <w:spacing w:line="240" w:lineRule="auto" w:before="0" w:after="0"/>
+              <w:jc w:val="left"/>
             </w:pPr>
-            <w:r/>
           </w:p>
         </w:tc>
         <w:tc>
           <w:tcPr>
-            <w:tcW w:type="dxa" w:w="884"/>
+            <w:tcW w:type="dxa" w:w="944"/>
             <w:tcMar>
-              <w:top w:w="45" w:type="dxa"/>
-              <w:start w:w="45" w:type="dxa"/>
-              <w:bottom w:w="45" w:type="dxa"/>
-              <w:end w:w="45" w:type="dxa"/>
+              <w:top w:w="55" w:type="dxa"/>
+              <w:start w:w="65" w:type="dxa"/>
+              <w:bottom w:w="55" w:type="dxa"/>
+              <w:end w:w="65" w:type="dxa"/>
             </w:tcMar>
             <w:vAlign w:val="center"/>
           </w:tcPr>
           <w:p>
             <w:pPr>
-              <w:spacing w:line="240" w:lineRule="auto" w:after="0"/>
-              <w:jc w:val="center"/>
+              <w:spacing w:line="240" w:lineRule="auto" w:before="0" w:after="0"/>
+              <w:jc w:val="left"/>
             </w:pPr>
-            <w:r/>
             <w:r>
               <w:rPr>
                 <w:rFonts w:ascii="Times New Roman" w:hAnsi="Times New Roman" w:eastAsia="Times New Roman"/>
                 <w:b w:val="0"/>
                 <w:i w:val="0"/>
-                <w:sz w:val="18"/>
+                <w:sz w:val="20"/>
               </w:rPr>
               <w:t>✓</w:t>
             </w:r>
@@ -4994,78 +4858,74 @@
         </w:tc>
         <w:tc>
           <w:tcPr>
-            <w:tcW w:type="dxa" w:w="884"/>
+            <w:tcW w:type="dxa" w:w="944"/>
             <w:tcMar>
-              <w:top w:w="45" w:type="dxa"/>
-              <w:start w:w="45" w:type="dxa"/>
-              <w:bottom w:w="45" w:type="dxa"/>
-              <w:end w:w="45" w:type="dxa"/>
+              <w:top w:w="55" w:type="dxa"/>
+              <w:start w:w="65" w:type="dxa"/>
+              <w:bottom w:w="55" w:type="dxa"/>
+              <w:end w:w="65" w:type="dxa"/>
             </w:tcMar>
             <w:vAlign w:val="center"/>
           </w:tcPr>
           <w:p>
             <w:pPr>
-              <w:spacing w:line="240" w:lineRule="auto" w:after="0"/>
-              <w:jc w:val="center"/>
+              <w:spacing w:line="240" w:lineRule="auto" w:before="0" w:after="0"/>
+              <w:jc w:val="left"/>
             </w:pPr>
-            <w:r/>
           </w:p>
         </w:tc>
         <w:tc>
           <w:tcPr>
-            <w:tcW w:type="dxa" w:w="884"/>
+            <w:tcW w:type="dxa" w:w="944"/>
             <w:tcMar>
-              <w:top w:w="45" w:type="dxa"/>
-              <w:start w:w="45" w:type="dxa"/>
-              <w:bottom w:w="45" w:type="dxa"/>
-              <w:end w:w="45" w:type="dxa"/>
+              <w:top w:w="55" w:type="dxa"/>
+              <w:start w:w="65" w:type="dxa"/>
+              <w:bottom w:w="55" w:type="dxa"/>
+              <w:end w:w="65" w:type="dxa"/>
             </w:tcMar>
             <w:vAlign w:val="center"/>
           </w:tcPr>
           <w:p>
             <w:pPr>
-              <w:spacing w:line="240" w:lineRule="auto" w:after="0"/>
-              <w:jc w:val="center"/>
+              <w:spacing w:line="240" w:lineRule="auto" w:before="0" w:after="0"/>
+              <w:jc w:val="left"/>
             </w:pPr>
-            <w:r/>
           </w:p>
         </w:tc>
         <w:tc>
           <w:tcPr>
-            <w:tcW w:type="dxa" w:w="884"/>
+            <w:tcW w:type="dxa" w:w="944"/>
             <w:tcMar>
-              <w:top w:w="45" w:type="dxa"/>
-              <w:start w:w="45" w:type="dxa"/>
-              <w:bottom w:w="45" w:type="dxa"/>
-              <w:end w:w="45" w:type="dxa"/>
+              <w:top w:w="55" w:type="dxa"/>
+              <w:start w:w="65" w:type="dxa"/>
+              <w:bottom w:w="55" w:type="dxa"/>
+              <w:end w:w="65" w:type="dxa"/>
             </w:tcMar>
             <w:vAlign w:val="center"/>
           </w:tcPr>
           <w:p>
             <w:pPr>
-              <w:spacing w:line="240" w:lineRule="auto" w:after="0"/>
-              <w:jc w:val="center"/>
+              <w:spacing w:line="240" w:lineRule="auto" w:before="0" w:after="0"/>
+              <w:jc w:val="left"/>
             </w:pPr>
-            <w:r/>
           </w:p>
         </w:tc>
         <w:tc>
           <w:tcPr>
-            <w:tcW w:type="dxa" w:w="884"/>
+            <w:tcW w:type="dxa" w:w="951"/>
             <w:tcMar>
-              <w:top w:w="45" w:type="dxa"/>
-              <w:start w:w="45" w:type="dxa"/>
-              <w:bottom w:w="45" w:type="dxa"/>
-              <w:end w:w="45" w:type="dxa"/>
+              <w:top w:w="55" w:type="dxa"/>
+              <w:start w:w="65" w:type="dxa"/>
+              <w:bottom w:w="55" w:type="dxa"/>
+              <w:end w:w="65" w:type="dxa"/>
             </w:tcMar>
             <w:vAlign w:val="center"/>
           </w:tcPr>
           <w:p>
             <w:pPr>
-              <w:spacing w:line="240" w:lineRule="auto" w:after="0"/>
-              <w:jc w:val="center"/>
+              <w:spacing w:line="240" w:lineRule="auto" w:before="0" w:after="0"/>
+              <w:jc w:val="left"/>
             </w:pPr>
-            <w:r/>
           </w:p>
         </w:tc>
       </w:tr>
@@ -5075,27 +4935,26 @@
         </w:trPr>
         <w:tc>
           <w:tcPr>
-            <w:tcW w:type="dxa" w:w="2268"/>
+            <w:tcW w:type="dxa" w:w="1796"/>
             <w:tcMar>
-              <w:top w:w="45" w:type="dxa"/>
-              <w:start w:w="45" w:type="dxa"/>
-              <w:bottom w:w="45" w:type="dxa"/>
-              <w:end w:w="45" w:type="dxa"/>
+              <w:top w:w="55" w:type="dxa"/>
+              <w:start w:w="65" w:type="dxa"/>
+              <w:bottom w:w="55" w:type="dxa"/>
+              <w:end w:w="65" w:type="dxa"/>
             </w:tcMar>
             <w:vAlign w:val="center"/>
           </w:tcPr>
           <w:p>
             <w:pPr>
-              <w:spacing w:line="240" w:lineRule="auto" w:after="0"/>
+              <w:spacing w:line="240" w:lineRule="auto" w:before="0" w:after="0"/>
               <w:jc w:val="left"/>
             </w:pPr>
-            <w:r/>
             <w:r>
               <w:rPr>
                 <w:rFonts w:ascii="Times New Roman" w:hAnsi="Times New Roman" w:eastAsia="Times New Roman"/>
                 <w:b w:val="0"/>
                 <w:i w:val="0"/>
-                <w:sz w:val="18"/>
+                <w:sz w:val="20"/>
               </w:rPr>
               <w:t>Ситуация 6</w:t>
             </w:r>
@@ -5103,46 +4962,44 @@
         </w:tc>
         <w:tc>
           <w:tcPr>
-            <w:tcW w:type="dxa" w:w="884"/>
+            <w:tcW w:type="dxa" w:w="944"/>
             <w:tcMar>
-              <w:top w:w="45" w:type="dxa"/>
-              <w:start w:w="45" w:type="dxa"/>
-              <w:bottom w:w="45" w:type="dxa"/>
-              <w:end w:w="45" w:type="dxa"/>
+              <w:top w:w="55" w:type="dxa"/>
+              <w:start w:w="65" w:type="dxa"/>
+              <w:bottom w:w="55" w:type="dxa"/>
+              <w:end w:w="65" w:type="dxa"/>
             </w:tcMar>
             <w:vAlign w:val="center"/>
           </w:tcPr>
           <w:p>
             <w:pPr>
-              <w:spacing w:line="240" w:lineRule="auto" w:after="0"/>
-              <w:jc w:val="center"/>
+              <w:spacing w:line="240" w:lineRule="auto" w:before="0" w:after="0"/>
+              <w:jc w:val="left"/>
             </w:pPr>
-            <w:r/>
           </w:p>
         </w:tc>
         <w:tc>
           <w:tcPr>
-            <w:tcW w:type="dxa" w:w="884"/>
+            <w:tcW w:type="dxa" w:w="944"/>
             <w:tcMar>
-              <w:top w:w="45" w:type="dxa"/>
-              <w:start w:w="45" w:type="dxa"/>
-              <w:bottom w:w="45" w:type="dxa"/>
-              <w:end w:w="45" w:type="dxa"/>
+              <w:top w:w="55" w:type="dxa"/>
+              <w:start w:w="65" w:type="dxa"/>
+              <w:bottom w:w="55" w:type="dxa"/>
+              <w:end w:w="65" w:type="dxa"/>
             </w:tcMar>
             <w:vAlign w:val="center"/>
           </w:tcPr>
           <w:p>
             <w:pPr>
-              <w:spacing w:line="240" w:lineRule="auto" w:after="0"/>
-              <w:jc w:val="center"/>
+              <w:spacing w:line="240" w:lineRule="auto" w:before="0" w:after="0"/>
+              <w:jc w:val="left"/>
             </w:pPr>
-            <w:r/>
             <w:r>
               <w:rPr>
                 <w:rFonts w:ascii="Times New Roman" w:hAnsi="Times New Roman" w:eastAsia="Times New Roman"/>
                 <w:b/>
                 <w:i w:val="0"/>
-                <w:sz w:val="18"/>
+                <w:sz w:val="20"/>
               </w:rPr>
               <w:t>2</w:t>
             </w:r>
@@ -5150,27 +5007,26 @@
         </w:tc>
         <w:tc>
           <w:tcPr>
-            <w:tcW w:type="dxa" w:w="884"/>
+            <w:tcW w:type="dxa" w:w="944"/>
             <w:tcMar>
-              <w:top w:w="45" w:type="dxa"/>
-              <w:start w:w="45" w:type="dxa"/>
-              <w:bottom w:w="45" w:type="dxa"/>
-              <w:end w:w="45" w:type="dxa"/>
+              <w:top w:w="55" w:type="dxa"/>
+              <w:start w:w="65" w:type="dxa"/>
+              <w:bottom w:w="55" w:type="dxa"/>
+              <w:end w:w="65" w:type="dxa"/>
             </w:tcMar>
             <w:vAlign w:val="center"/>
           </w:tcPr>
           <w:p>
             <w:pPr>
-              <w:spacing w:line="240" w:lineRule="auto" w:after="0"/>
-              <w:jc w:val="center"/>
+              <w:spacing w:line="240" w:lineRule="auto" w:before="0" w:after="0"/>
+              <w:jc w:val="left"/>
             </w:pPr>
-            <w:r/>
             <w:r>
               <w:rPr>
                 <w:rFonts w:ascii="Times New Roman" w:hAnsi="Times New Roman" w:eastAsia="Times New Roman"/>
                 <w:b/>
                 <w:i w:val="0"/>
-                <w:sz w:val="18"/>
+                <w:sz w:val="20"/>
               </w:rPr>
               <w:t>1</w:t>
             </w:r>
@@ -5178,27 +5034,26 @@
         </w:tc>
         <w:tc>
           <w:tcPr>
-            <w:tcW w:type="dxa" w:w="884"/>
+            <w:tcW w:type="dxa" w:w="944"/>
             <w:tcMar>
-              <w:top w:w="45" w:type="dxa"/>
-              <w:start w:w="45" w:type="dxa"/>
-              <w:bottom w:w="45" w:type="dxa"/>
-              <w:end w:w="45" w:type="dxa"/>
+              <w:top w:w="55" w:type="dxa"/>
+              <w:start w:w="65" w:type="dxa"/>
+              <w:bottom w:w="55" w:type="dxa"/>
+              <w:end w:w="65" w:type="dxa"/>
             </w:tcMar>
             <w:vAlign w:val="center"/>
           </w:tcPr>
           <w:p>
             <w:pPr>
-              <w:spacing w:line="240" w:lineRule="auto" w:after="0"/>
-              <w:jc w:val="center"/>
+              <w:spacing w:line="240" w:lineRule="auto" w:before="0" w:after="0"/>
+              <w:jc w:val="left"/>
             </w:pPr>
-            <w:r/>
             <w:r>
               <w:rPr>
                 <w:rFonts w:ascii="Times New Roman" w:hAnsi="Times New Roman" w:eastAsia="Times New Roman"/>
                 <w:b/>
                 <w:i w:val="0"/>
-                <w:sz w:val="18"/>
+                <w:sz w:val="20"/>
               </w:rPr>
               <w:t>3</w:t>
             </w:r>
@@ -5206,78 +5061,74 @@
         </w:tc>
         <w:tc>
           <w:tcPr>
-            <w:tcW w:type="dxa" w:w="884"/>
+            <w:tcW w:type="dxa" w:w="944"/>
             <w:tcMar>
-              <w:top w:w="45" w:type="dxa"/>
-              <w:start w:w="45" w:type="dxa"/>
-              <w:bottom w:w="45" w:type="dxa"/>
-              <w:end w:w="45" w:type="dxa"/>
+              <w:top w:w="55" w:type="dxa"/>
+              <w:start w:w="65" w:type="dxa"/>
+              <w:bottom w:w="55" w:type="dxa"/>
+              <w:end w:w="65" w:type="dxa"/>
             </w:tcMar>
             <w:vAlign w:val="center"/>
           </w:tcPr>
           <w:p>
             <w:pPr>
-              <w:spacing w:line="240" w:lineRule="auto" w:after="0"/>
-              <w:jc w:val="center"/>
+              <w:spacing w:line="240" w:lineRule="auto" w:before="0" w:after="0"/>
+              <w:jc w:val="left"/>
             </w:pPr>
-            <w:r/>
           </w:p>
         </w:tc>
         <w:tc>
           <w:tcPr>
-            <w:tcW w:type="dxa" w:w="884"/>
+            <w:tcW w:type="dxa" w:w="944"/>
             <w:tcMar>
-              <w:top w:w="45" w:type="dxa"/>
-              <w:start w:w="45" w:type="dxa"/>
-              <w:bottom w:w="45" w:type="dxa"/>
-              <w:end w:w="45" w:type="dxa"/>
+              <w:top w:w="55" w:type="dxa"/>
+              <w:start w:w="65" w:type="dxa"/>
+              <w:bottom w:w="55" w:type="dxa"/>
+              <w:end w:w="65" w:type="dxa"/>
             </w:tcMar>
             <w:vAlign w:val="center"/>
           </w:tcPr>
           <w:p>
             <w:pPr>
-              <w:spacing w:line="240" w:lineRule="auto" w:after="0"/>
-              <w:jc w:val="center"/>
+              <w:spacing w:line="240" w:lineRule="auto" w:before="0" w:after="0"/>
+              <w:jc w:val="left"/>
             </w:pPr>
-            <w:r/>
           </w:p>
         </w:tc>
         <w:tc>
           <w:tcPr>
-            <w:tcW w:type="dxa" w:w="884"/>
+            <w:tcW w:type="dxa" w:w="944"/>
             <w:tcMar>
-              <w:top w:w="45" w:type="dxa"/>
-              <w:start w:w="45" w:type="dxa"/>
-              <w:bottom w:w="45" w:type="dxa"/>
-              <w:end w:w="45" w:type="dxa"/>
+              <w:top w:w="55" w:type="dxa"/>
+              <w:start w:w="65" w:type="dxa"/>
+              <w:bottom w:w="55" w:type="dxa"/>
+              <w:end w:w="65" w:type="dxa"/>
             </w:tcMar>
             <w:vAlign w:val="center"/>
           </w:tcPr>
           <w:p>
             <w:pPr>
-              <w:spacing w:line="240" w:lineRule="auto" w:after="0"/>
-              <w:jc w:val="center"/>
+              <w:spacing w:line="240" w:lineRule="auto" w:before="0" w:after="0"/>
+              <w:jc w:val="left"/>
             </w:pPr>
-            <w:r/>
           </w:p>
         </w:tc>
         <w:tc>
           <w:tcPr>
-            <w:tcW w:type="dxa" w:w="884"/>
+            <w:tcW w:type="dxa" w:w="951"/>
             <w:tcMar>
-              <w:top w:w="45" w:type="dxa"/>
-              <w:start w:w="45" w:type="dxa"/>
-              <w:bottom w:w="45" w:type="dxa"/>
-              <w:end w:w="45" w:type="dxa"/>
+              <w:top w:w="55" w:type="dxa"/>
+              <w:start w:w="65" w:type="dxa"/>
+              <w:bottom w:w="55" w:type="dxa"/>
+              <w:end w:w="65" w:type="dxa"/>
             </w:tcMar>
             <w:vAlign w:val="center"/>
           </w:tcPr>
           <w:p>
             <w:pPr>
-              <w:spacing w:line="240" w:lineRule="auto" w:after="0"/>
-              <w:jc w:val="center"/>
+              <w:spacing w:line="240" w:lineRule="auto" w:before="0" w:after="0"/>
+              <w:jc w:val="left"/>
             </w:pPr>
-            <w:r/>
           </w:p>
         </w:tc>
       </w:tr>
@@ -5287,27 +5138,26 @@
         </w:trPr>
         <w:tc>
           <w:tcPr>
-            <w:tcW w:type="dxa" w:w="2268"/>
+            <w:tcW w:type="dxa" w:w="1796"/>
             <w:tcMar>
-              <w:top w:w="45" w:type="dxa"/>
-              <w:start w:w="45" w:type="dxa"/>
-              <w:bottom w:w="45" w:type="dxa"/>
-              <w:end w:w="45" w:type="dxa"/>
+              <w:top w:w="55" w:type="dxa"/>
+              <w:start w:w="65" w:type="dxa"/>
+              <w:bottom w:w="55" w:type="dxa"/>
+              <w:end w:w="65" w:type="dxa"/>
             </w:tcMar>
             <w:vAlign w:val="center"/>
           </w:tcPr>
           <w:p>
             <w:pPr>
-              <w:spacing w:line="240" w:lineRule="auto" w:after="0"/>
+              <w:spacing w:line="240" w:lineRule="auto" w:before="0" w:after="0"/>
               <w:jc w:val="left"/>
             </w:pPr>
-            <w:r/>
             <w:r>
               <w:rPr>
                 <w:rFonts w:ascii="Times New Roman" w:hAnsi="Times New Roman" w:eastAsia="Times New Roman"/>
                 <w:b w:val="0"/>
                 <w:i w:val="0"/>
-                <w:sz w:val="18"/>
+                <w:sz w:val="20"/>
               </w:rPr>
               <w:t>Ситуация 7</w:t>
             </w:r>
@@ -5315,46 +5165,44 @@
         </w:tc>
         <w:tc>
           <w:tcPr>
-            <w:tcW w:type="dxa" w:w="884"/>
+            <w:tcW w:type="dxa" w:w="944"/>
             <w:tcMar>
-              <w:top w:w="45" w:type="dxa"/>
-              <w:start w:w="45" w:type="dxa"/>
-              <w:bottom w:w="45" w:type="dxa"/>
-              <w:end w:w="45" w:type="dxa"/>
+              <w:top w:w="55" w:type="dxa"/>
+              <w:start w:w="65" w:type="dxa"/>
+              <w:bottom w:w="55" w:type="dxa"/>
+              <w:end w:w="65" w:type="dxa"/>
             </w:tcMar>
             <w:vAlign w:val="center"/>
           </w:tcPr>
           <w:p>
             <w:pPr>
-              <w:spacing w:line="240" w:lineRule="auto" w:after="0"/>
-              <w:jc w:val="center"/>
+              <w:spacing w:line="240" w:lineRule="auto" w:before="0" w:after="0"/>
+              <w:jc w:val="left"/>
             </w:pPr>
-            <w:r/>
           </w:p>
         </w:tc>
         <w:tc>
           <w:tcPr>
-            <w:tcW w:type="dxa" w:w="884"/>
+            <w:tcW w:type="dxa" w:w="944"/>
             <w:tcMar>
-              <w:top w:w="45" w:type="dxa"/>
-              <w:start w:w="45" w:type="dxa"/>
-              <w:bottom w:w="45" w:type="dxa"/>
-              <w:end w:w="45" w:type="dxa"/>
+              <w:top w:w="55" w:type="dxa"/>
+              <w:start w:w="65" w:type="dxa"/>
+              <w:bottom w:w="55" w:type="dxa"/>
+              <w:end w:w="65" w:type="dxa"/>
             </w:tcMar>
             <w:vAlign w:val="center"/>
           </w:tcPr>
           <w:p>
             <w:pPr>
-              <w:spacing w:line="240" w:lineRule="auto" w:after="0"/>
-              <w:jc w:val="center"/>
+              <w:spacing w:line="240" w:lineRule="auto" w:before="0" w:after="0"/>
+              <w:jc w:val="left"/>
             </w:pPr>
-            <w:r/>
             <w:r>
               <w:rPr>
                 <w:rFonts w:ascii="Times New Roman" w:hAnsi="Times New Roman" w:eastAsia="Times New Roman"/>
                 <w:b w:val="0"/>
                 <w:i w:val="0"/>
-                <w:sz w:val="18"/>
+                <w:sz w:val="20"/>
               </w:rPr>
               <w:t>✓</w:t>
             </w:r>
@@ -5362,27 +5210,26 @@
         </w:tc>
         <w:tc>
           <w:tcPr>
-            <w:tcW w:type="dxa" w:w="884"/>
+            <w:tcW w:type="dxa" w:w="944"/>
             <w:tcMar>
-              <w:top w:w="45" w:type="dxa"/>
-              <w:start w:w="45" w:type="dxa"/>
-              <w:bottom w:w="45" w:type="dxa"/>
-              <w:end w:w="45" w:type="dxa"/>
+              <w:top w:w="55" w:type="dxa"/>
+              <w:start w:w="65" w:type="dxa"/>
+              <w:bottom w:w="55" w:type="dxa"/>
+              <w:end w:w="65" w:type="dxa"/>
             </w:tcMar>
             <w:vAlign w:val="center"/>
           </w:tcPr>
           <w:p>
             <w:pPr>
-              <w:spacing w:line="240" w:lineRule="auto" w:after="0"/>
-              <w:jc w:val="center"/>
+              <w:spacing w:line="240" w:lineRule="auto" w:before="0" w:after="0"/>
+              <w:jc w:val="left"/>
             </w:pPr>
-            <w:r/>
             <w:r>
               <w:rPr>
                 <w:rFonts w:ascii="Times New Roman" w:hAnsi="Times New Roman" w:eastAsia="Times New Roman"/>
                 <w:b w:val="0"/>
                 <w:i w:val="0"/>
-                <w:sz w:val="18"/>
+                <w:sz w:val="20"/>
               </w:rPr>
               <w:t>✓</w:t>
             </w:r>
@@ -5390,27 +5237,26 @@
         </w:tc>
         <w:tc>
           <w:tcPr>
-            <w:tcW w:type="dxa" w:w="884"/>
+            <w:tcW w:type="dxa" w:w="944"/>
             <w:tcMar>
-              <w:top w:w="45" w:type="dxa"/>
-              <w:start w:w="45" w:type="dxa"/>
-              <w:bottom w:w="45" w:type="dxa"/>
-              <w:end w:w="45" w:type="dxa"/>
+              <w:top w:w="55" w:type="dxa"/>
+              <w:start w:w="65" w:type="dxa"/>
+              <w:bottom w:w="55" w:type="dxa"/>
+              <w:end w:w="65" w:type="dxa"/>
             </w:tcMar>
             <w:vAlign w:val="center"/>
           </w:tcPr>
           <w:p>
             <w:pPr>
-              <w:spacing w:line="240" w:lineRule="auto" w:after="0"/>
-              <w:jc w:val="center"/>
+              <w:spacing w:line="240" w:lineRule="auto" w:before="0" w:after="0"/>
+              <w:jc w:val="left"/>
             </w:pPr>
-            <w:r/>
             <w:r>
               <w:rPr>
                 <w:rFonts w:ascii="Times New Roman" w:hAnsi="Times New Roman" w:eastAsia="Times New Roman"/>
                 <w:b w:val="0"/>
                 <w:i w:val="0"/>
-                <w:sz w:val="18"/>
+                <w:sz w:val="20"/>
               </w:rPr>
               <w:t>✓</w:t>
             </w:r>
@@ -5418,85 +5264,81 @@
         </w:tc>
         <w:tc>
           <w:tcPr>
-            <w:tcW w:type="dxa" w:w="884"/>
+            <w:tcW w:type="dxa" w:w="944"/>
             <w:tcMar>
-              <w:top w:w="45" w:type="dxa"/>
-              <w:start w:w="45" w:type="dxa"/>
-              <w:bottom w:w="45" w:type="dxa"/>
-              <w:end w:w="45" w:type="dxa"/>
+              <w:top w:w="55" w:type="dxa"/>
+              <w:start w:w="65" w:type="dxa"/>
+              <w:bottom w:w="55" w:type="dxa"/>
+              <w:end w:w="65" w:type="dxa"/>
             </w:tcMar>
             <w:vAlign w:val="center"/>
           </w:tcPr>
           <w:p>
             <w:pPr>
-              <w:spacing w:line="240" w:lineRule="auto" w:after="0"/>
-              <w:jc w:val="center"/>
+              <w:spacing w:line="240" w:lineRule="auto" w:before="0" w:after="0"/>
+              <w:jc w:val="left"/>
             </w:pPr>
-            <w:r/>
           </w:p>
         </w:tc>
         <w:tc>
           <w:tcPr>
-            <w:tcW w:type="dxa" w:w="884"/>
+            <w:tcW w:type="dxa" w:w="944"/>
             <w:tcMar>
-              <w:top w:w="45" w:type="dxa"/>
-              <w:start w:w="45" w:type="dxa"/>
-              <w:bottom w:w="45" w:type="dxa"/>
-              <w:end w:w="45" w:type="dxa"/>
+              <w:top w:w="55" w:type="dxa"/>
+              <w:start w:w="65" w:type="dxa"/>
+              <w:bottom w:w="55" w:type="dxa"/>
+              <w:end w:w="65" w:type="dxa"/>
             </w:tcMar>
             <w:vAlign w:val="center"/>
           </w:tcPr>
           <w:p>
             <w:pPr>
-              <w:spacing w:line="240" w:lineRule="auto" w:after="0"/>
-              <w:jc w:val="center"/>
+              <w:spacing w:line="240" w:lineRule="auto" w:before="0" w:after="0"/>
+              <w:jc w:val="left"/>
             </w:pPr>
-            <w:r/>
           </w:p>
         </w:tc>
         <w:tc>
           <w:tcPr>
-            <w:tcW w:type="dxa" w:w="884"/>
+            <w:tcW w:type="dxa" w:w="944"/>
             <w:tcMar>
-              <w:top w:w="45" w:type="dxa"/>
-              <w:start w:w="45" w:type="dxa"/>
-              <w:bottom w:w="45" w:type="dxa"/>
-              <w:end w:w="45" w:type="dxa"/>
+              <w:top w:w="55" w:type="dxa"/>
+              <w:start w:w="65" w:type="dxa"/>
+              <w:bottom w:w="55" w:type="dxa"/>
+              <w:end w:w="65" w:type="dxa"/>
             </w:tcMar>
             <w:vAlign w:val="center"/>
           </w:tcPr>
           <w:p>
             <w:pPr>
-              <w:spacing w:line="240" w:lineRule="auto" w:after="0"/>
-              <w:jc w:val="center"/>
+              <w:spacing w:line="240" w:lineRule="auto" w:before="0" w:after="0"/>
+              <w:jc w:val="left"/>
             </w:pPr>
-            <w:r/>
           </w:p>
         </w:tc>
         <w:tc>
           <w:tcPr>
-            <w:tcW w:type="dxa" w:w="884"/>
+            <w:tcW w:type="dxa" w:w="951"/>
             <w:tcMar>
-              <w:top w:w="45" w:type="dxa"/>
-              <w:start w:w="45" w:type="dxa"/>
-              <w:bottom w:w="45" w:type="dxa"/>
-              <w:end w:w="45" w:type="dxa"/>
+              <w:top w:w="55" w:type="dxa"/>
+              <w:start w:w="65" w:type="dxa"/>
+              <w:bottom w:w="55" w:type="dxa"/>
+              <w:end w:w="65" w:type="dxa"/>
             </w:tcMar>
             <w:vAlign w:val="center"/>
           </w:tcPr>
           <w:p>
             <w:pPr>
-              <w:spacing w:line="240" w:lineRule="auto" w:after="0"/>
-              <w:jc w:val="center"/>
+              <w:spacing w:line="240" w:lineRule="auto" w:before="0" w:after="0"/>
+              <w:jc w:val="left"/>
             </w:pPr>
-            <w:r/>
           </w:p>
         </w:tc>
       </w:tr>
     </w:tbl>
     <w:p>
       <w:pPr>
-        <w:spacing w:after="0"/>
+        <w:spacing w:line="240" w:lineRule="auto" w:before="0" w:after="0"/>
       </w:pPr>
     </w:p>
     <w:p>
@@ -5753,7 +5595,3005 @@
           <w:i w:val="0"/>
           <w:sz w:val="32"/>
         </w:rPr>
-        <w:t>8. Метод компенсирующих действий</w:t>
+        <w:t>8. Задание 3. Отнесение ограничений к видам факторов</w:t>
+      </w:r>
+    </w:p>
+    <w:p>
+      <w:pPr>
+        <w:spacing w:line="360" w:lineRule="auto" w:before="0" w:after="0"/>
+        <w:ind w:firstLine="709"/>
+        <w:jc w:val="both"/>
+      </w:pPr>
+      <w:r>
+        <w:rPr>
+          <w:rFonts w:ascii="Times New Roman" w:hAnsi="Times New Roman" w:eastAsia="Times New Roman"/>
+          <w:b w:val="0"/>
+          <w:i w:val="0"/>
+          <w:sz w:val="28"/>
+        </w:rPr>
+        <w:t>Третье задание требует определить, с какими факторами принятия управленческого решения связано каждое из десяти ограничений таблицы II.2.1 ПЗ [1, с. 171–172]. Ниже сначала раскрыто содержание факторов, затем каждое ограничение отнесено к основному и сопутствующим факторам.</w:t>
+      </w:r>
+    </w:p>
+    <w:p>
+      <w:pPr>
+        <w:pStyle w:val="Heading2"/>
+      </w:pPr>
+      <w:r>
+        <w:rPr>
+          <w:rFonts w:ascii="Times New Roman" w:hAnsi="Times New Roman" w:eastAsia="Times New Roman"/>
+          <w:b/>
+          <w:i w:val="0"/>
+          <w:sz w:val="30"/>
+        </w:rPr>
+        <w:t>8.1. Содержание рассматриваемых факторов</w:t>
+      </w:r>
+    </w:p>
+    <w:tbl>
+      <w:tblPr>
+        <w:tblStyle w:val="TableGrid"/>
+        <w:tblW w:type="auto" w:w="0"/>
+        <w:jc w:val="center"/>
+        <w:tblLayout w:type="fixed"/>
+        <w:tblLook w:firstColumn="1" w:firstRow="1" w:lastColumn="0" w:lastRow="0" w:noHBand="0" w:noVBand="1" w:val="04A0"/>
+        <w:tblLayout w:type="fixed"/>
+      </w:tblPr>
+      <w:tblGrid>
+        <w:gridCol w:w="2326"/>
+        <w:gridCol w:w="7029"/>
+      </w:tblGrid>
+      <w:tr>
+        <w:trPr>
+          <w:cantSplit/>
+          <w:tblHeader w:val="true"/>
+        </w:trPr>
+        <w:tc>
+          <w:tcPr>
+            <w:tcW w:type="dxa" w:w="2326"/>
+            <w:tcMar>
+              <w:top w:w="55" w:type="dxa"/>
+              <w:start w:w="65" w:type="dxa"/>
+              <w:bottom w:w="55" w:type="dxa"/>
+              <w:end w:w="65" w:type="dxa"/>
+            </w:tcMar>
+            <w:vAlign w:val="center"/>
+            <w:shd w:fill="D9E2F3"/>
+          </w:tcPr>
+          <w:p>
+            <w:pPr>
+              <w:spacing w:line="240" w:lineRule="auto" w:before="0" w:after="0"/>
+              <w:jc w:val="center"/>
+            </w:pPr>
+            <w:r>
+              <w:rPr>
+                <w:rFonts w:ascii="Times New Roman" w:hAnsi="Times New Roman" w:eastAsia="Times New Roman"/>
+                <w:b/>
+                <w:i w:val="0"/>
+                <w:sz w:val="20"/>
+              </w:rPr>
+              <w:t>Фактор</w:t>
+            </w:r>
+          </w:p>
+        </w:tc>
+        <w:tc>
+          <w:tcPr>
+            <w:tcW w:type="dxa" w:w="7029"/>
+            <w:tcMar>
+              <w:top w:w="55" w:type="dxa"/>
+              <w:start w:w="65" w:type="dxa"/>
+              <w:bottom w:w="55" w:type="dxa"/>
+              <w:end w:w="65" w:type="dxa"/>
+            </w:tcMar>
+            <w:vAlign w:val="center"/>
+            <w:shd w:fill="D9E2F3"/>
+          </w:tcPr>
+          <w:p>
+            <w:pPr>
+              <w:spacing w:line="240" w:lineRule="auto" w:before="0" w:after="0"/>
+              <w:jc w:val="center"/>
+            </w:pPr>
+            <w:r>
+              <w:rPr>
+                <w:rFonts w:ascii="Times New Roman" w:hAnsi="Times New Roman" w:eastAsia="Times New Roman"/>
+                <w:b/>
+                <w:i w:val="0"/>
+                <w:sz w:val="20"/>
+              </w:rPr>
+              <w:t>Содержание применительно к ситуации</w:t>
+            </w:r>
+          </w:p>
+        </w:tc>
+      </w:tr>
+      <w:tr>
+        <w:trPr>
+          <w:cantSplit/>
+        </w:trPr>
+        <w:tc>
+          <w:tcPr>
+            <w:tcW w:type="dxa" w:w="2326"/>
+            <w:tcMar>
+              <w:top w:w="55" w:type="dxa"/>
+              <w:start w:w="65" w:type="dxa"/>
+              <w:bottom w:w="55" w:type="dxa"/>
+              <w:end w:w="65" w:type="dxa"/>
+            </w:tcMar>
+            <w:vAlign w:val="center"/>
+          </w:tcPr>
+          <w:p>
+            <w:pPr>
+              <w:spacing w:line="240" w:lineRule="auto" w:before="0" w:after="0"/>
+              <w:jc w:val="left"/>
+            </w:pPr>
+            <w:r>
+              <w:rPr>
+                <w:rFonts w:ascii="Times New Roman" w:hAnsi="Times New Roman" w:eastAsia="Times New Roman"/>
+                <w:b w:val="0"/>
+                <w:i w:val="0"/>
+                <w:sz w:val="20"/>
+              </w:rPr>
+              <w:t>Личностная оценка руководителя</w:t>
+            </w:r>
+          </w:p>
+        </w:tc>
+        <w:tc>
+          <w:tcPr>
+            <w:tcW w:type="dxa" w:w="7029"/>
+            <w:tcMar>
+              <w:top w:w="55" w:type="dxa"/>
+              <w:start w:w="65" w:type="dxa"/>
+              <w:bottom w:w="55" w:type="dxa"/>
+              <w:end w:w="65" w:type="dxa"/>
+            </w:tcMar>
+            <w:vAlign w:val="center"/>
+          </w:tcPr>
+          <w:p>
+            <w:pPr>
+              <w:spacing w:line="240" w:lineRule="auto" w:before="0" w:after="0"/>
+              <w:jc w:val="left"/>
+            </w:pPr>
+            <w:r>
+              <w:rPr>
+                <w:rFonts w:ascii="Times New Roman" w:hAnsi="Times New Roman" w:eastAsia="Times New Roman"/>
+                <w:b w:val="0"/>
+                <w:i w:val="0"/>
+                <w:sz w:val="20"/>
+              </w:rPr>
+              <w:t>Субъективная система ценностей, опыт, самочувствие, настрой и предпочтения менеджера, влияющие на то, какая задача будет признана важной.</w:t>
+            </w:r>
+          </w:p>
+        </w:tc>
+      </w:tr>
+      <w:tr>
+        <w:trPr>
+          <w:cantSplit/>
+        </w:trPr>
+        <w:tc>
+          <w:tcPr>
+            <w:tcW w:type="dxa" w:w="2326"/>
+            <w:tcMar>
+              <w:top w:w="55" w:type="dxa"/>
+              <w:start w:w="65" w:type="dxa"/>
+              <w:bottom w:w="55" w:type="dxa"/>
+              <w:end w:w="65" w:type="dxa"/>
+            </w:tcMar>
+            <w:vAlign w:val="center"/>
+          </w:tcPr>
+          <w:p>
+            <w:pPr>
+              <w:spacing w:line="240" w:lineRule="auto" w:before="0" w:after="0"/>
+              <w:jc w:val="left"/>
+            </w:pPr>
+            <w:r>
+              <w:rPr>
+                <w:rFonts w:ascii="Times New Roman" w:hAnsi="Times New Roman" w:eastAsia="Times New Roman"/>
+                <w:b w:val="0"/>
+                <w:i w:val="0"/>
+                <w:sz w:val="20"/>
+              </w:rPr>
+              <w:t>Среда принятия решения</w:t>
+            </w:r>
+          </w:p>
+        </w:tc>
+        <w:tc>
+          <w:tcPr>
+            <w:tcW w:type="dxa" w:w="7029"/>
+            <w:tcMar>
+              <w:top w:w="55" w:type="dxa"/>
+              <w:start w:w="65" w:type="dxa"/>
+              <w:bottom w:w="55" w:type="dxa"/>
+              <w:end w:w="65" w:type="dxa"/>
+            </w:tcMar>
+            <w:vAlign w:val="center"/>
+          </w:tcPr>
+          <w:p>
+            <w:pPr>
+              <w:spacing w:line="240" w:lineRule="auto" w:before="0" w:after="0"/>
+              <w:jc w:val="left"/>
+            </w:pPr>
+            <w:r>
+              <w:rPr>
+                <w:rFonts w:ascii="Times New Roman" w:hAnsi="Times New Roman" w:eastAsia="Times New Roman"/>
+                <w:b w:val="0"/>
+                <w:i w:val="0"/>
+                <w:sz w:val="20"/>
+              </w:rPr>
+              <w:t>Условия определённости, риска или неопределённости: состояние предприятия, наличие персонала, стабильность внешних связей.</w:t>
+            </w:r>
+          </w:p>
+        </w:tc>
+      </w:tr>
+      <w:tr>
+        <w:trPr>
+          <w:cantSplit/>
+        </w:trPr>
+        <w:tc>
+          <w:tcPr>
+            <w:tcW w:type="dxa" w:w="2326"/>
+            <w:tcMar>
+              <w:top w:w="55" w:type="dxa"/>
+              <w:start w:w="65" w:type="dxa"/>
+              <w:bottom w:w="55" w:type="dxa"/>
+              <w:end w:w="65" w:type="dxa"/>
+            </w:tcMar>
+            <w:vAlign w:val="center"/>
+          </w:tcPr>
+          <w:p>
+            <w:pPr>
+              <w:spacing w:line="240" w:lineRule="auto" w:before="0" w:after="0"/>
+              <w:jc w:val="left"/>
+            </w:pPr>
+            <w:r>
+              <w:rPr>
+                <w:rFonts w:ascii="Times New Roman" w:hAnsi="Times New Roman" w:eastAsia="Times New Roman"/>
+                <w:b w:val="0"/>
+                <w:i w:val="0"/>
+                <w:sz w:val="20"/>
+              </w:rPr>
+              <w:t>Уровень обеспечения информацией</w:t>
+            </w:r>
+          </w:p>
+        </w:tc>
+        <w:tc>
+          <w:tcPr>
+            <w:tcW w:type="dxa" w:w="7029"/>
+            <w:tcMar>
+              <w:top w:w="55" w:type="dxa"/>
+              <w:start w:w="65" w:type="dxa"/>
+              <w:bottom w:w="55" w:type="dxa"/>
+              <w:end w:w="65" w:type="dxa"/>
+            </w:tcMar>
+            <w:vAlign w:val="center"/>
+          </w:tcPr>
+          <w:p>
+            <w:pPr>
+              <w:spacing w:line="240" w:lineRule="auto" w:before="0" w:after="0"/>
+              <w:jc w:val="left"/>
+            </w:pPr>
+            <w:r>
+              <w:rPr>
+                <w:rFonts w:ascii="Times New Roman" w:hAnsi="Times New Roman" w:eastAsia="Times New Roman"/>
+                <w:b w:val="0"/>
+                <w:i w:val="0"/>
+                <w:sz w:val="20"/>
+              </w:rPr>
+              <w:t>Полнота, достоверность и своевременность данных, на которых основывается выбор.</w:t>
+            </w:r>
+          </w:p>
+        </w:tc>
+      </w:tr>
+      <w:tr>
+        <w:trPr>
+          <w:cantSplit/>
+        </w:trPr>
+        <w:tc>
+          <w:tcPr>
+            <w:tcW w:type="dxa" w:w="2326"/>
+            <w:tcMar>
+              <w:top w:w="55" w:type="dxa"/>
+              <w:start w:w="65" w:type="dxa"/>
+              <w:bottom w:w="55" w:type="dxa"/>
+              <w:end w:w="65" w:type="dxa"/>
+            </w:tcMar>
+            <w:vAlign w:val="center"/>
+          </w:tcPr>
+          <w:p>
+            <w:pPr>
+              <w:spacing w:line="240" w:lineRule="auto" w:before="0" w:after="0"/>
+              <w:jc w:val="left"/>
+            </w:pPr>
+            <w:r>
+              <w:rPr>
+                <w:rFonts w:ascii="Times New Roman" w:hAnsi="Times New Roman" w:eastAsia="Times New Roman"/>
+                <w:b w:val="0"/>
+                <w:i w:val="0"/>
+                <w:sz w:val="20"/>
+              </w:rPr>
+              <w:t>Личностные симпатии</w:t>
+            </w:r>
+          </w:p>
+        </w:tc>
+        <w:tc>
+          <w:tcPr>
+            <w:tcW w:type="dxa" w:w="7029"/>
+            <w:tcMar>
+              <w:top w:w="55" w:type="dxa"/>
+              <w:start w:w="65" w:type="dxa"/>
+              <w:bottom w:w="55" w:type="dxa"/>
+              <w:end w:w="65" w:type="dxa"/>
+            </w:tcMar>
+            <w:vAlign w:val="center"/>
+          </w:tcPr>
+          <w:p>
+            <w:pPr>
+              <w:spacing w:line="240" w:lineRule="auto" w:before="0" w:after="0"/>
+              <w:jc w:val="left"/>
+            </w:pPr>
+            <w:r>
+              <w:rPr>
+                <w:rFonts w:ascii="Times New Roman" w:hAnsi="Times New Roman" w:eastAsia="Times New Roman"/>
+                <w:b w:val="0"/>
+                <w:i w:val="0"/>
+                <w:sz w:val="20"/>
+              </w:rPr>
+              <w:t>Отношения доверия и расположения с конкретными людьми: семьёй, администрацией школы, партнёрами, подчинёнными.</w:t>
+            </w:r>
+          </w:p>
+        </w:tc>
+      </w:tr>
+      <w:tr>
+        <w:trPr>
+          <w:cantSplit/>
+        </w:trPr>
+        <w:tc>
+          <w:tcPr>
+            <w:tcW w:type="dxa" w:w="2326"/>
+            <w:tcMar>
+              <w:top w:w="55" w:type="dxa"/>
+              <w:start w:w="65" w:type="dxa"/>
+              <w:bottom w:w="55" w:type="dxa"/>
+              <w:end w:w="65" w:type="dxa"/>
+            </w:tcMar>
+            <w:vAlign w:val="center"/>
+          </w:tcPr>
+          <w:p>
+            <w:pPr>
+              <w:spacing w:line="240" w:lineRule="auto" w:before="0" w:after="0"/>
+              <w:jc w:val="left"/>
+            </w:pPr>
+            <w:r>
+              <w:rPr>
+                <w:rFonts w:ascii="Times New Roman" w:hAnsi="Times New Roman" w:eastAsia="Times New Roman"/>
+                <w:b w:val="0"/>
+                <w:i w:val="0"/>
+                <w:sz w:val="20"/>
+              </w:rPr>
+              <w:t>Взаимозависимость решений</w:t>
+            </w:r>
+          </w:p>
+        </w:tc>
+        <w:tc>
+          <w:tcPr>
+            <w:tcW w:type="dxa" w:w="7029"/>
+            <w:tcMar>
+              <w:top w:w="55" w:type="dxa"/>
+              <w:start w:w="65" w:type="dxa"/>
+              <w:bottom w:w="55" w:type="dxa"/>
+              <w:end w:w="65" w:type="dxa"/>
+            </w:tcMar>
+            <w:vAlign w:val="center"/>
+          </w:tcPr>
+          <w:p>
+            <w:pPr>
+              <w:spacing w:line="240" w:lineRule="auto" w:before="0" w:after="0"/>
+              <w:jc w:val="left"/>
+            </w:pPr>
+            <w:r>
+              <w:rPr>
+                <w:rFonts w:ascii="Times New Roman" w:hAnsi="Times New Roman" w:eastAsia="Times New Roman"/>
+                <w:b w:val="0"/>
+                <w:i w:val="0"/>
+                <w:sz w:val="20"/>
+              </w:rPr>
+              <w:t>Связь решения с другими решениями и действиями: одно действие делает возможным или невозможным следующее.</w:t>
+            </w:r>
+          </w:p>
+        </w:tc>
+      </w:tr>
+      <w:tr>
+        <w:trPr>
+          <w:cantSplit/>
+        </w:trPr>
+        <w:tc>
+          <w:tcPr>
+            <w:tcW w:type="dxa" w:w="2326"/>
+            <w:tcMar>
+              <w:top w:w="55" w:type="dxa"/>
+              <w:start w:w="65" w:type="dxa"/>
+              <w:bottom w:w="55" w:type="dxa"/>
+              <w:end w:w="65" w:type="dxa"/>
+            </w:tcMar>
+            <w:vAlign w:val="center"/>
+          </w:tcPr>
+          <w:p>
+            <w:pPr>
+              <w:spacing w:line="240" w:lineRule="auto" w:before="0" w:after="0"/>
+              <w:jc w:val="left"/>
+            </w:pPr>
+            <w:r>
+              <w:rPr>
+                <w:rFonts w:ascii="Times New Roman" w:hAnsi="Times New Roman" w:eastAsia="Times New Roman"/>
+                <w:b w:val="0"/>
+                <w:i w:val="0"/>
+                <w:sz w:val="20"/>
+              </w:rPr>
+              <w:t>Фактор сложности</w:t>
+            </w:r>
+          </w:p>
+        </w:tc>
+        <w:tc>
+          <w:tcPr>
+            <w:tcW w:type="dxa" w:w="7029"/>
+            <w:tcMar>
+              <w:top w:w="55" w:type="dxa"/>
+              <w:start w:w="65" w:type="dxa"/>
+              <w:bottom w:w="55" w:type="dxa"/>
+              <w:end w:w="65" w:type="dxa"/>
+            </w:tcMar>
+            <w:vAlign w:val="center"/>
+          </w:tcPr>
+          <w:p>
+            <w:pPr>
+              <w:spacing w:line="240" w:lineRule="auto" w:before="0" w:after="0"/>
+              <w:jc w:val="left"/>
+            </w:pPr>
+            <w:r>
+              <w:rPr>
+                <w:rFonts w:ascii="Times New Roman" w:hAnsi="Times New Roman" w:eastAsia="Times New Roman"/>
+                <w:b w:val="0"/>
+                <w:i w:val="0"/>
+                <w:sz w:val="20"/>
+              </w:rPr>
+              <w:t>Число участников, операций, согласований и ресурсов, необходимых для выполнения задачи.</w:t>
+            </w:r>
+          </w:p>
+        </w:tc>
+      </w:tr>
+      <w:tr>
+        <w:trPr>
+          <w:cantSplit/>
+        </w:trPr>
+        <w:tc>
+          <w:tcPr>
+            <w:tcW w:type="dxa" w:w="2326"/>
+            <w:tcMar>
+              <w:top w:w="55" w:type="dxa"/>
+              <w:start w:w="65" w:type="dxa"/>
+              <w:bottom w:w="55" w:type="dxa"/>
+              <w:end w:w="65" w:type="dxa"/>
+            </w:tcMar>
+            <w:vAlign w:val="center"/>
+          </w:tcPr>
+          <w:p>
+            <w:pPr>
+              <w:spacing w:line="240" w:lineRule="auto" w:before="0" w:after="0"/>
+              <w:jc w:val="left"/>
+            </w:pPr>
+            <w:r>
+              <w:rPr>
+                <w:rFonts w:ascii="Times New Roman" w:hAnsi="Times New Roman" w:eastAsia="Times New Roman"/>
+                <w:b w:val="0"/>
+                <w:i w:val="0"/>
+                <w:sz w:val="20"/>
+              </w:rPr>
+              <w:t>Перспективность действия решения</w:t>
+            </w:r>
+          </w:p>
+        </w:tc>
+        <w:tc>
+          <w:tcPr>
+            <w:tcW w:type="dxa" w:w="7029"/>
+            <w:tcMar>
+              <w:top w:w="55" w:type="dxa"/>
+              <w:start w:w="65" w:type="dxa"/>
+              <w:bottom w:w="55" w:type="dxa"/>
+              <w:end w:w="65" w:type="dxa"/>
+            </w:tcMar>
+            <w:vAlign w:val="center"/>
+          </w:tcPr>
+          <w:p>
+            <w:pPr>
+              <w:spacing w:line="240" w:lineRule="auto" w:before="0" w:after="0"/>
+              <w:jc w:val="left"/>
+            </w:pPr>
+            <w:r>
+              <w:rPr>
+                <w:rFonts w:ascii="Times New Roman" w:hAnsi="Times New Roman" w:eastAsia="Times New Roman"/>
+                <w:b w:val="0"/>
+                <w:i w:val="0"/>
+                <w:sz w:val="20"/>
+              </w:rPr>
+              <w:t>Срок, в течение которого решение сохраняет силу, и его влияние на будущие периоды.</w:t>
+            </w:r>
+          </w:p>
+        </w:tc>
+      </w:tr>
+      <w:tr>
+        <w:trPr>
+          <w:cantSplit/>
+        </w:trPr>
+        <w:tc>
+          <w:tcPr>
+            <w:tcW w:type="dxa" w:w="2326"/>
+            <w:tcMar>
+              <w:top w:w="55" w:type="dxa"/>
+              <w:start w:w="65" w:type="dxa"/>
+              <w:bottom w:w="55" w:type="dxa"/>
+              <w:end w:w="65" w:type="dxa"/>
+            </w:tcMar>
+            <w:vAlign w:val="center"/>
+          </w:tcPr>
+          <w:p>
+            <w:pPr>
+              <w:spacing w:line="240" w:lineRule="auto" w:before="0" w:after="0"/>
+              <w:jc w:val="left"/>
+            </w:pPr>
+            <w:r>
+              <w:rPr>
+                <w:rFonts w:ascii="Times New Roman" w:hAnsi="Times New Roman" w:eastAsia="Times New Roman"/>
+                <w:b w:val="0"/>
+                <w:i w:val="0"/>
+                <w:sz w:val="20"/>
+              </w:rPr>
+              <w:t>Финансовый фактор</w:t>
+            </w:r>
+          </w:p>
+        </w:tc>
+        <w:tc>
+          <w:tcPr>
+            <w:tcW w:type="dxa" w:w="7029"/>
+            <w:tcMar>
+              <w:top w:w="55" w:type="dxa"/>
+              <w:start w:w="65" w:type="dxa"/>
+              <w:bottom w:w="55" w:type="dxa"/>
+              <w:end w:w="65" w:type="dxa"/>
+            </w:tcMar>
+            <w:vAlign w:val="center"/>
+          </w:tcPr>
+          <w:p>
+            <w:pPr>
+              <w:spacing w:line="240" w:lineRule="auto" w:before="0" w:after="0"/>
+              <w:jc w:val="left"/>
+            </w:pPr>
+            <w:r>
+              <w:rPr>
+                <w:rFonts w:ascii="Times New Roman" w:hAnsi="Times New Roman" w:eastAsia="Times New Roman"/>
+                <w:b w:val="0"/>
+                <w:i w:val="0"/>
+                <w:sz w:val="20"/>
+              </w:rPr>
+              <w:t>Наличие денежных средств и возможность оплатить ресурсы, услуги или замену исполнителя.</w:t>
+            </w:r>
+          </w:p>
+        </w:tc>
+      </w:tr>
+      <w:tr>
+        <w:trPr>
+          <w:cantSplit/>
+        </w:trPr>
+        <w:tc>
+          <w:tcPr>
+            <w:tcW w:type="dxa" w:w="2326"/>
+            <w:tcMar>
+              <w:top w:w="55" w:type="dxa"/>
+              <w:start w:w="65" w:type="dxa"/>
+              <w:bottom w:w="55" w:type="dxa"/>
+              <w:end w:w="65" w:type="dxa"/>
+            </w:tcMar>
+            <w:vAlign w:val="center"/>
+          </w:tcPr>
+          <w:p>
+            <w:pPr>
+              <w:spacing w:line="240" w:lineRule="auto" w:before="0" w:after="0"/>
+              <w:jc w:val="left"/>
+            </w:pPr>
+            <w:r>
+              <w:rPr>
+                <w:rFonts w:ascii="Times New Roman" w:hAnsi="Times New Roman" w:eastAsia="Times New Roman"/>
+                <w:b w:val="0"/>
+                <w:i w:val="0"/>
+                <w:sz w:val="20"/>
+              </w:rPr>
+              <w:t>Различные виды эффектов</w:t>
+            </w:r>
+          </w:p>
+        </w:tc>
+        <w:tc>
+          <w:tcPr>
+            <w:tcW w:type="dxa" w:w="7029"/>
+            <w:tcMar>
+              <w:top w:w="55" w:type="dxa"/>
+              <w:start w:w="65" w:type="dxa"/>
+              <w:bottom w:w="55" w:type="dxa"/>
+              <w:end w:w="65" w:type="dxa"/>
+            </w:tcMar>
+            <w:vAlign w:val="center"/>
+          </w:tcPr>
+          <w:p>
+            <w:pPr>
+              <w:spacing w:line="240" w:lineRule="auto" w:before="0" w:after="0"/>
+              <w:jc w:val="left"/>
+            </w:pPr>
+            <w:r>
+              <w:rPr>
+                <w:rFonts w:ascii="Times New Roman" w:hAnsi="Times New Roman" w:eastAsia="Times New Roman"/>
+                <w:b w:val="0"/>
+                <w:i w:val="0"/>
+                <w:sz w:val="20"/>
+              </w:rPr>
+              <w:t>Экономический, социальный, нравственно-этический и технический результаты решения.</w:t>
+            </w:r>
+          </w:p>
+        </w:tc>
+      </w:tr>
+      <w:tr>
+        <w:trPr>
+          <w:cantSplit/>
+        </w:trPr>
+        <w:tc>
+          <w:tcPr>
+            <w:tcW w:type="dxa" w:w="2326"/>
+            <w:tcMar>
+              <w:top w:w="55" w:type="dxa"/>
+              <w:start w:w="65" w:type="dxa"/>
+              <w:bottom w:w="55" w:type="dxa"/>
+              <w:end w:w="65" w:type="dxa"/>
+            </w:tcMar>
+            <w:vAlign w:val="center"/>
+          </w:tcPr>
+          <w:p>
+            <w:pPr>
+              <w:spacing w:line="240" w:lineRule="auto" w:before="0" w:after="0"/>
+              <w:jc w:val="left"/>
+            </w:pPr>
+            <w:r>
+              <w:rPr>
+                <w:rFonts w:ascii="Times New Roman" w:hAnsi="Times New Roman" w:eastAsia="Times New Roman"/>
+                <w:b w:val="0"/>
+                <w:i w:val="0"/>
+                <w:sz w:val="20"/>
+              </w:rPr>
+              <w:t>Фактор риска</w:t>
+            </w:r>
+          </w:p>
+        </w:tc>
+        <w:tc>
+          <w:tcPr>
+            <w:tcW w:type="dxa" w:w="7029"/>
+            <w:tcMar>
+              <w:top w:w="55" w:type="dxa"/>
+              <w:start w:w="65" w:type="dxa"/>
+              <w:bottom w:w="55" w:type="dxa"/>
+              <w:end w:w="65" w:type="dxa"/>
+            </w:tcMar>
+            <w:vAlign w:val="center"/>
+          </w:tcPr>
+          <w:p>
+            <w:pPr>
+              <w:spacing w:line="240" w:lineRule="auto" w:before="0" w:after="0"/>
+              <w:jc w:val="left"/>
+            </w:pPr>
+            <w:r>
+              <w:rPr>
+                <w:rFonts w:ascii="Times New Roman" w:hAnsi="Times New Roman" w:eastAsia="Times New Roman"/>
+                <w:b w:val="0"/>
+                <w:i w:val="0"/>
+                <w:sz w:val="20"/>
+              </w:rPr>
+              <w:t>Вероятность неблагоприятного исхода и готовность руководителя действовать в условиях неопределённости.</w:t>
+            </w:r>
+          </w:p>
+        </w:tc>
+      </w:tr>
+    </w:tbl>
+    <w:p>
+      <w:pPr>
+        <w:spacing w:line="240" w:lineRule="auto" w:before="0" w:after="0"/>
+      </w:pPr>
+    </w:p>
+    <w:p>
+      <w:pPr>
+        <w:pStyle w:val="Heading2"/>
+      </w:pPr>
+      <w:r>
+        <w:rPr>
+          <w:rFonts w:ascii="Times New Roman" w:hAnsi="Times New Roman" w:eastAsia="Times New Roman"/>
+          <w:b/>
+          <w:i w:val="0"/>
+          <w:sz w:val="30"/>
+        </w:rPr>
+        <w:t>8.2. Отнесение каждого ограничения к факторам</w:t>
+      </w:r>
+    </w:p>
+    <w:tbl>
+      <w:tblPr>
+        <w:tblStyle w:val="TableGrid"/>
+        <w:tblW w:type="auto" w:w="0"/>
+        <w:jc w:val="center"/>
+        <w:tblLayout w:type="fixed"/>
+        <w:tblLook w:firstColumn="1" w:firstRow="1" w:lastColumn="0" w:lastRow="0" w:noHBand="0" w:noVBand="1" w:val="04A0"/>
+        <w:tblLayout w:type="fixed"/>
+      </w:tblPr>
+      <w:tblGrid>
+        <w:gridCol w:w="558"/>
+        <w:gridCol w:w="1529"/>
+        <w:gridCol w:w="1219"/>
+        <w:gridCol w:w="2207"/>
+        <w:gridCol w:w="3842"/>
+      </w:tblGrid>
+      <w:tr>
+        <w:trPr>
+          <w:cantSplit/>
+          <w:tblHeader w:val="true"/>
+        </w:trPr>
+        <w:tc>
+          <w:tcPr>
+            <w:tcW w:type="dxa" w:w="558"/>
+            <w:tcMar>
+              <w:top w:w="55" w:type="dxa"/>
+              <w:start w:w="65" w:type="dxa"/>
+              <w:bottom w:w="55" w:type="dxa"/>
+              <w:end w:w="65" w:type="dxa"/>
+            </w:tcMar>
+            <w:vAlign w:val="center"/>
+            <w:shd w:fill="D9E2F3"/>
+          </w:tcPr>
+          <w:p>
+            <w:pPr>
+              <w:spacing w:line="240" w:lineRule="auto" w:before="0" w:after="0"/>
+              <w:jc w:val="center"/>
+            </w:pPr>
+            <w:r>
+              <w:rPr>
+                <w:rFonts w:ascii="Times New Roman" w:hAnsi="Times New Roman" w:eastAsia="Times New Roman"/>
+                <w:b/>
+                <w:i w:val="0"/>
+                <w:sz w:val="20"/>
+              </w:rPr>
+              <w:t>№</w:t>
+            </w:r>
+          </w:p>
+        </w:tc>
+        <w:tc>
+          <w:tcPr>
+            <w:tcW w:type="dxa" w:w="1529"/>
+            <w:tcMar>
+              <w:top w:w="55" w:type="dxa"/>
+              <w:start w:w="65" w:type="dxa"/>
+              <w:bottom w:w="55" w:type="dxa"/>
+              <w:end w:w="65" w:type="dxa"/>
+            </w:tcMar>
+            <w:vAlign w:val="center"/>
+            <w:shd w:fill="D9E2F3"/>
+          </w:tcPr>
+          <w:p>
+            <w:pPr>
+              <w:spacing w:line="240" w:lineRule="auto" w:before="0" w:after="0"/>
+              <w:jc w:val="center"/>
+            </w:pPr>
+            <w:r>
+              <w:rPr>
+                <w:rFonts w:ascii="Times New Roman" w:hAnsi="Times New Roman" w:eastAsia="Times New Roman"/>
+                <w:b/>
+                <w:i w:val="0"/>
+                <w:sz w:val="20"/>
+              </w:rPr>
+              <w:t>Ограничение (табл. II.2.1 ПЗ)</w:t>
+            </w:r>
+          </w:p>
+        </w:tc>
+        <w:tc>
+          <w:tcPr>
+            <w:tcW w:type="dxa" w:w="1219"/>
+            <w:tcMar>
+              <w:top w:w="55" w:type="dxa"/>
+              <w:start w:w="65" w:type="dxa"/>
+              <w:bottom w:w="55" w:type="dxa"/>
+              <w:end w:w="65" w:type="dxa"/>
+            </w:tcMar>
+            <w:vAlign w:val="center"/>
+            <w:shd w:fill="D9E2F3"/>
+          </w:tcPr>
+          <w:p>
+            <w:pPr>
+              <w:spacing w:line="240" w:lineRule="auto" w:before="0" w:after="0"/>
+              <w:jc w:val="center"/>
+            </w:pPr>
+            <w:r>
+              <w:rPr>
+                <w:rFonts w:ascii="Times New Roman" w:hAnsi="Times New Roman" w:eastAsia="Times New Roman"/>
+                <w:b/>
+                <w:i w:val="0"/>
+                <w:sz w:val="20"/>
+              </w:rPr>
+              <w:t>Основной фактор</w:t>
+            </w:r>
+          </w:p>
+        </w:tc>
+        <w:tc>
+          <w:tcPr>
+            <w:tcW w:type="dxa" w:w="2207"/>
+            <w:tcMar>
+              <w:top w:w="55" w:type="dxa"/>
+              <w:start w:w="65" w:type="dxa"/>
+              <w:bottom w:w="55" w:type="dxa"/>
+              <w:end w:w="65" w:type="dxa"/>
+            </w:tcMar>
+            <w:vAlign w:val="center"/>
+            <w:shd w:fill="D9E2F3"/>
+          </w:tcPr>
+          <w:p>
+            <w:pPr>
+              <w:spacing w:line="240" w:lineRule="auto" w:before="0" w:after="0"/>
+              <w:jc w:val="center"/>
+            </w:pPr>
+            <w:r>
+              <w:rPr>
+                <w:rFonts w:ascii="Times New Roman" w:hAnsi="Times New Roman" w:eastAsia="Times New Roman"/>
+                <w:b/>
+                <w:i w:val="0"/>
+                <w:sz w:val="20"/>
+              </w:rPr>
+              <w:t>Сопутствующие факторы</w:t>
+            </w:r>
+          </w:p>
+        </w:tc>
+        <w:tc>
+          <w:tcPr>
+            <w:tcW w:type="dxa" w:w="3842"/>
+            <w:tcMar>
+              <w:top w:w="55" w:type="dxa"/>
+              <w:start w:w="65" w:type="dxa"/>
+              <w:bottom w:w="55" w:type="dxa"/>
+              <w:end w:w="65" w:type="dxa"/>
+            </w:tcMar>
+            <w:vAlign w:val="center"/>
+            <w:shd w:fill="D9E2F3"/>
+          </w:tcPr>
+          <w:p>
+            <w:pPr>
+              <w:spacing w:line="240" w:lineRule="auto" w:before="0" w:after="0"/>
+              <w:jc w:val="center"/>
+            </w:pPr>
+            <w:r>
+              <w:rPr>
+                <w:rFonts w:ascii="Times New Roman" w:hAnsi="Times New Roman" w:eastAsia="Times New Roman"/>
+                <w:b/>
+                <w:i w:val="0"/>
+                <w:sz w:val="20"/>
+              </w:rPr>
+              <w:t>Обоснование</w:t>
+            </w:r>
+          </w:p>
+        </w:tc>
+      </w:tr>
+      <w:tr>
+        <w:trPr>
+          <w:cantSplit/>
+        </w:trPr>
+        <w:tc>
+          <w:tcPr>
+            <w:tcW w:type="dxa" w:w="558"/>
+            <w:tcMar>
+              <w:top w:w="55" w:type="dxa"/>
+              <w:start w:w="65" w:type="dxa"/>
+              <w:bottom w:w="55" w:type="dxa"/>
+              <w:end w:w="65" w:type="dxa"/>
+            </w:tcMar>
+            <w:vAlign w:val="center"/>
+          </w:tcPr>
+          <w:p>
+            <w:pPr>
+              <w:spacing w:line="240" w:lineRule="auto" w:before="0" w:after="0"/>
+              <w:jc w:val="left"/>
+            </w:pPr>
+            <w:r>
+              <w:rPr>
+                <w:rFonts w:ascii="Times New Roman" w:hAnsi="Times New Roman" w:eastAsia="Times New Roman"/>
+                <w:b w:val="0"/>
+                <w:i w:val="0"/>
+                <w:sz w:val="20"/>
+              </w:rPr>
+              <w:t>1</w:t>
+            </w:r>
+          </w:p>
+        </w:tc>
+        <w:tc>
+          <w:tcPr>
+            <w:tcW w:type="dxa" w:w="1529"/>
+            <w:tcMar>
+              <w:top w:w="55" w:type="dxa"/>
+              <w:start w:w="65" w:type="dxa"/>
+              <w:bottom w:w="55" w:type="dxa"/>
+              <w:end w:w="65" w:type="dxa"/>
+            </w:tcMar>
+            <w:vAlign w:val="center"/>
+          </w:tcPr>
+          <w:p>
+            <w:pPr>
+              <w:spacing w:line="240" w:lineRule="auto" w:before="0" w:after="0"/>
+              <w:jc w:val="left"/>
+            </w:pPr>
+            <w:r>
+              <w:rPr>
+                <w:rFonts w:ascii="Times New Roman" w:hAnsi="Times New Roman" w:eastAsia="Times New Roman"/>
+                <w:b w:val="0"/>
+                <w:i w:val="0"/>
+                <w:sz w:val="20"/>
+              </w:rPr>
+              <w:t>Деньги есть</w:t>
+            </w:r>
+          </w:p>
+        </w:tc>
+        <w:tc>
+          <w:tcPr>
+            <w:tcW w:type="dxa" w:w="1219"/>
+            <w:tcMar>
+              <w:top w:w="55" w:type="dxa"/>
+              <w:start w:w="65" w:type="dxa"/>
+              <w:bottom w:w="55" w:type="dxa"/>
+              <w:end w:w="65" w:type="dxa"/>
+            </w:tcMar>
+            <w:vAlign w:val="center"/>
+          </w:tcPr>
+          <w:p>
+            <w:pPr>
+              <w:spacing w:line="240" w:lineRule="auto" w:before="0" w:after="0"/>
+              <w:jc w:val="left"/>
+            </w:pPr>
+            <w:r>
+              <w:rPr>
+                <w:rFonts w:ascii="Times New Roman" w:hAnsi="Times New Roman" w:eastAsia="Times New Roman"/>
+                <w:b w:val="0"/>
+                <w:i w:val="0"/>
+                <w:sz w:val="20"/>
+              </w:rPr>
+              <w:t>Финансовый фактор</w:t>
+            </w:r>
+          </w:p>
+        </w:tc>
+        <w:tc>
+          <w:tcPr>
+            <w:tcW w:type="dxa" w:w="2207"/>
+            <w:tcMar>
+              <w:top w:w="55" w:type="dxa"/>
+              <w:start w:w="65" w:type="dxa"/>
+              <w:bottom w:w="55" w:type="dxa"/>
+              <w:end w:w="65" w:type="dxa"/>
+            </w:tcMar>
+            <w:vAlign w:val="center"/>
+          </w:tcPr>
+          <w:p>
+            <w:pPr>
+              <w:spacing w:line="240" w:lineRule="auto" w:before="0" w:after="0"/>
+              <w:jc w:val="left"/>
+            </w:pPr>
+            <w:r>
+              <w:rPr>
+                <w:rFonts w:ascii="Times New Roman" w:hAnsi="Times New Roman" w:eastAsia="Times New Roman"/>
+                <w:b w:val="0"/>
+                <w:i w:val="0"/>
+                <w:sz w:val="20"/>
+              </w:rPr>
+              <w:t>Среда принятия решения; фактор риска</w:t>
+            </w:r>
+          </w:p>
+        </w:tc>
+        <w:tc>
+          <w:tcPr>
+            <w:tcW w:type="dxa" w:w="3842"/>
+            <w:tcMar>
+              <w:top w:w="55" w:type="dxa"/>
+              <w:start w:w="65" w:type="dxa"/>
+              <w:bottom w:w="55" w:type="dxa"/>
+              <w:end w:w="65" w:type="dxa"/>
+            </w:tcMar>
+            <w:vAlign w:val="center"/>
+          </w:tcPr>
+          <w:p>
+            <w:pPr>
+              <w:spacing w:line="240" w:lineRule="auto" w:before="0" w:after="0"/>
+              <w:jc w:val="left"/>
+            </w:pPr>
+            <w:r>
+              <w:rPr>
+                <w:rFonts w:ascii="Times New Roman" w:hAnsi="Times New Roman" w:eastAsia="Times New Roman"/>
+                <w:b w:val="0"/>
+                <w:i w:val="0"/>
+                <w:sz w:val="20"/>
+              </w:rPr>
+              <w:t>Наличие средств определяет возможность оплатить внешнего аудитора, организатора конференции, ремонт или репетитора и тем самым заменить недостающий ресурс.</w:t>
+            </w:r>
+          </w:p>
+        </w:tc>
+      </w:tr>
+      <w:tr>
+        <w:trPr>
+          <w:cantSplit/>
+        </w:trPr>
+        <w:tc>
+          <w:tcPr>
+            <w:tcW w:type="dxa" w:w="558"/>
+            <w:tcMar>
+              <w:top w:w="55" w:type="dxa"/>
+              <w:start w:w="65" w:type="dxa"/>
+              <w:bottom w:w="55" w:type="dxa"/>
+              <w:end w:w="65" w:type="dxa"/>
+            </w:tcMar>
+            <w:vAlign w:val="center"/>
+          </w:tcPr>
+          <w:p>
+            <w:pPr>
+              <w:spacing w:line="240" w:lineRule="auto" w:before="0" w:after="0"/>
+              <w:jc w:val="left"/>
+            </w:pPr>
+            <w:r>
+              <w:rPr>
+                <w:rFonts w:ascii="Times New Roman" w:hAnsi="Times New Roman" w:eastAsia="Times New Roman"/>
+                <w:b w:val="0"/>
+                <w:i w:val="0"/>
+                <w:sz w:val="20"/>
+              </w:rPr>
+              <w:t>2</w:t>
+            </w:r>
+          </w:p>
+        </w:tc>
+        <w:tc>
+          <w:tcPr>
+            <w:tcW w:type="dxa" w:w="1529"/>
+            <w:tcMar>
+              <w:top w:w="55" w:type="dxa"/>
+              <w:start w:w="65" w:type="dxa"/>
+              <w:bottom w:w="55" w:type="dxa"/>
+              <w:end w:w="65" w:type="dxa"/>
+            </w:tcMar>
+            <w:vAlign w:val="center"/>
+          </w:tcPr>
+          <w:p>
+            <w:pPr>
+              <w:spacing w:line="240" w:lineRule="auto" w:before="0" w:after="0"/>
+              <w:jc w:val="left"/>
+            </w:pPr>
+            <w:r>
+              <w:rPr>
+                <w:rFonts w:ascii="Times New Roman" w:hAnsi="Times New Roman" w:eastAsia="Times New Roman"/>
+                <w:b w:val="0"/>
+                <w:i w:val="0"/>
+                <w:sz w:val="20"/>
+              </w:rPr>
+              <w:t>Самочувствие хорошее</w:t>
+            </w:r>
+          </w:p>
+        </w:tc>
+        <w:tc>
+          <w:tcPr>
+            <w:tcW w:type="dxa" w:w="1219"/>
+            <w:tcMar>
+              <w:top w:w="55" w:type="dxa"/>
+              <w:start w:w="65" w:type="dxa"/>
+              <w:bottom w:w="55" w:type="dxa"/>
+              <w:end w:w="65" w:type="dxa"/>
+            </w:tcMar>
+            <w:vAlign w:val="center"/>
+          </w:tcPr>
+          <w:p>
+            <w:pPr>
+              <w:spacing w:line="240" w:lineRule="auto" w:before="0" w:after="0"/>
+              <w:jc w:val="left"/>
+            </w:pPr>
+            <w:r>
+              <w:rPr>
+                <w:rFonts w:ascii="Times New Roman" w:hAnsi="Times New Roman" w:eastAsia="Times New Roman"/>
+                <w:b w:val="0"/>
+                <w:i w:val="0"/>
+                <w:sz w:val="20"/>
+              </w:rPr>
+              <w:t>Личностная оценка руководителя</w:t>
+            </w:r>
+          </w:p>
+        </w:tc>
+        <w:tc>
+          <w:tcPr>
+            <w:tcW w:type="dxa" w:w="2207"/>
+            <w:tcMar>
+              <w:top w:w="55" w:type="dxa"/>
+              <w:start w:w="65" w:type="dxa"/>
+              <w:bottom w:w="55" w:type="dxa"/>
+              <w:end w:w="65" w:type="dxa"/>
+            </w:tcMar>
+            <w:vAlign w:val="center"/>
+          </w:tcPr>
+          <w:p>
+            <w:pPr>
+              <w:spacing w:line="240" w:lineRule="auto" w:before="0" w:after="0"/>
+              <w:jc w:val="left"/>
+            </w:pPr>
+            <w:r>
+              <w:rPr>
+                <w:rFonts w:ascii="Times New Roman" w:hAnsi="Times New Roman" w:eastAsia="Times New Roman"/>
+                <w:b w:val="0"/>
+                <w:i w:val="0"/>
+                <w:sz w:val="20"/>
+              </w:rPr>
+              <w:t>Фактор сложности; виды эффектов (социальный)</w:t>
+            </w:r>
+          </w:p>
+        </w:tc>
+        <w:tc>
+          <w:tcPr>
+            <w:tcW w:type="dxa" w:w="3842"/>
+            <w:tcMar>
+              <w:top w:w="55" w:type="dxa"/>
+              <w:start w:w="65" w:type="dxa"/>
+              <w:bottom w:w="55" w:type="dxa"/>
+              <w:end w:w="65" w:type="dxa"/>
+            </w:tcMar>
+            <w:vAlign w:val="center"/>
+          </w:tcPr>
+          <w:p>
+            <w:pPr>
+              <w:spacing w:line="240" w:lineRule="auto" w:before="0" w:after="0"/>
+              <w:jc w:val="left"/>
+            </w:pPr>
+            <w:r>
+              <w:rPr>
+                <w:rFonts w:ascii="Times New Roman" w:hAnsi="Times New Roman" w:eastAsia="Times New Roman"/>
+                <w:b w:val="0"/>
+                <w:i w:val="0"/>
+                <w:sz w:val="20"/>
+              </w:rPr>
+              <w:t>Состояние здоровья менеджера определяет объём работы, который он способен выполнить лично, и необходимость делегирования.</w:t>
+            </w:r>
+          </w:p>
+        </w:tc>
+      </w:tr>
+      <w:tr>
+        <w:trPr>
+          <w:cantSplit/>
+        </w:trPr>
+        <w:tc>
+          <w:tcPr>
+            <w:tcW w:type="dxa" w:w="558"/>
+            <w:tcMar>
+              <w:top w:w="55" w:type="dxa"/>
+              <w:start w:w="65" w:type="dxa"/>
+              <w:bottom w:w="55" w:type="dxa"/>
+              <w:end w:w="65" w:type="dxa"/>
+            </w:tcMar>
+            <w:vAlign w:val="center"/>
+          </w:tcPr>
+          <w:p>
+            <w:pPr>
+              <w:spacing w:line="240" w:lineRule="auto" w:before="0" w:after="0"/>
+              <w:jc w:val="left"/>
+            </w:pPr>
+            <w:r>
+              <w:rPr>
+                <w:rFonts w:ascii="Times New Roman" w:hAnsi="Times New Roman" w:eastAsia="Times New Roman"/>
+                <w:b w:val="0"/>
+                <w:i w:val="0"/>
+                <w:sz w:val="20"/>
+              </w:rPr>
+              <w:t>3</w:t>
+            </w:r>
+          </w:p>
+        </w:tc>
+        <w:tc>
+          <w:tcPr>
+            <w:tcW w:type="dxa" w:w="1529"/>
+            <w:tcMar>
+              <w:top w:w="55" w:type="dxa"/>
+              <w:start w:w="65" w:type="dxa"/>
+              <w:bottom w:w="55" w:type="dxa"/>
+              <w:end w:w="65" w:type="dxa"/>
+            </w:tcMar>
+            <w:vAlign w:val="center"/>
+          </w:tcPr>
+          <w:p>
+            <w:pPr>
+              <w:spacing w:line="240" w:lineRule="auto" w:before="0" w:after="0"/>
+              <w:jc w:val="left"/>
+            </w:pPr>
+            <w:r>
+              <w:rPr>
+                <w:rFonts w:ascii="Times New Roman" w:hAnsi="Times New Roman" w:eastAsia="Times New Roman"/>
+                <w:b w:val="0"/>
+                <w:i w:val="0"/>
+                <w:sz w:val="20"/>
+              </w:rPr>
+              <w:t>Штат укомплектован</w:t>
+            </w:r>
+          </w:p>
+        </w:tc>
+        <w:tc>
+          <w:tcPr>
+            <w:tcW w:type="dxa" w:w="1219"/>
+            <w:tcMar>
+              <w:top w:w="55" w:type="dxa"/>
+              <w:start w:w="65" w:type="dxa"/>
+              <w:bottom w:w="55" w:type="dxa"/>
+              <w:end w:w="65" w:type="dxa"/>
+            </w:tcMar>
+            <w:vAlign w:val="center"/>
+          </w:tcPr>
+          <w:p>
+            <w:pPr>
+              <w:spacing w:line="240" w:lineRule="auto" w:before="0" w:after="0"/>
+              <w:jc w:val="left"/>
+            </w:pPr>
+            <w:r>
+              <w:rPr>
+                <w:rFonts w:ascii="Times New Roman" w:hAnsi="Times New Roman" w:eastAsia="Times New Roman"/>
+                <w:b w:val="0"/>
+                <w:i w:val="0"/>
+                <w:sz w:val="20"/>
+              </w:rPr>
+              <w:t>Среда принятия решения</w:t>
+            </w:r>
+          </w:p>
+        </w:tc>
+        <w:tc>
+          <w:tcPr>
+            <w:tcW w:type="dxa" w:w="2207"/>
+            <w:tcMar>
+              <w:top w:w="55" w:type="dxa"/>
+              <w:start w:w="65" w:type="dxa"/>
+              <w:bottom w:w="55" w:type="dxa"/>
+              <w:end w:w="65" w:type="dxa"/>
+            </w:tcMar>
+            <w:vAlign w:val="center"/>
+          </w:tcPr>
+          <w:p>
+            <w:pPr>
+              <w:spacing w:line="240" w:lineRule="auto" w:before="0" w:after="0"/>
+              <w:jc w:val="left"/>
+            </w:pPr>
+            <w:r>
+              <w:rPr>
+                <w:rFonts w:ascii="Times New Roman" w:hAnsi="Times New Roman" w:eastAsia="Times New Roman"/>
+                <w:b w:val="0"/>
+                <w:i w:val="0"/>
+                <w:sz w:val="20"/>
+              </w:rPr>
+              <w:t>Фактор сложности; взаимозависимость решений</w:t>
+            </w:r>
+          </w:p>
+        </w:tc>
+        <w:tc>
+          <w:tcPr>
+            <w:tcW w:type="dxa" w:w="3842"/>
+            <w:tcMar>
+              <w:top w:w="55" w:type="dxa"/>
+              <w:start w:w="65" w:type="dxa"/>
+              <w:bottom w:w="55" w:type="dxa"/>
+              <w:end w:w="65" w:type="dxa"/>
+            </w:tcMar>
+            <w:vAlign w:val="center"/>
+          </w:tcPr>
+          <w:p>
+            <w:pPr>
+              <w:spacing w:line="240" w:lineRule="auto" w:before="0" w:after="0"/>
+              <w:jc w:val="left"/>
+            </w:pPr>
+            <w:r>
+              <w:rPr>
+                <w:rFonts w:ascii="Times New Roman" w:hAnsi="Times New Roman" w:eastAsia="Times New Roman"/>
+                <w:b w:val="0"/>
+                <w:i w:val="0"/>
+                <w:sz w:val="20"/>
+              </w:rPr>
+              <w:t>Персонал — организационное условие: без него невозможны делегирование и параллельное выполнение нескольких задач.</w:t>
+            </w:r>
+          </w:p>
+        </w:tc>
+      </w:tr>
+      <w:tr>
+        <w:trPr>
+          <w:cantSplit/>
+        </w:trPr>
+        <w:tc>
+          <w:tcPr>
+            <w:tcW w:type="dxa" w:w="558"/>
+            <w:tcMar>
+              <w:top w:w="55" w:type="dxa"/>
+              <w:start w:w="65" w:type="dxa"/>
+              <w:bottom w:w="55" w:type="dxa"/>
+              <w:end w:w="65" w:type="dxa"/>
+            </w:tcMar>
+            <w:vAlign w:val="center"/>
+          </w:tcPr>
+          <w:p>
+            <w:pPr>
+              <w:spacing w:line="240" w:lineRule="auto" w:before="0" w:after="0"/>
+              <w:jc w:val="left"/>
+            </w:pPr>
+            <w:r>
+              <w:rPr>
+                <w:rFonts w:ascii="Times New Roman" w:hAnsi="Times New Roman" w:eastAsia="Times New Roman"/>
+                <w:b w:val="0"/>
+                <w:i w:val="0"/>
+                <w:sz w:val="20"/>
+              </w:rPr>
+              <w:t>4</w:t>
+            </w:r>
+          </w:p>
+        </w:tc>
+        <w:tc>
+          <w:tcPr>
+            <w:tcW w:type="dxa" w:w="1529"/>
+            <w:tcMar>
+              <w:top w:w="55" w:type="dxa"/>
+              <w:start w:w="65" w:type="dxa"/>
+              <w:bottom w:w="55" w:type="dxa"/>
+              <w:end w:w="65" w:type="dxa"/>
+            </w:tcMar>
+            <w:vAlign w:val="center"/>
+          </w:tcPr>
+          <w:p>
+            <w:pPr>
+              <w:spacing w:line="240" w:lineRule="auto" w:before="0" w:after="0"/>
+              <w:jc w:val="left"/>
+            </w:pPr>
+            <w:r>
+              <w:rPr>
+                <w:rFonts w:ascii="Times New Roman" w:hAnsi="Times New Roman" w:eastAsia="Times New Roman"/>
+                <w:b w:val="0"/>
+                <w:i w:val="0"/>
+                <w:sz w:val="20"/>
+              </w:rPr>
+              <w:t>Имеется информационная база</w:t>
+            </w:r>
+          </w:p>
+        </w:tc>
+        <w:tc>
+          <w:tcPr>
+            <w:tcW w:type="dxa" w:w="1219"/>
+            <w:tcMar>
+              <w:top w:w="55" w:type="dxa"/>
+              <w:start w:w="65" w:type="dxa"/>
+              <w:bottom w:w="55" w:type="dxa"/>
+              <w:end w:w="65" w:type="dxa"/>
+            </w:tcMar>
+            <w:vAlign w:val="center"/>
+          </w:tcPr>
+          <w:p>
+            <w:pPr>
+              <w:spacing w:line="240" w:lineRule="auto" w:before="0" w:after="0"/>
+              <w:jc w:val="left"/>
+            </w:pPr>
+            <w:r>
+              <w:rPr>
+                <w:rFonts w:ascii="Times New Roman" w:hAnsi="Times New Roman" w:eastAsia="Times New Roman"/>
+                <w:b w:val="0"/>
+                <w:i w:val="0"/>
+                <w:sz w:val="20"/>
+              </w:rPr>
+              <w:t>Уровень обеспечения информацией</w:t>
+            </w:r>
+          </w:p>
+        </w:tc>
+        <w:tc>
+          <w:tcPr>
+            <w:tcW w:type="dxa" w:w="2207"/>
+            <w:tcMar>
+              <w:top w:w="55" w:type="dxa"/>
+              <w:start w:w="65" w:type="dxa"/>
+              <w:bottom w:w="55" w:type="dxa"/>
+              <w:end w:w="65" w:type="dxa"/>
+            </w:tcMar>
+            <w:vAlign w:val="center"/>
+          </w:tcPr>
+          <w:p>
+            <w:pPr>
+              <w:spacing w:line="240" w:lineRule="auto" w:before="0" w:after="0"/>
+              <w:jc w:val="left"/>
+            </w:pPr>
+            <w:r>
+              <w:rPr>
+                <w:rFonts w:ascii="Times New Roman" w:hAnsi="Times New Roman" w:eastAsia="Times New Roman"/>
+                <w:b w:val="0"/>
+                <w:i w:val="0"/>
+                <w:sz w:val="20"/>
+              </w:rPr>
+              <w:t>Фактор риска; среда принятия решения</w:t>
+            </w:r>
+          </w:p>
+        </w:tc>
+        <w:tc>
+          <w:tcPr>
+            <w:tcW w:type="dxa" w:w="3842"/>
+            <w:tcMar>
+              <w:top w:w="55" w:type="dxa"/>
+              <w:start w:w="65" w:type="dxa"/>
+              <w:bottom w:w="55" w:type="dxa"/>
+              <w:end w:w="65" w:type="dxa"/>
+            </w:tcMar>
+            <w:vAlign w:val="center"/>
+          </w:tcPr>
+          <w:p>
+            <w:pPr>
+              <w:spacing w:line="240" w:lineRule="auto" w:before="0" w:after="0"/>
+              <w:jc w:val="left"/>
+            </w:pPr>
+            <w:r>
+              <w:rPr>
+                <w:rFonts w:ascii="Times New Roman" w:hAnsi="Times New Roman" w:eastAsia="Times New Roman"/>
+                <w:b w:val="0"/>
+                <w:i w:val="0"/>
+                <w:sz w:val="20"/>
+              </w:rPr>
+              <w:t>Достоверные учётные данные снижают неопределённость при подготовке к налоговой проверке и переговорам с поставщиками.</w:t>
+            </w:r>
+          </w:p>
+        </w:tc>
+      </w:tr>
+      <w:tr>
+        <w:trPr>
+          <w:cantSplit/>
+        </w:trPr>
+        <w:tc>
+          <w:tcPr>
+            <w:tcW w:type="dxa" w:w="558"/>
+            <w:tcMar>
+              <w:top w:w="55" w:type="dxa"/>
+              <w:start w:w="65" w:type="dxa"/>
+              <w:bottom w:w="55" w:type="dxa"/>
+              <w:end w:w="65" w:type="dxa"/>
+            </w:tcMar>
+            <w:vAlign w:val="center"/>
+          </w:tcPr>
+          <w:p>
+            <w:pPr>
+              <w:spacing w:line="240" w:lineRule="auto" w:before="0" w:after="0"/>
+              <w:jc w:val="left"/>
+            </w:pPr>
+            <w:r>
+              <w:rPr>
+                <w:rFonts w:ascii="Times New Roman" w:hAnsi="Times New Roman" w:eastAsia="Times New Roman"/>
+                <w:b w:val="0"/>
+                <w:i w:val="0"/>
+                <w:sz w:val="20"/>
+              </w:rPr>
+              <w:t>5</w:t>
+            </w:r>
+          </w:p>
+        </w:tc>
+        <w:tc>
+          <w:tcPr>
+            <w:tcW w:type="dxa" w:w="1529"/>
+            <w:tcMar>
+              <w:top w:w="55" w:type="dxa"/>
+              <w:start w:w="65" w:type="dxa"/>
+              <w:bottom w:w="55" w:type="dxa"/>
+              <w:end w:w="65" w:type="dxa"/>
+            </w:tcMar>
+            <w:vAlign w:val="center"/>
+          </w:tcPr>
+          <w:p>
+            <w:pPr>
+              <w:spacing w:line="240" w:lineRule="auto" w:before="0" w:after="0"/>
+              <w:jc w:val="left"/>
+            </w:pPr>
+            <w:r>
+              <w:rPr>
+                <w:rFonts w:ascii="Times New Roman" w:hAnsi="Times New Roman" w:eastAsia="Times New Roman"/>
+                <w:b w:val="0"/>
+                <w:i w:val="0"/>
+                <w:sz w:val="20"/>
+              </w:rPr>
+              <w:t>Отношения с администрацией школы хорошие</w:t>
+            </w:r>
+          </w:p>
+        </w:tc>
+        <w:tc>
+          <w:tcPr>
+            <w:tcW w:type="dxa" w:w="1219"/>
+            <w:tcMar>
+              <w:top w:w="55" w:type="dxa"/>
+              <w:start w:w="65" w:type="dxa"/>
+              <w:bottom w:w="55" w:type="dxa"/>
+              <w:end w:w="65" w:type="dxa"/>
+            </w:tcMar>
+            <w:vAlign w:val="center"/>
+          </w:tcPr>
+          <w:p>
+            <w:pPr>
+              <w:spacing w:line="240" w:lineRule="auto" w:before="0" w:after="0"/>
+              <w:jc w:val="left"/>
+            </w:pPr>
+            <w:r>
+              <w:rPr>
+                <w:rFonts w:ascii="Times New Roman" w:hAnsi="Times New Roman" w:eastAsia="Times New Roman"/>
+                <w:b w:val="0"/>
+                <w:i w:val="0"/>
+                <w:sz w:val="20"/>
+              </w:rPr>
+              <w:t>Личностные симпатии</w:t>
+            </w:r>
+          </w:p>
+        </w:tc>
+        <w:tc>
+          <w:tcPr>
+            <w:tcW w:type="dxa" w:w="2207"/>
+            <w:tcMar>
+              <w:top w:w="55" w:type="dxa"/>
+              <w:start w:w="65" w:type="dxa"/>
+              <w:bottom w:w="55" w:type="dxa"/>
+              <w:end w:w="65" w:type="dxa"/>
+            </w:tcMar>
+            <w:vAlign w:val="center"/>
+          </w:tcPr>
+          <w:p>
+            <w:pPr>
+              <w:spacing w:line="240" w:lineRule="auto" w:before="0" w:after="0"/>
+              <w:jc w:val="left"/>
+            </w:pPr>
+            <w:r>
+              <w:rPr>
+                <w:rFonts w:ascii="Times New Roman" w:hAnsi="Times New Roman" w:eastAsia="Times New Roman"/>
+                <w:b w:val="0"/>
+                <w:i w:val="0"/>
+                <w:sz w:val="20"/>
+              </w:rPr>
+              <w:t>Виды эффектов (социальный, нравственно-этический)</w:t>
+            </w:r>
+          </w:p>
+        </w:tc>
+        <w:tc>
+          <w:tcPr>
+            <w:tcW w:type="dxa" w:w="3842"/>
+            <w:tcMar>
+              <w:top w:w="55" w:type="dxa"/>
+              <w:start w:w="65" w:type="dxa"/>
+              <w:bottom w:w="55" w:type="dxa"/>
+              <w:end w:w="65" w:type="dxa"/>
+            </w:tcMar>
+            <w:vAlign w:val="center"/>
+          </w:tcPr>
+          <w:p>
+            <w:pPr>
+              <w:spacing w:line="240" w:lineRule="auto" w:before="0" w:after="0"/>
+              <w:jc w:val="left"/>
+            </w:pPr>
+            <w:r>
+              <w:rPr>
+                <w:rFonts w:ascii="Times New Roman" w:hAnsi="Times New Roman" w:eastAsia="Times New Roman"/>
+                <w:b w:val="0"/>
+                <w:i w:val="0"/>
+                <w:sz w:val="20"/>
+              </w:rPr>
+              <w:t>Доброжелательные отношения позволяют решить вопрос успеваемости сына без дополнительных затрат и конфликта.</w:t>
+            </w:r>
+          </w:p>
+        </w:tc>
+      </w:tr>
+      <w:tr>
+        <w:trPr>
+          <w:cantSplit/>
+        </w:trPr>
+        <w:tc>
+          <w:tcPr>
+            <w:tcW w:type="dxa" w:w="558"/>
+            <w:tcMar>
+              <w:top w:w="55" w:type="dxa"/>
+              <w:start w:w="65" w:type="dxa"/>
+              <w:bottom w:w="55" w:type="dxa"/>
+              <w:end w:w="65" w:type="dxa"/>
+            </w:tcMar>
+            <w:vAlign w:val="center"/>
+          </w:tcPr>
+          <w:p>
+            <w:pPr>
+              <w:spacing w:line="240" w:lineRule="auto" w:before="0" w:after="0"/>
+              <w:jc w:val="left"/>
+            </w:pPr>
+            <w:r>
+              <w:rPr>
+                <w:rFonts w:ascii="Times New Roman" w:hAnsi="Times New Roman" w:eastAsia="Times New Roman"/>
+                <w:b w:val="0"/>
+                <w:i w:val="0"/>
+                <w:sz w:val="20"/>
+              </w:rPr>
+              <w:t>6</w:t>
+            </w:r>
+          </w:p>
+        </w:tc>
+        <w:tc>
+          <w:tcPr>
+            <w:tcW w:type="dxa" w:w="1529"/>
+            <w:tcMar>
+              <w:top w:w="55" w:type="dxa"/>
+              <w:start w:w="65" w:type="dxa"/>
+              <w:bottom w:w="55" w:type="dxa"/>
+              <w:end w:w="65" w:type="dxa"/>
+            </w:tcMar>
+            <w:vAlign w:val="center"/>
+          </w:tcPr>
+          <w:p>
+            <w:pPr>
+              <w:spacing w:line="240" w:lineRule="auto" w:before="0" w:after="0"/>
+              <w:jc w:val="left"/>
+            </w:pPr>
+            <w:r>
+              <w:rPr>
+                <w:rFonts w:ascii="Times New Roman" w:hAnsi="Times New Roman" w:eastAsia="Times New Roman"/>
+                <w:b w:val="0"/>
+                <w:i w:val="0"/>
+                <w:sz w:val="20"/>
+              </w:rPr>
+              <w:t>Подход к принятию решения оптимистический</w:t>
+            </w:r>
+          </w:p>
+        </w:tc>
+        <w:tc>
+          <w:tcPr>
+            <w:tcW w:type="dxa" w:w="1219"/>
+            <w:tcMar>
+              <w:top w:w="55" w:type="dxa"/>
+              <w:start w:w="65" w:type="dxa"/>
+              <w:bottom w:w="55" w:type="dxa"/>
+              <w:end w:w="65" w:type="dxa"/>
+            </w:tcMar>
+            <w:vAlign w:val="center"/>
+          </w:tcPr>
+          <w:p>
+            <w:pPr>
+              <w:spacing w:line="240" w:lineRule="auto" w:before="0" w:after="0"/>
+              <w:jc w:val="left"/>
+            </w:pPr>
+            <w:r>
+              <w:rPr>
+                <w:rFonts w:ascii="Times New Roman" w:hAnsi="Times New Roman" w:eastAsia="Times New Roman"/>
+                <w:b w:val="0"/>
+                <w:i w:val="0"/>
+                <w:sz w:val="20"/>
+              </w:rPr>
+              <w:t>Личностная оценка руководителя</w:t>
+            </w:r>
+          </w:p>
+        </w:tc>
+        <w:tc>
+          <w:tcPr>
+            <w:tcW w:type="dxa" w:w="2207"/>
+            <w:tcMar>
+              <w:top w:w="55" w:type="dxa"/>
+              <w:start w:w="65" w:type="dxa"/>
+              <w:bottom w:w="55" w:type="dxa"/>
+              <w:end w:w="65" w:type="dxa"/>
+            </w:tcMar>
+            <w:vAlign w:val="center"/>
+          </w:tcPr>
+          <w:p>
+            <w:pPr>
+              <w:spacing w:line="240" w:lineRule="auto" w:before="0" w:after="0"/>
+              <w:jc w:val="left"/>
+            </w:pPr>
+            <w:r>
+              <w:rPr>
+                <w:rFonts w:ascii="Times New Roman" w:hAnsi="Times New Roman" w:eastAsia="Times New Roman"/>
+                <w:b w:val="0"/>
+                <w:i w:val="0"/>
+                <w:sz w:val="20"/>
+              </w:rPr>
+              <w:t>Фактор риска; перспективность действия решения</w:t>
+            </w:r>
+          </w:p>
+        </w:tc>
+        <w:tc>
+          <w:tcPr>
+            <w:tcW w:type="dxa" w:w="3842"/>
+            <w:tcMar>
+              <w:top w:w="55" w:type="dxa"/>
+              <w:start w:w="65" w:type="dxa"/>
+              <w:bottom w:w="55" w:type="dxa"/>
+              <w:end w:w="65" w:type="dxa"/>
+            </w:tcMar>
+            <w:vAlign w:val="center"/>
+          </w:tcPr>
+          <w:p>
+            <w:pPr>
+              <w:spacing w:line="240" w:lineRule="auto" w:before="0" w:after="0"/>
+              <w:jc w:val="left"/>
+            </w:pPr>
+            <w:r>
+              <w:rPr>
+                <w:rFonts w:ascii="Times New Roman" w:hAnsi="Times New Roman" w:eastAsia="Times New Roman"/>
+                <w:b w:val="0"/>
+                <w:i w:val="0"/>
+                <w:sz w:val="20"/>
+              </w:rPr>
+              <w:t>Оптимизм влияет на оценку вероятности успеха и готовность принимать решения в условиях неопределённости.</w:t>
+            </w:r>
+          </w:p>
+        </w:tc>
+      </w:tr>
+      <w:tr>
+        <w:trPr>
+          <w:cantSplit/>
+        </w:trPr>
+        <w:tc>
+          <w:tcPr>
+            <w:tcW w:type="dxa" w:w="558"/>
+            <w:tcMar>
+              <w:top w:w="55" w:type="dxa"/>
+              <w:start w:w="65" w:type="dxa"/>
+              <w:bottom w:w="55" w:type="dxa"/>
+              <w:end w:w="65" w:type="dxa"/>
+            </w:tcMar>
+            <w:vAlign w:val="center"/>
+          </w:tcPr>
+          <w:p>
+            <w:pPr>
+              <w:spacing w:line="240" w:lineRule="auto" w:before="0" w:after="0"/>
+              <w:jc w:val="left"/>
+            </w:pPr>
+            <w:r>
+              <w:rPr>
+                <w:rFonts w:ascii="Times New Roman" w:hAnsi="Times New Roman" w:eastAsia="Times New Roman"/>
+                <w:b w:val="0"/>
+                <w:i w:val="0"/>
+                <w:sz w:val="20"/>
+              </w:rPr>
+              <w:t>7</w:t>
+            </w:r>
+          </w:p>
+        </w:tc>
+        <w:tc>
+          <w:tcPr>
+            <w:tcW w:type="dxa" w:w="1529"/>
+            <w:tcMar>
+              <w:top w:w="55" w:type="dxa"/>
+              <w:start w:w="65" w:type="dxa"/>
+              <w:bottom w:w="55" w:type="dxa"/>
+              <w:end w:w="65" w:type="dxa"/>
+            </w:tcMar>
+            <w:vAlign w:val="center"/>
+          </w:tcPr>
+          <w:p>
+            <w:pPr>
+              <w:spacing w:line="240" w:lineRule="auto" w:before="0" w:after="0"/>
+              <w:jc w:val="left"/>
+            </w:pPr>
+            <w:r>
+              <w:rPr>
+                <w:rFonts w:ascii="Times New Roman" w:hAnsi="Times New Roman" w:eastAsia="Times New Roman"/>
+                <w:b w:val="0"/>
+                <w:i w:val="0"/>
+                <w:sz w:val="20"/>
+              </w:rPr>
+              <w:t>Предприятие преуспевает</w:t>
+            </w:r>
+          </w:p>
+        </w:tc>
+        <w:tc>
+          <w:tcPr>
+            <w:tcW w:type="dxa" w:w="1219"/>
+            <w:tcMar>
+              <w:top w:w="55" w:type="dxa"/>
+              <w:start w:w="65" w:type="dxa"/>
+              <w:bottom w:w="55" w:type="dxa"/>
+              <w:end w:w="65" w:type="dxa"/>
+            </w:tcMar>
+            <w:vAlign w:val="center"/>
+          </w:tcPr>
+          <w:p>
+            <w:pPr>
+              <w:spacing w:line="240" w:lineRule="auto" w:before="0" w:after="0"/>
+              <w:jc w:val="left"/>
+            </w:pPr>
+            <w:r>
+              <w:rPr>
+                <w:rFonts w:ascii="Times New Roman" w:hAnsi="Times New Roman" w:eastAsia="Times New Roman"/>
+                <w:b w:val="0"/>
+                <w:i w:val="0"/>
+                <w:sz w:val="20"/>
+              </w:rPr>
+              <w:t>Среда принятия решения</w:t>
+            </w:r>
+          </w:p>
+        </w:tc>
+        <w:tc>
+          <w:tcPr>
+            <w:tcW w:type="dxa" w:w="2207"/>
+            <w:tcMar>
+              <w:top w:w="55" w:type="dxa"/>
+              <w:start w:w="65" w:type="dxa"/>
+              <w:bottom w:w="55" w:type="dxa"/>
+              <w:end w:w="65" w:type="dxa"/>
+            </w:tcMar>
+            <w:vAlign w:val="center"/>
+          </w:tcPr>
+          <w:p>
+            <w:pPr>
+              <w:spacing w:line="240" w:lineRule="auto" w:before="0" w:after="0"/>
+              <w:jc w:val="left"/>
+            </w:pPr>
+            <w:r>
+              <w:rPr>
+                <w:rFonts w:ascii="Times New Roman" w:hAnsi="Times New Roman" w:eastAsia="Times New Roman"/>
+                <w:b w:val="0"/>
+                <w:i w:val="0"/>
+                <w:sz w:val="20"/>
+              </w:rPr>
+              <w:t>Перспективность действия решения; виды эффектов (экономический); финансовый фактор</w:t>
+            </w:r>
+          </w:p>
+        </w:tc>
+        <w:tc>
+          <w:tcPr>
+            <w:tcW w:type="dxa" w:w="3842"/>
+            <w:tcMar>
+              <w:top w:w="55" w:type="dxa"/>
+              <w:start w:w="65" w:type="dxa"/>
+              <w:bottom w:w="55" w:type="dxa"/>
+              <w:end w:w="65" w:type="dxa"/>
+            </w:tcMar>
+            <w:vAlign w:val="center"/>
+          </w:tcPr>
+          <w:p>
+            <w:pPr>
+              <w:spacing w:line="240" w:lineRule="auto" w:before="0" w:after="0"/>
+              <w:jc w:val="left"/>
+            </w:pPr>
+            <w:r>
+              <w:rPr>
+                <w:rFonts w:ascii="Times New Roman" w:hAnsi="Times New Roman" w:eastAsia="Times New Roman"/>
+                <w:b w:val="0"/>
+                <w:i w:val="0"/>
+                <w:sz w:val="20"/>
+              </w:rPr>
+              <w:t>Устойчивость предприятия определяет горизонт планирования и укрепляет переговорную позицию менеджера.</w:t>
+            </w:r>
+          </w:p>
+        </w:tc>
+      </w:tr>
+      <w:tr>
+        <w:trPr>
+          <w:cantSplit/>
+        </w:trPr>
+        <w:tc>
+          <w:tcPr>
+            <w:tcW w:type="dxa" w:w="558"/>
+            <w:tcMar>
+              <w:top w:w="55" w:type="dxa"/>
+              <w:start w:w="65" w:type="dxa"/>
+              <w:bottom w:w="55" w:type="dxa"/>
+              <w:end w:w="65" w:type="dxa"/>
+            </w:tcMar>
+            <w:vAlign w:val="center"/>
+          </w:tcPr>
+          <w:p>
+            <w:pPr>
+              <w:spacing w:line="240" w:lineRule="auto" w:before="0" w:after="0"/>
+              <w:jc w:val="left"/>
+            </w:pPr>
+            <w:r>
+              <w:rPr>
+                <w:rFonts w:ascii="Times New Roman" w:hAnsi="Times New Roman" w:eastAsia="Times New Roman"/>
+                <w:b w:val="0"/>
+                <w:i w:val="0"/>
+                <w:sz w:val="20"/>
+              </w:rPr>
+              <w:t>8</w:t>
+            </w:r>
+          </w:p>
+        </w:tc>
+        <w:tc>
+          <w:tcPr>
+            <w:tcW w:type="dxa" w:w="1529"/>
+            <w:tcMar>
+              <w:top w:w="55" w:type="dxa"/>
+              <w:start w:w="65" w:type="dxa"/>
+              <w:bottom w:w="55" w:type="dxa"/>
+              <w:end w:w="65" w:type="dxa"/>
+            </w:tcMar>
+            <w:vAlign w:val="center"/>
+          </w:tcPr>
+          <w:p>
+            <w:pPr>
+              <w:spacing w:line="240" w:lineRule="auto" w:before="0" w:after="0"/>
+              <w:jc w:val="left"/>
+            </w:pPr>
+            <w:r>
+              <w:rPr>
+                <w:rFonts w:ascii="Times New Roman" w:hAnsi="Times New Roman" w:eastAsia="Times New Roman"/>
+                <w:b w:val="0"/>
+                <w:i w:val="0"/>
+                <w:sz w:val="20"/>
+              </w:rPr>
+              <w:t>Семья дружная</w:t>
+            </w:r>
+          </w:p>
+        </w:tc>
+        <w:tc>
+          <w:tcPr>
+            <w:tcW w:type="dxa" w:w="1219"/>
+            <w:tcMar>
+              <w:top w:w="55" w:type="dxa"/>
+              <w:start w:w="65" w:type="dxa"/>
+              <w:bottom w:w="55" w:type="dxa"/>
+              <w:end w:w="65" w:type="dxa"/>
+            </w:tcMar>
+            <w:vAlign w:val="center"/>
+          </w:tcPr>
+          <w:p>
+            <w:pPr>
+              <w:spacing w:line="240" w:lineRule="auto" w:before="0" w:after="0"/>
+              <w:jc w:val="left"/>
+            </w:pPr>
+            <w:r>
+              <w:rPr>
+                <w:rFonts w:ascii="Times New Roman" w:hAnsi="Times New Roman" w:eastAsia="Times New Roman"/>
+                <w:b w:val="0"/>
+                <w:i w:val="0"/>
+                <w:sz w:val="20"/>
+              </w:rPr>
+              <w:t>Личностные симпатии</w:t>
+            </w:r>
+          </w:p>
+        </w:tc>
+        <w:tc>
+          <w:tcPr>
+            <w:tcW w:type="dxa" w:w="2207"/>
+            <w:tcMar>
+              <w:top w:w="55" w:type="dxa"/>
+              <w:start w:w="65" w:type="dxa"/>
+              <w:bottom w:w="55" w:type="dxa"/>
+              <w:end w:w="65" w:type="dxa"/>
+            </w:tcMar>
+            <w:vAlign w:val="center"/>
+          </w:tcPr>
+          <w:p>
+            <w:pPr>
+              <w:spacing w:line="240" w:lineRule="auto" w:before="0" w:after="0"/>
+              <w:jc w:val="left"/>
+            </w:pPr>
+            <w:r>
+              <w:rPr>
+                <w:rFonts w:ascii="Times New Roman" w:hAnsi="Times New Roman" w:eastAsia="Times New Roman"/>
+                <w:b w:val="0"/>
+                <w:i w:val="0"/>
+                <w:sz w:val="20"/>
+              </w:rPr>
+              <w:t>Взаимозависимость решений; виды эффектов (социальный)</w:t>
+            </w:r>
+          </w:p>
+        </w:tc>
+        <w:tc>
+          <w:tcPr>
+            <w:tcW w:type="dxa" w:w="3842"/>
+            <w:tcMar>
+              <w:top w:w="55" w:type="dxa"/>
+              <w:start w:w="65" w:type="dxa"/>
+              <w:bottom w:w="55" w:type="dxa"/>
+              <w:end w:w="65" w:type="dxa"/>
+            </w:tcMar>
+            <w:vAlign w:val="center"/>
+          </w:tcPr>
+          <w:p>
+            <w:pPr>
+              <w:spacing w:line="240" w:lineRule="auto" w:before="0" w:after="0"/>
+              <w:jc w:val="left"/>
+            </w:pPr>
+            <w:r>
+              <w:rPr>
+                <w:rFonts w:ascii="Times New Roman" w:hAnsi="Times New Roman" w:eastAsia="Times New Roman"/>
+                <w:b w:val="0"/>
+                <w:i w:val="0"/>
+                <w:sz w:val="20"/>
+              </w:rPr>
+              <w:t>Поддержка семьи позволяет передать часть личных задач и освободить время для деловых.</w:t>
+            </w:r>
+          </w:p>
+        </w:tc>
+      </w:tr>
+      <w:tr>
+        <w:trPr>
+          <w:cantSplit/>
+        </w:trPr>
+        <w:tc>
+          <w:tcPr>
+            <w:tcW w:type="dxa" w:w="558"/>
+            <w:tcMar>
+              <w:top w:w="55" w:type="dxa"/>
+              <w:start w:w="65" w:type="dxa"/>
+              <w:bottom w:w="55" w:type="dxa"/>
+              <w:end w:w="65" w:type="dxa"/>
+            </w:tcMar>
+            <w:vAlign w:val="center"/>
+          </w:tcPr>
+          <w:p>
+            <w:pPr>
+              <w:spacing w:line="240" w:lineRule="auto" w:before="0" w:after="0"/>
+              <w:jc w:val="left"/>
+            </w:pPr>
+            <w:r>
+              <w:rPr>
+                <w:rFonts w:ascii="Times New Roman" w:hAnsi="Times New Roman" w:eastAsia="Times New Roman"/>
+                <w:b w:val="0"/>
+                <w:i w:val="0"/>
+                <w:sz w:val="20"/>
+              </w:rPr>
+              <w:t>9</w:t>
+            </w:r>
+          </w:p>
+        </w:tc>
+        <w:tc>
+          <w:tcPr>
+            <w:tcW w:type="dxa" w:w="1529"/>
+            <w:tcMar>
+              <w:top w:w="55" w:type="dxa"/>
+              <w:start w:w="65" w:type="dxa"/>
+              <w:bottom w:w="55" w:type="dxa"/>
+              <w:end w:w="65" w:type="dxa"/>
+            </w:tcMar>
+            <w:vAlign w:val="center"/>
+          </w:tcPr>
+          <w:p>
+            <w:pPr>
+              <w:spacing w:line="240" w:lineRule="auto" w:before="0" w:after="0"/>
+              <w:jc w:val="left"/>
+            </w:pPr>
+            <w:r>
+              <w:rPr>
+                <w:rFonts w:ascii="Times New Roman" w:hAnsi="Times New Roman" w:eastAsia="Times New Roman"/>
+                <w:b w:val="0"/>
+                <w:i w:val="0"/>
+                <w:sz w:val="20"/>
+              </w:rPr>
+              <w:t>Авторитет менеджера достаточно высок</w:t>
+            </w:r>
+          </w:p>
+        </w:tc>
+        <w:tc>
+          <w:tcPr>
+            <w:tcW w:type="dxa" w:w="1219"/>
+            <w:tcMar>
+              <w:top w:w="55" w:type="dxa"/>
+              <w:start w:w="65" w:type="dxa"/>
+              <w:bottom w:w="55" w:type="dxa"/>
+              <w:end w:w="65" w:type="dxa"/>
+            </w:tcMar>
+            <w:vAlign w:val="center"/>
+          </w:tcPr>
+          <w:p>
+            <w:pPr>
+              <w:spacing w:line="240" w:lineRule="auto" w:before="0" w:after="0"/>
+              <w:jc w:val="left"/>
+            </w:pPr>
+            <w:r>
+              <w:rPr>
+                <w:rFonts w:ascii="Times New Roman" w:hAnsi="Times New Roman" w:eastAsia="Times New Roman"/>
+                <w:b w:val="0"/>
+                <w:i w:val="0"/>
+                <w:sz w:val="20"/>
+              </w:rPr>
+              <w:t>Личностная оценка руководителя</w:t>
+            </w:r>
+          </w:p>
+        </w:tc>
+        <w:tc>
+          <w:tcPr>
+            <w:tcW w:type="dxa" w:w="2207"/>
+            <w:tcMar>
+              <w:top w:w="55" w:type="dxa"/>
+              <w:start w:w="65" w:type="dxa"/>
+              <w:bottom w:w="55" w:type="dxa"/>
+              <w:end w:w="65" w:type="dxa"/>
+            </w:tcMar>
+            <w:vAlign w:val="center"/>
+          </w:tcPr>
+          <w:p>
+            <w:pPr>
+              <w:spacing w:line="240" w:lineRule="auto" w:before="0" w:after="0"/>
+              <w:jc w:val="left"/>
+            </w:pPr>
+            <w:r>
+              <w:rPr>
+                <w:rFonts w:ascii="Times New Roman" w:hAnsi="Times New Roman" w:eastAsia="Times New Roman"/>
+                <w:b w:val="0"/>
+                <w:i w:val="0"/>
+                <w:sz w:val="20"/>
+              </w:rPr>
+              <w:t>Взаимозависимость решений; фактор сложности</w:t>
+            </w:r>
+          </w:p>
+        </w:tc>
+        <w:tc>
+          <w:tcPr>
+            <w:tcW w:type="dxa" w:w="3842"/>
+            <w:tcMar>
+              <w:top w:w="55" w:type="dxa"/>
+              <w:start w:w="65" w:type="dxa"/>
+              <w:bottom w:w="55" w:type="dxa"/>
+              <w:end w:w="65" w:type="dxa"/>
+            </w:tcMar>
+            <w:vAlign w:val="center"/>
+          </w:tcPr>
+          <w:p>
+            <w:pPr>
+              <w:spacing w:line="240" w:lineRule="auto" w:before="0" w:after="0"/>
+              <w:jc w:val="left"/>
+            </w:pPr>
+            <w:r>
+              <w:rPr>
+                <w:rFonts w:ascii="Times New Roman" w:hAnsi="Times New Roman" w:eastAsia="Times New Roman"/>
+                <w:b w:val="0"/>
+                <w:i w:val="0"/>
+                <w:sz w:val="20"/>
+              </w:rPr>
+              <w:t>Авторитет — поведенческий ресурс: он определяет, будет ли выполнено решение по урегулированию конфликта руководителей.</w:t>
+            </w:r>
+          </w:p>
+        </w:tc>
+      </w:tr>
+      <w:tr>
+        <w:trPr>
+          <w:cantSplit/>
+        </w:trPr>
+        <w:tc>
+          <w:tcPr>
+            <w:tcW w:type="dxa" w:w="558"/>
+            <w:tcMar>
+              <w:top w:w="55" w:type="dxa"/>
+              <w:start w:w="65" w:type="dxa"/>
+              <w:bottom w:w="55" w:type="dxa"/>
+              <w:end w:w="65" w:type="dxa"/>
+            </w:tcMar>
+            <w:vAlign w:val="center"/>
+          </w:tcPr>
+          <w:p>
+            <w:pPr>
+              <w:spacing w:line="240" w:lineRule="auto" w:before="0" w:after="0"/>
+              <w:jc w:val="left"/>
+            </w:pPr>
+            <w:r>
+              <w:rPr>
+                <w:rFonts w:ascii="Times New Roman" w:hAnsi="Times New Roman" w:eastAsia="Times New Roman"/>
+                <w:b w:val="0"/>
+                <w:i w:val="0"/>
+                <w:sz w:val="20"/>
+              </w:rPr>
+              <w:t>10</w:t>
+            </w:r>
+          </w:p>
+        </w:tc>
+        <w:tc>
+          <w:tcPr>
+            <w:tcW w:type="dxa" w:w="1529"/>
+            <w:tcMar>
+              <w:top w:w="55" w:type="dxa"/>
+              <w:start w:w="65" w:type="dxa"/>
+              <w:bottom w:w="55" w:type="dxa"/>
+              <w:end w:w="65" w:type="dxa"/>
+            </w:tcMar>
+            <w:vAlign w:val="center"/>
+          </w:tcPr>
+          <w:p>
+            <w:pPr>
+              <w:spacing w:line="240" w:lineRule="auto" w:before="0" w:after="0"/>
+              <w:jc w:val="left"/>
+            </w:pPr>
+            <w:r>
+              <w:rPr>
+                <w:rFonts w:ascii="Times New Roman" w:hAnsi="Times New Roman" w:eastAsia="Times New Roman"/>
+                <w:b w:val="0"/>
+                <w:i w:val="0"/>
+                <w:sz w:val="20"/>
+              </w:rPr>
+              <w:t>Поставщики сотрудничают с предприятием более трёх лет</w:t>
+            </w:r>
+          </w:p>
+        </w:tc>
+        <w:tc>
+          <w:tcPr>
+            <w:tcW w:type="dxa" w:w="1219"/>
+            <w:tcMar>
+              <w:top w:w="55" w:type="dxa"/>
+              <w:start w:w="65" w:type="dxa"/>
+              <w:bottom w:w="55" w:type="dxa"/>
+              <w:end w:w="65" w:type="dxa"/>
+            </w:tcMar>
+            <w:vAlign w:val="center"/>
+          </w:tcPr>
+          <w:p>
+            <w:pPr>
+              <w:spacing w:line="240" w:lineRule="auto" w:before="0" w:after="0"/>
+              <w:jc w:val="left"/>
+            </w:pPr>
+            <w:r>
+              <w:rPr>
+                <w:rFonts w:ascii="Times New Roman" w:hAnsi="Times New Roman" w:eastAsia="Times New Roman"/>
+                <w:b w:val="0"/>
+                <w:i w:val="0"/>
+                <w:sz w:val="20"/>
+              </w:rPr>
+              <w:t>Взаимозависимость решений</w:t>
+            </w:r>
+          </w:p>
+        </w:tc>
+        <w:tc>
+          <w:tcPr>
+            <w:tcW w:type="dxa" w:w="2207"/>
+            <w:tcMar>
+              <w:top w:w="55" w:type="dxa"/>
+              <w:start w:w="65" w:type="dxa"/>
+              <w:bottom w:w="55" w:type="dxa"/>
+              <w:end w:w="65" w:type="dxa"/>
+            </w:tcMar>
+            <w:vAlign w:val="center"/>
+          </w:tcPr>
+          <w:p>
+            <w:pPr>
+              <w:spacing w:line="240" w:lineRule="auto" w:before="0" w:after="0"/>
+              <w:jc w:val="left"/>
+            </w:pPr>
+            <w:r>
+              <w:rPr>
+                <w:rFonts w:ascii="Times New Roman" w:hAnsi="Times New Roman" w:eastAsia="Times New Roman"/>
+                <w:b w:val="0"/>
+                <w:i w:val="0"/>
+                <w:sz w:val="20"/>
+              </w:rPr>
+              <w:t>Среда принятия решения; перспективность действия решения; фактор риска</w:t>
+            </w:r>
+          </w:p>
+        </w:tc>
+        <w:tc>
+          <w:tcPr>
+            <w:tcW w:type="dxa" w:w="3842"/>
+            <w:tcMar>
+              <w:top w:w="55" w:type="dxa"/>
+              <w:start w:w="65" w:type="dxa"/>
+              <w:bottom w:w="55" w:type="dxa"/>
+              <w:end w:w="65" w:type="dxa"/>
+            </w:tcMar>
+            <w:vAlign w:val="center"/>
+          </w:tcPr>
+          <w:p>
+            <w:pPr>
+              <w:spacing w:line="240" w:lineRule="auto" w:before="0" w:after="0"/>
+              <w:jc w:val="left"/>
+            </w:pPr>
+            <w:r>
+              <w:rPr>
+                <w:rFonts w:ascii="Times New Roman" w:hAnsi="Times New Roman" w:eastAsia="Times New Roman"/>
+                <w:b w:val="0"/>
+                <w:i w:val="0"/>
+                <w:sz w:val="20"/>
+              </w:rPr>
+              <w:t>Длительные отношения связывают текущее решение с прошлыми договорённостями и снижают риск срыва поставок в будущем периоде.</w:t>
+            </w:r>
+          </w:p>
+        </w:tc>
+      </w:tr>
+    </w:tbl>
+    <w:p>
+      <w:pPr>
+        <w:spacing w:line="240" w:lineRule="auto" w:before="0" w:after="0"/>
+      </w:pPr>
+    </w:p>
+    <w:p>
+      <w:pPr>
+        <w:pStyle w:val="Heading2"/>
+      </w:pPr>
+      <w:r>
+        <w:rPr>
+          <w:rFonts w:ascii="Times New Roman" w:hAnsi="Times New Roman" w:eastAsia="Times New Roman"/>
+          <w:b/>
+          <w:i w:val="0"/>
+          <w:sz w:val="30"/>
+        </w:rPr>
+        <w:t>8.3. Группировка ограничений по факторам</w:t>
+      </w:r>
+    </w:p>
+    <w:tbl>
+      <w:tblPr>
+        <w:tblStyle w:val="TableGrid"/>
+        <w:tblW w:type="auto" w:w="0"/>
+        <w:jc w:val="center"/>
+        <w:tblLayout w:type="fixed"/>
+        <w:tblLook w:firstColumn="1" w:firstRow="1" w:lastColumn="0" w:lastRow="0" w:noHBand="0" w:noVBand="1" w:val="04A0"/>
+        <w:tblLayout w:type="fixed"/>
+      </w:tblPr>
+      <w:tblGrid>
+        <w:gridCol w:w="5782"/>
+        <w:gridCol w:w="3573"/>
+      </w:tblGrid>
+      <w:tr>
+        <w:trPr>
+          <w:cantSplit/>
+          <w:tblHeader w:val="true"/>
+        </w:trPr>
+        <w:tc>
+          <w:tcPr>
+            <w:tcW w:type="dxa" w:w="5782"/>
+            <w:tcMar>
+              <w:top w:w="55" w:type="dxa"/>
+              <w:start w:w="65" w:type="dxa"/>
+              <w:bottom w:w="55" w:type="dxa"/>
+              <w:end w:w="65" w:type="dxa"/>
+            </w:tcMar>
+            <w:vAlign w:val="center"/>
+            <w:shd w:fill="D9E2F3"/>
+          </w:tcPr>
+          <w:p>
+            <w:pPr>
+              <w:spacing w:line="240" w:lineRule="auto" w:before="0" w:after="0"/>
+              <w:jc w:val="center"/>
+            </w:pPr>
+            <w:r>
+              <w:rPr>
+                <w:rFonts w:ascii="Times New Roman" w:hAnsi="Times New Roman" w:eastAsia="Times New Roman"/>
+                <w:b/>
+                <w:i w:val="0"/>
+                <w:sz w:val="20"/>
+              </w:rPr>
+              <w:t>Фактор</w:t>
+            </w:r>
+          </w:p>
+        </w:tc>
+        <w:tc>
+          <w:tcPr>
+            <w:tcW w:type="dxa" w:w="3573"/>
+            <w:tcMar>
+              <w:top w:w="55" w:type="dxa"/>
+              <w:start w:w="65" w:type="dxa"/>
+              <w:bottom w:w="55" w:type="dxa"/>
+              <w:end w:w="65" w:type="dxa"/>
+            </w:tcMar>
+            <w:vAlign w:val="center"/>
+            <w:shd w:fill="D9E2F3"/>
+          </w:tcPr>
+          <w:p>
+            <w:pPr>
+              <w:spacing w:line="240" w:lineRule="auto" w:before="0" w:after="0"/>
+              <w:jc w:val="center"/>
+            </w:pPr>
+            <w:r>
+              <w:rPr>
+                <w:rFonts w:ascii="Times New Roman" w:hAnsi="Times New Roman" w:eastAsia="Times New Roman"/>
+                <w:b/>
+                <w:i w:val="0"/>
+                <w:sz w:val="20"/>
+              </w:rPr>
+              <w:t>Относящиеся ограничения</w:t>
+            </w:r>
+          </w:p>
+        </w:tc>
+      </w:tr>
+      <w:tr>
+        <w:trPr>
+          <w:cantSplit/>
+        </w:trPr>
+        <w:tc>
+          <w:tcPr>
+            <w:tcW w:type="dxa" w:w="5782"/>
+            <w:tcMar>
+              <w:top w:w="55" w:type="dxa"/>
+              <w:start w:w="65" w:type="dxa"/>
+              <w:bottom w:w="55" w:type="dxa"/>
+              <w:end w:w="65" w:type="dxa"/>
+            </w:tcMar>
+            <w:vAlign w:val="center"/>
+          </w:tcPr>
+          <w:p>
+            <w:pPr>
+              <w:spacing w:line="240" w:lineRule="auto" w:before="0" w:after="0"/>
+              <w:jc w:val="left"/>
+            </w:pPr>
+            <w:r>
+              <w:rPr>
+                <w:rFonts w:ascii="Times New Roman" w:hAnsi="Times New Roman" w:eastAsia="Times New Roman"/>
+                <w:b w:val="0"/>
+                <w:i w:val="0"/>
+                <w:sz w:val="20"/>
+              </w:rPr>
+              <w:t>Личностная оценка руководителя</w:t>
+            </w:r>
+          </w:p>
+        </w:tc>
+        <w:tc>
+          <w:tcPr>
+            <w:tcW w:type="dxa" w:w="3573"/>
+            <w:tcMar>
+              <w:top w:w="55" w:type="dxa"/>
+              <w:start w:w="65" w:type="dxa"/>
+              <w:bottom w:w="55" w:type="dxa"/>
+              <w:end w:w="65" w:type="dxa"/>
+            </w:tcMar>
+            <w:vAlign w:val="center"/>
+          </w:tcPr>
+          <w:p>
+            <w:pPr>
+              <w:spacing w:line="240" w:lineRule="auto" w:before="0" w:after="0"/>
+              <w:jc w:val="left"/>
+            </w:pPr>
+            <w:r>
+              <w:rPr>
+                <w:rFonts w:ascii="Times New Roman" w:hAnsi="Times New Roman" w:eastAsia="Times New Roman"/>
+                <w:b w:val="0"/>
+                <w:i w:val="0"/>
+                <w:sz w:val="20"/>
+              </w:rPr>
+              <w:t>2, 6, 9</w:t>
+            </w:r>
+          </w:p>
+        </w:tc>
+      </w:tr>
+      <w:tr>
+        <w:trPr>
+          <w:cantSplit/>
+        </w:trPr>
+        <w:tc>
+          <w:tcPr>
+            <w:tcW w:type="dxa" w:w="5782"/>
+            <w:tcMar>
+              <w:top w:w="55" w:type="dxa"/>
+              <w:start w:w="65" w:type="dxa"/>
+              <w:bottom w:w="55" w:type="dxa"/>
+              <w:end w:w="65" w:type="dxa"/>
+            </w:tcMar>
+            <w:vAlign w:val="center"/>
+          </w:tcPr>
+          <w:p>
+            <w:pPr>
+              <w:spacing w:line="240" w:lineRule="auto" w:before="0" w:after="0"/>
+              <w:jc w:val="left"/>
+            </w:pPr>
+            <w:r>
+              <w:rPr>
+                <w:rFonts w:ascii="Times New Roman" w:hAnsi="Times New Roman" w:eastAsia="Times New Roman"/>
+                <w:b w:val="0"/>
+                <w:i w:val="0"/>
+                <w:sz w:val="20"/>
+              </w:rPr>
+              <w:t>Среда принятия решения</w:t>
+            </w:r>
+          </w:p>
+        </w:tc>
+        <w:tc>
+          <w:tcPr>
+            <w:tcW w:type="dxa" w:w="3573"/>
+            <w:tcMar>
+              <w:top w:w="55" w:type="dxa"/>
+              <w:start w:w="65" w:type="dxa"/>
+              <w:bottom w:w="55" w:type="dxa"/>
+              <w:end w:w="65" w:type="dxa"/>
+            </w:tcMar>
+            <w:vAlign w:val="center"/>
+          </w:tcPr>
+          <w:p>
+            <w:pPr>
+              <w:spacing w:line="240" w:lineRule="auto" w:before="0" w:after="0"/>
+              <w:jc w:val="left"/>
+            </w:pPr>
+            <w:r>
+              <w:rPr>
+                <w:rFonts w:ascii="Times New Roman" w:hAnsi="Times New Roman" w:eastAsia="Times New Roman"/>
+                <w:b w:val="0"/>
+                <w:i w:val="0"/>
+                <w:sz w:val="20"/>
+              </w:rPr>
+              <w:t>1, 3, 4, 7, 10</w:t>
+            </w:r>
+          </w:p>
+        </w:tc>
+      </w:tr>
+      <w:tr>
+        <w:trPr>
+          <w:cantSplit/>
+        </w:trPr>
+        <w:tc>
+          <w:tcPr>
+            <w:tcW w:type="dxa" w:w="5782"/>
+            <w:tcMar>
+              <w:top w:w="55" w:type="dxa"/>
+              <w:start w:w="65" w:type="dxa"/>
+              <w:bottom w:w="55" w:type="dxa"/>
+              <w:end w:w="65" w:type="dxa"/>
+            </w:tcMar>
+            <w:vAlign w:val="center"/>
+          </w:tcPr>
+          <w:p>
+            <w:pPr>
+              <w:spacing w:line="240" w:lineRule="auto" w:before="0" w:after="0"/>
+              <w:jc w:val="left"/>
+            </w:pPr>
+            <w:r>
+              <w:rPr>
+                <w:rFonts w:ascii="Times New Roman" w:hAnsi="Times New Roman" w:eastAsia="Times New Roman"/>
+                <w:b w:val="0"/>
+                <w:i w:val="0"/>
+                <w:sz w:val="20"/>
+              </w:rPr>
+              <w:t>Уровень обеспечения информацией</w:t>
+            </w:r>
+          </w:p>
+        </w:tc>
+        <w:tc>
+          <w:tcPr>
+            <w:tcW w:type="dxa" w:w="3573"/>
+            <w:tcMar>
+              <w:top w:w="55" w:type="dxa"/>
+              <w:start w:w="65" w:type="dxa"/>
+              <w:bottom w:w="55" w:type="dxa"/>
+              <w:end w:w="65" w:type="dxa"/>
+            </w:tcMar>
+            <w:vAlign w:val="center"/>
+          </w:tcPr>
+          <w:p>
+            <w:pPr>
+              <w:spacing w:line="240" w:lineRule="auto" w:before="0" w:after="0"/>
+              <w:jc w:val="left"/>
+            </w:pPr>
+            <w:r>
+              <w:rPr>
+                <w:rFonts w:ascii="Times New Roman" w:hAnsi="Times New Roman" w:eastAsia="Times New Roman"/>
+                <w:b w:val="0"/>
+                <w:i w:val="0"/>
+                <w:sz w:val="20"/>
+              </w:rPr>
+              <w:t>4</w:t>
+            </w:r>
+          </w:p>
+        </w:tc>
+      </w:tr>
+      <w:tr>
+        <w:trPr>
+          <w:cantSplit/>
+        </w:trPr>
+        <w:tc>
+          <w:tcPr>
+            <w:tcW w:type="dxa" w:w="5782"/>
+            <w:tcMar>
+              <w:top w:w="55" w:type="dxa"/>
+              <w:start w:w="65" w:type="dxa"/>
+              <w:bottom w:w="55" w:type="dxa"/>
+              <w:end w:w="65" w:type="dxa"/>
+            </w:tcMar>
+            <w:vAlign w:val="center"/>
+          </w:tcPr>
+          <w:p>
+            <w:pPr>
+              <w:spacing w:line="240" w:lineRule="auto" w:before="0" w:after="0"/>
+              <w:jc w:val="left"/>
+            </w:pPr>
+            <w:r>
+              <w:rPr>
+                <w:rFonts w:ascii="Times New Roman" w:hAnsi="Times New Roman" w:eastAsia="Times New Roman"/>
+                <w:b w:val="0"/>
+                <w:i w:val="0"/>
+                <w:sz w:val="20"/>
+              </w:rPr>
+              <w:t>Личностные симпатии</w:t>
+            </w:r>
+          </w:p>
+        </w:tc>
+        <w:tc>
+          <w:tcPr>
+            <w:tcW w:type="dxa" w:w="3573"/>
+            <w:tcMar>
+              <w:top w:w="55" w:type="dxa"/>
+              <w:start w:w="65" w:type="dxa"/>
+              <w:bottom w:w="55" w:type="dxa"/>
+              <w:end w:w="65" w:type="dxa"/>
+            </w:tcMar>
+            <w:vAlign w:val="center"/>
+          </w:tcPr>
+          <w:p>
+            <w:pPr>
+              <w:spacing w:line="240" w:lineRule="auto" w:before="0" w:after="0"/>
+              <w:jc w:val="left"/>
+            </w:pPr>
+            <w:r>
+              <w:rPr>
+                <w:rFonts w:ascii="Times New Roman" w:hAnsi="Times New Roman" w:eastAsia="Times New Roman"/>
+                <w:b w:val="0"/>
+                <w:i w:val="0"/>
+                <w:sz w:val="20"/>
+              </w:rPr>
+              <w:t>5, 8</w:t>
+            </w:r>
+          </w:p>
+        </w:tc>
+      </w:tr>
+      <w:tr>
+        <w:trPr>
+          <w:cantSplit/>
+        </w:trPr>
+        <w:tc>
+          <w:tcPr>
+            <w:tcW w:type="dxa" w:w="5782"/>
+            <w:tcMar>
+              <w:top w:w="55" w:type="dxa"/>
+              <w:start w:w="65" w:type="dxa"/>
+              <w:bottom w:w="55" w:type="dxa"/>
+              <w:end w:w="65" w:type="dxa"/>
+            </w:tcMar>
+            <w:vAlign w:val="center"/>
+          </w:tcPr>
+          <w:p>
+            <w:pPr>
+              <w:spacing w:line="240" w:lineRule="auto" w:before="0" w:after="0"/>
+              <w:jc w:val="left"/>
+            </w:pPr>
+            <w:r>
+              <w:rPr>
+                <w:rFonts w:ascii="Times New Roman" w:hAnsi="Times New Roman" w:eastAsia="Times New Roman"/>
+                <w:b w:val="0"/>
+                <w:i w:val="0"/>
+                <w:sz w:val="20"/>
+              </w:rPr>
+              <w:t>Взаимозависимость решений</w:t>
+            </w:r>
+          </w:p>
+        </w:tc>
+        <w:tc>
+          <w:tcPr>
+            <w:tcW w:type="dxa" w:w="3573"/>
+            <w:tcMar>
+              <w:top w:w="55" w:type="dxa"/>
+              <w:start w:w="65" w:type="dxa"/>
+              <w:bottom w:w="55" w:type="dxa"/>
+              <w:end w:w="65" w:type="dxa"/>
+            </w:tcMar>
+            <w:vAlign w:val="center"/>
+          </w:tcPr>
+          <w:p>
+            <w:pPr>
+              <w:spacing w:line="240" w:lineRule="auto" w:before="0" w:after="0"/>
+              <w:jc w:val="left"/>
+            </w:pPr>
+            <w:r>
+              <w:rPr>
+                <w:rFonts w:ascii="Times New Roman" w:hAnsi="Times New Roman" w:eastAsia="Times New Roman"/>
+                <w:b w:val="0"/>
+                <w:i w:val="0"/>
+                <w:sz w:val="20"/>
+              </w:rPr>
+              <w:t>3, 8, 9, 10</w:t>
+            </w:r>
+          </w:p>
+        </w:tc>
+      </w:tr>
+      <w:tr>
+        <w:trPr>
+          <w:cantSplit/>
+        </w:trPr>
+        <w:tc>
+          <w:tcPr>
+            <w:tcW w:type="dxa" w:w="5782"/>
+            <w:tcMar>
+              <w:top w:w="55" w:type="dxa"/>
+              <w:start w:w="65" w:type="dxa"/>
+              <w:bottom w:w="55" w:type="dxa"/>
+              <w:end w:w="65" w:type="dxa"/>
+            </w:tcMar>
+            <w:vAlign w:val="center"/>
+          </w:tcPr>
+          <w:p>
+            <w:pPr>
+              <w:spacing w:line="240" w:lineRule="auto" w:before="0" w:after="0"/>
+              <w:jc w:val="left"/>
+            </w:pPr>
+            <w:r>
+              <w:rPr>
+                <w:rFonts w:ascii="Times New Roman" w:hAnsi="Times New Roman" w:eastAsia="Times New Roman"/>
+                <w:b w:val="0"/>
+                <w:i w:val="0"/>
+                <w:sz w:val="20"/>
+              </w:rPr>
+              <w:t>Фактор сложности</w:t>
+            </w:r>
+          </w:p>
+        </w:tc>
+        <w:tc>
+          <w:tcPr>
+            <w:tcW w:type="dxa" w:w="3573"/>
+            <w:tcMar>
+              <w:top w:w="55" w:type="dxa"/>
+              <w:start w:w="65" w:type="dxa"/>
+              <w:bottom w:w="55" w:type="dxa"/>
+              <w:end w:w="65" w:type="dxa"/>
+            </w:tcMar>
+            <w:vAlign w:val="center"/>
+          </w:tcPr>
+          <w:p>
+            <w:pPr>
+              <w:spacing w:line="240" w:lineRule="auto" w:before="0" w:after="0"/>
+              <w:jc w:val="left"/>
+            </w:pPr>
+            <w:r>
+              <w:rPr>
+                <w:rFonts w:ascii="Times New Roman" w:hAnsi="Times New Roman" w:eastAsia="Times New Roman"/>
+                <w:b w:val="0"/>
+                <w:i w:val="0"/>
+                <w:sz w:val="20"/>
+              </w:rPr>
+              <w:t>2, 3, 9</w:t>
+            </w:r>
+          </w:p>
+        </w:tc>
+      </w:tr>
+      <w:tr>
+        <w:trPr>
+          <w:cantSplit/>
+        </w:trPr>
+        <w:tc>
+          <w:tcPr>
+            <w:tcW w:type="dxa" w:w="5782"/>
+            <w:tcMar>
+              <w:top w:w="55" w:type="dxa"/>
+              <w:start w:w="65" w:type="dxa"/>
+              <w:bottom w:w="55" w:type="dxa"/>
+              <w:end w:w="65" w:type="dxa"/>
+            </w:tcMar>
+            <w:vAlign w:val="center"/>
+          </w:tcPr>
+          <w:p>
+            <w:pPr>
+              <w:spacing w:line="240" w:lineRule="auto" w:before="0" w:after="0"/>
+              <w:jc w:val="left"/>
+            </w:pPr>
+            <w:r>
+              <w:rPr>
+                <w:rFonts w:ascii="Times New Roman" w:hAnsi="Times New Roman" w:eastAsia="Times New Roman"/>
+                <w:b w:val="0"/>
+                <w:i w:val="0"/>
+                <w:sz w:val="20"/>
+              </w:rPr>
+              <w:t>Перспективность действия решения</w:t>
+            </w:r>
+          </w:p>
+        </w:tc>
+        <w:tc>
+          <w:tcPr>
+            <w:tcW w:type="dxa" w:w="3573"/>
+            <w:tcMar>
+              <w:top w:w="55" w:type="dxa"/>
+              <w:start w:w="65" w:type="dxa"/>
+              <w:bottom w:w="55" w:type="dxa"/>
+              <w:end w:w="65" w:type="dxa"/>
+            </w:tcMar>
+            <w:vAlign w:val="center"/>
+          </w:tcPr>
+          <w:p>
+            <w:pPr>
+              <w:spacing w:line="240" w:lineRule="auto" w:before="0" w:after="0"/>
+              <w:jc w:val="left"/>
+            </w:pPr>
+            <w:r>
+              <w:rPr>
+                <w:rFonts w:ascii="Times New Roman" w:hAnsi="Times New Roman" w:eastAsia="Times New Roman"/>
+                <w:b w:val="0"/>
+                <w:i w:val="0"/>
+                <w:sz w:val="20"/>
+              </w:rPr>
+              <w:t>6, 7, 10</w:t>
+            </w:r>
+          </w:p>
+        </w:tc>
+      </w:tr>
+      <w:tr>
+        <w:trPr>
+          <w:cantSplit/>
+        </w:trPr>
+        <w:tc>
+          <w:tcPr>
+            <w:tcW w:type="dxa" w:w="5782"/>
+            <w:tcMar>
+              <w:top w:w="55" w:type="dxa"/>
+              <w:start w:w="65" w:type="dxa"/>
+              <w:bottom w:w="55" w:type="dxa"/>
+              <w:end w:w="65" w:type="dxa"/>
+            </w:tcMar>
+            <w:vAlign w:val="center"/>
+          </w:tcPr>
+          <w:p>
+            <w:pPr>
+              <w:spacing w:line="240" w:lineRule="auto" w:before="0" w:after="0"/>
+              <w:jc w:val="left"/>
+            </w:pPr>
+            <w:r>
+              <w:rPr>
+                <w:rFonts w:ascii="Times New Roman" w:hAnsi="Times New Roman" w:eastAsia="Times New Roman"/>
+                <w:b w:val="0"/>
+                <w:i w:val="0"/>
+                <w:sz w:val="20"/>
+              </w:rPr>
+              <w:t>Финансовый фактор</w:t>
+            </w:r>
+          </w:p>
+        </w:tc>
+        <w:tc>
+          <w:tcPr>
+            <w:tcW w:type="dxa" w:w="3573"/>
+            <w:tcMar>
+              <w:top w:w="55" w:type="dxa"/>
+              <w:start w:w="65" w:type="dxa"/>
+              <w:bottom w:w="55" w:type="dxa"/>
+              <w:end w:w="65" w:type="dxa"/>
+            </w:tcMar>
+            <w:vAlign w:val="center"/>
+          </w:tcPr>
+          <w:p>
+            <w:pPr>
+              <w:spacing w:line="240" w:lineRule="auto" w:before="0" w:after="0"/>
+              <w:jc w:val="left"/>
+            </w:pPr>
+            <w:r>
+              <w:rPr>
+                <w:rFonts w:ascii="Times New Roman" w:hAnsi="Times New Roman" w:eastAsia="Times New Roman"/>
+                <w:b w:val="0"/>
+                <w:i w:val="0"/>
+                <w:sz w:val="20"/>
+              </w:rPr>
+              <w:t>1, 7</w:t>
+            </w:r>
+          </w:p>
+        </w:tc>
+      </w:tr>
+      <w:tr>
+        <w:trPr>
+          <w:cantSplit/>
+        </w:trPr>
+        <w:tc>
+          <w:tcPr>
+            <w:tcW w:type="dxa" w:w="5782"/>
+            <w:tcMar>
+              <w:top w:w="55" w:type="dxa"/>
+              <w:start w:w="65" w:type="dxa"/>
+              <w:bottom w:w="55" w:type="dxa"/>
+              <w:end w:w="65" w:type="dxa"/>
+            </w:tcMar>
+            <w:vAlign w:val="center"/>
+          </w:tcPr>
+          <w:p>
+            <w:pPr>
+              <w:spacing w:line="240" w:lineRule="auto" w:before="0" w:after="0"/>
+              <w:jc w:val="left"/>
+            </w:pPr>
+            <w:r>
+              <w:rPr>
+                <w:rFonts w:ascii="Times New Roman" w:hAnsi="Times New Roman" w:eastAsia="Times New Roman"/>
+                <w:b w:val="0"/>
+                <w:i w:val="0"/>
+                <w:sz w:val="20"/>
+              </w:rPr>
+              <w:t>Различные виды эффектов</w:t>
+            </w:r>
+          </w:p>
+        </w:tc>
+        <w:tc>
+          <w:tcPr>
+            <w:tcW w:type="dxa" w:w="3573"/>
+            <w:tcMar>
+              <w:top w:w="55" w:type="dxa"/>
+              <w:start w:w="65" w:type="dxa"/>
+              <w:bottom w:w="55" w:type="dxa"/>
+              <w:end w:w="65" w:type="dxa"/>
+            </w:tcMar>
+            <w:vAlign w:val="center"/>
+          </w:tcPr>
+          <w:p>
+            <w:pPr>
+              <w:spacing w:line="240" w:lineRule="auto" w:before="0" w:after="0"/>
+              <w:jc w:val="left"/>
+            </w:pPr>
+            <w:r>
+              <w:rPr>
+                <w:rFonts w:ascii="Times New Roman" w:hAnsi="Times New Roman" w:eastAsia="Times New Roman"/>
+                <w:b w:val="0"/>
+                <w:i w:val="0"/>
+                <w:sz w:val="20"/>
+              </w:rPr>
+              <w:t>2, 5, 7, 8</w:t>
+            </w:r>
+          </w:p>
+        </w:tc>
+      </w:tr>
+      <w:tr>
+        <w:trPr>
+          <w:cantSplit/>
+        </w:trPr>
+        <w:tc>
+          <w:tcPr>
+            <w:tcW w:type="dxa" w:w="5782"/>
+            <w:tcMar>
+              <w:top w:w="55" w:type="dxa"/>
+              <w:start w:w="65" w:type="dxa"/>
+              <w:bottom w:w="55" w:type="dxa"/>
+              <w:end w:w="65" w:type="dxa"/>
+            </w:tcMar>
+            <w:vAlign w:val="center"/>
+          </w:tcPr>
+          <w:p>
+            <w:pPr>
+              <w:spacing w:line="240" w:lineRule="auto" w:before="0" w:after="0"/>
+              <w:jc w:val="left"/>
+            </w:pPr>
+            <w:r>
+              <w:rPr>
+                <w:rFonts w:ascii="Times New Roman" w:hAnsi="Times New Roman" w:eastAsia="Times New Roman"/>
+                <w:b w:val="0"/>
+                <w:i w:val="0"/>
+                <w:sz w:val="20"/>
+              </w:rPr>
+              <w:t>Фактор риска</w:t>
+            </w:r>
+          </w:p>
+        </w:tc>
+        <w:tc>
+          <w:tcPr>
+            <w:tcW w:type="dxa" w:w="3573"/>
+            <w:tcMar>
+              <w:top w:w="55" w:type="dxa"/>
+              <w:start w:w="65" w:type="dxa"/>
+              <w:bottom w:w="55" w:type="dxa"/>
+              <w:end w:w="65" w:type="dxa"/>
+            </w:tcMar>
+            <w:vAlign w:val="center"/>
+          </w:tcPr>
+          <w:p>
+            <w:pPr>
+              <w:spacing w:line="240" w:lineRule="auto" w:before="0" w:after="0"/>
+              <w:jc w:val="left"/>
+            </w:pPr>
+            <w:r>
+              <w:rPr>
+                <w:rFonts w:ascii="Times New Roman" w:hAnsi="Times New Roman" w:eastAsia="Times New Roman"/>
+                <w:b w:val="0"/>
+                <w:i w:val="0"/>
+                <w:sz w:val="20"/>
+              </w:rPr>
+              <w:t>1, 4, 6, 10</w:t>
+            </w:r>
+          </w:p>
+        </w:tc>
+      </w:tr>
+    </w:tbl>
+    <w:p>
+      <w:pPr>
+        <w:spacing w:line="240" w:lineRule="auto" w:before="0" w:after="0"/>
+      </w:pPr>
+    </w:p>
+    <w:p>
+      <w:pPr>
+        <w:spacing w:line="360" w:lineRule="auto" w:before="0" w:after="0"/>
+        <w:ind w:firstLine="709"/>
+        <w:jc w:val="both"/>
+      </w:pPr>
+      <w:r>
+        <w:rPr>
+          <w:rFonts w:ascii="Times New Roman" w:hAnsi="Times New Roman" w:eastAsia="Times New Roman"/>
+          <w:b w:val="0"/>
+          <w:i w:val="0"/>
+          <w:sz w:val="28"/>
+        </w:rPr>
+        <w:t>Распределение показывает, что ни одно ограничение не относится строго к одному фактору: ограничения 1, 3, 7 и 10 характеризуют преимущественно условия внешней и внутренней среды, ограничения 2, 6 и 9 — самого руководителя, ограничения 5 и 8 — его личные отношения, а ограничение 4 — информационное обеспечение решения. Именно поэтому в ситуациях 1–7 изменение одного условия меняет не одну задачу, а весь состав первоочередных действий.</w:t>
+      </w:r>
+    </w:p>
+    <w:p>
+      <w:pPr>
+        <w:pStyle w:val="Heading1"/>
+      </w:pPr>
+      <w:r>
+        <w:rPr>
+          <w:rFonts w:ascii="Times New Roman" w:hAnsi="Times New Roman" w:eastAsia="Times New Roman"/>
+          <w:b/>
+          <w:i w:val="0"/>
+          <w:sz w:val="32"/>
+        </w:rPr>
+        <w:t>9. Метод компенсирующих действий</w:t>
       </w:r>
     </w:p>
     <w:p>
@@ -5911,7 +8751,7 @@
           <w:i w:val="0"/>
           <w:sz w:val="32"/>
         </w:rPr>
-        <w:t>9. Выводы</w:t>
+        <w:t>10. Выводы</w:t>
       </w:r>
     </w:p>
     <w:p>
@@ -6007,7 +8847,23 @@
           <w:i w:val="0"/>
           <w:sz w:val="28"/>
         </w:rPr>
-        <w:t>5. Метод компенсирующих действий позволяет не отказываться автоматически от значимой задачи из-за одного ограничения, однако требует заранее определить запасные ресурсы и допустимый минимальный результат.</w:t>
+        <w:t>5. Каждое из десяти ограничений связано одновременно с несколькими факторами принятия решения: условиями среды, личностью и состоянием руководителя, его отношениями с людьми, информационным обеспечением, финансами, сложностью, перспективностью и риском. Поэтому оценивать ограничение изолированно нельзя.</w:t>
+      </w:r>
+    </w:p>
+    <w:p>
+      <w:pPr>
+        <w:spacing w:line="360" w:lineRule="auto" w:before="0" w:after="0"/>
+        <w:ind w:left="709" w:hanging="369"/>
+        <w:jc w:val="both"/>
+      </w:pPr>
+      <w:r>
+        <w:rPr>
+          <w:rFonts w:ascii="Times New Roman" w:hAnsi="Times New Roman" w:eastAsia="Times New Roman"/>
+          <w:b w:val="0"/>
+          <w:i w:val="0"/>
+          <w:sz w:val="28"/>
+        </w:rPr>
+        <w:t>6. Метод компенсирующих действий позволяет не отказываться автоматически от значимой задачи из-за одного ограничения, однако требует заранее определить запасные ресурсы и допустимый минимальный результат.</w:t>
       </w:r>
     </w:p>
     <w:p>
@@ -6021,7 +8877,7 @@
           <w:i w:val="0"/>
           <w:sz w:val="32"/>
         </w:rPr>
-        <w:t>10. Список использованных источников</w:t>
+        <w:t>11. Список использованных источников</w:t>
       </w:r>
     </w:p>
     <w:p>
@@ -6057,6 +8913,9 @@
       </w:r>
     </w:p>
     <w:p>
+      <w:pPr>
+        <w:spacing w:line="240" w:lineRule="auto" w:before="0" w:after="0"/>
+      </w:pPr>
       <w:r>
         <w:br w:type="page"/>
       </w:r>

--- a/П-41_Соловьев_АС_ПЗ-02.docx
+++ b/П-41_Соловьев_АС_ПЗ-02.docx
@@ -175,15 +175,15 @@
         </w:rPr>
         <w:t>«Не пробуй этот мед: в нем ложка дегтя.</w:t>
         <w:br/>
-        <w:t>Чего не заработал — не проси.</w:t>
+        <w:t>Чего не заработал - не проси.</w:t>
         <w:br/>
         <w:t>Не плюй в колодец. Не кичись. До локтя</w:t>
         <w:br/>
-        <w:t>всего вершок — попробуй укуси.</w:t>
+        <w:t>всего вершок - попробуй укуси.</w:t>
         <w:br/>
-        <w:t>Час утренний — делам, любви — вечерний,</w:t>
+        <w:t>Час утренний - делам, любви - вечерний,</w:t>
         <w:br/>
-        <w:t>раздумьям — осень, бодрости — зима…</w:t>
+        <w:t>раздумьям - осень, бодрости - зима...</w:t>
         <w:br/>
         <w:t>Весь мир устроен из ограничений,</w:t>
         <w:br/>
@@ -334,7 +334,7 @@
           <w:i w:val="0"/>
           <w:sz w:val="28"/>
         </w:rPr>
-        <w:t xml:space="preserve"> А. Н. Петров — менеджер крупного предприятия, у которого перед Новым годом накопились деловые и личные нерешённые вопросы [1, с. 171].</w:t>
+        <w:t xml:space="preserve"> А. Н. Петров - менеджер крупного предприятия, у которого перед Новым годом накопились деловые и личные нерешённые вопросы [1, с. 171].</w:t>
       </w:r>
     </w:p>
     <w:p>
@@ -359,7 +359,7 @@
           <w:i w:val="0"/>
           <w:sz w:val="28"/>
         </w:rPr>
-        <w:t xml:space="preserve"> профессиональная управленческая деятельность — планирование, организация, координация, переговоры и контроль, совмещаемые с решением личных и семейных задач.</w:t>
+        <w:t xml:space="preserve"> профессиональная управленческая деятельность - планирование, организация, координация, переговоры и контроль, совмещаемые с решением личных и семейных задач.</w:t>
       </w:r>
     </w:p>
     <w:p>
@@ -453,7 +453,7 @@
           <w:i w:val="0"/>
           <w:sz w:val="28"/>
         </w:rPr>
-        <w:t xml:space="preserve"> — это осознанное несоответствие между фактическим и желаемым состоянием, для устранения которого ещё требуется определить способ действий. </w:t>
+        <w:t xml:space="preserve"> - это осознанное несоответствие между фактическим и желаемым состоянием, для устранения которого ещё требуется определить способ действий. </w:t>
       </w:r>
       <w:r>
         <w:rPr>
@@ -471,7 +471,7 @@
           <w:i w:val="0"/>
           <w:sz w:val="28"/>
         </w:rPr>
-        <w:t xml:space="preserve"> — конкретизированный результат, который должен быть достигнут исполнителем в определённых условиях и сроках.</w:t>
+        <w:t xml:space="preserve"> - конкретизированный результат, который должен быть достигнут исполнителем в определённых условиях и сроках.</w:t>
       </w:r>
     </w:p>
     <w:p>
@@ -581,7 +581,7 @@
           <w:i w:val="0"/>
           <w:sz w:val="28"/>
         </w:rPr>
-        <w:t>категория (Д — деловая, Л — личная); критический ресурс; запасной ресурс</w:t>
+        <w:t>категория (Д - деловая, Л - личная); критический ресурс; запасной ресурс</w:t>
       </w:r>
       <w:r>
         <w:rPr>
@@ -633,7 +633,7 @@
           <w:i/>
           <w:sz w:val="28"/>
         </w:rPr>
-        <w:t>(Д; критический ресурс — полная и достоверная информационная база бухгалтерского учёта; запасной ресурс — квалифицированный штат либо внешний аудитор, привлекаемый за денежные средства).</w:t>
+        <w:t>(Д; критический ресурс - полная и достоверная информационная база бухгалтерского учёта; запасной ресурс - квалифицированный штат либо внешний аудитор, привлекаемый за денежные средства).</w:t>
       </w:r>
       <w:r>
         <w:rPr>
@@ -685,7 +685,7 @@
           <w:i/>
           <w:sz w:val="28"/>
         </w:rPr>
-        <w:t>(Д; критический ресурс — доверие и устойчивая связь с поставщиками; запасной ресурс — информационная база для переговоров, авторитет менеджера и возможность обратиться к альтернативным поставщикам).</w:t>
+        <w:t>(Д; критический ресурс - доверие и устойчивая связь с поставщиками; запасной ресурс - информационная база для переговоров, авторитет менеджера и возможность обратиться к альтернативным поставщикам).</w:t>
       </w:r>
       <w:r>
         <w:rPr>
@@ -737,7 +737,7 @@
           <w:i/>
           <w:sz w:val="28"/>
         </w:rPr>
-        <w:t>(Д; критический ресурс — авторитет менеджера; запасной ресурс — посредничество кадровой службы, вышестоящего руководителя или формальные регламенты).</w:t>
+        <w:t>(Д; критический ресурс - авторитет менеджера; запасной ресурс - посредничество кадровой службы, вышестоящего руководителя или формальные регламенты).</w:t>
       </w:r>
       <w:r>
         <w:rPr>
@@ -789,7 +789,7 @@
           <w:i/>
           <w:sz w:val="28"/>
         </w:rPr>
-        <w:t>(Д; критический ресурс — укомплектованный штат и рабочее время; запасной ресурс — деньги для привлечения внешнего организатора и делегирование).</w:t>
+        <w:t>(Д; критический ресурс - укомплектованный штат и рабочее время; запасной ресурс - деньги для привлечения внешнего организатора и делегирование).</w:t>
       </w:r>
       <w:r>
         <w:rPr>
@@ -841,7 +841,7 @@
           <w:i/>
           <w:sz w:val="28"/>
         </w:rPr>
-        <w:t>(Л; критический ресурс — конструктивные отношения с администрацией школы; запасной ресурс — поддержка семьи и привлечение репетитора).</w:t>
+        <w:t>(Л; критический ресурс - конструктивные отношения с администрацией школы; запасной ресурс - поддержка семьи и привлечение репетитора).</w:t>
       </w:r>
       <w:r>
         <w:rPr>
@@ -893,7 +893,7 @@
           <w:i/>
           <w:sz w:val="28"/>
         </w:rPr>
-        <w:t>(Л; критический ресурс — время и поддержание семейного контакта; запасной ресурс — телефонный или видеозвонок, помощь супруга либо доставка подарка).</w:t>
+        <w:t>(Л; критический ресурс - время и поддержание семейного контакта; запасной ресурс - телефонный или видеозвонок, помощь супруга либо доставка подарка).</w:t>
       </w:r>
       <w:r>
         <w:rPr>
@@ -945,7 +945,7 @@
           <w:i/>
           <w:sz w:val="28"/>
         </w:rPr>
-        <w:t>(Л; критический ресурс — время, хорошее самочувствие и деньги; запасной ресурс — имеющийся костюм, прокат или вызов мастера).</w:t>
+        <w:t>(Л; критический ресурс - время, хорошее самочувствие и деньги; запасной ресурс - имеющийся костюм, прокат или вызов мастера).</w:t>
       </w:r>
       <w:r>
         <w:rPr>
@@ -997,7 +997,7 @@
           <w:i/>
           <w:sz w:val="28"/>
         </w:rPr>
-        <w:t>(Л; критический ресурс — деньги и труд исполнителей; запасной ресурс — помощь семьи, самостоятельная работа либо консервация ремонта).</w:t>
+        <w:t>(Л; критический ресурс - деньги и труд исполнителей; запасной ресурс - помощь семьи, самостоятельная работа либо консервация ремонта).</w:t>
       </w:r>
       <w:r>
         <w:rPr>
@@ -1070,7 +1070,7 @@
           <w:i w:val="0"/>
           <w:sz w:val="28"/>
         </w:rPr>
-        <w:t xml:space="preserve"> — ресурс или благоприятное условие имеется; </w:t>
+        <w:t xml:space="preserve"> - ресурс или благоприятное условие имеется; </w:t>
       </w:r>
       <w:r>
         <w:rPr>
@@ -1088,7 +1088,7 @@
           <w:i w:val="0"/>
           <w:sz w:val="28"/>
         </w:rPr>
-        <w:t xml:space="preserve"> — соответствующее ограничение действует.</w:t>
+        <w:t xml:space="preserve"> - соответствующее ограничение действует.</w:t>
       </w:r>
     </w:p>
     <w:tbl>
@@ -3599,7 +3599,7 @@
           <w:i w:val="0"/>
           <w:sz w:val="28"/>
         </w:rPr>
-        <w:t>1 — конференция; 2 — договор с поставщиками; 3 — конфликт руководителей; 4 — налоговая проверка; 5 — успеваемость сына; 6 — ремонт; 7 — стрижка и костюм; 8 — поздравление тёщи.</w:t>
+        <w:t>1 - конференция; 2 - договор с поставщиками; 3 - конфликт руководителей; 4 - налоговая проверка; 5 - успеваемость сына; 6 - ремонт; 7 - стрижка и костюм; 8 - поздравление тёщи.</w:t>
       </w:r>
     </w:p>
     <w:p>
@@ -5368,7 +5368,7 @@
           <w:i w:val="0"/>
           <w:sz w:val="28"/>
         </w:rPr>
-        <w:t>Ситуация 1 — задачи 2, 3 и 4.</w:t>
+        <w:t>Ситуация 1 - задачи 2, 3 и 4.</w:t>
       </w:r>
       <w:r>
         <w:rPr>
@@ -5393,7 +5393,7 @@
           <w:i w:val="0"/>
           <w:sz w:val="28"/>
         </w:rPr>
-        <w:t>Ситуация 2 — задачи 2, 4 и 5.</w:t>
+        <w:t>Ситуация 2 - задачи 2, 4 и 5.</w:t>
       </w:r>
       <w:r>
         <w:rPr>
@@ -5402,7 +5402,7 @@
           <w:i w:val="0"/>
           <w:sz w:val="28"/>
         </w:rPr>
-        <w:t xml:space="preserve"> При отсутствии денег, укомплектованного штата, высокого авторитета и длительной связи с поставщиками менеджер располагает хорошим самочувствием, информацией, оптимистическим подходом и поддержкой семьи. Он лично начинает переговоры с поставщиками, использует имеющуюся информационную базу для подготовки к проверке, а семейную поддержку — для согласования действий по успеваемости сына. Конференция и ремонт переносятся, а поздравление тёщи делегируется члену семьи.</w:t>
+        <w:t xml:space="preserve"> При отсутствии денег, укомплектованного штата, высокого авторитета и длительной связи с поставщиками менеджер располагает хорошим самочувствием, информацией, оптимистическим подходом и поддержкой семьи. Он лично начинает переговоры с поставщиками, использует имеющуюся информационную базу для подготовки к проверке, а семейную поддержку - для согласования действий по успеваемости сына. Конференция и ремонт переносятся, а поздравление тёщи делегируется члену семьи.</w:t>
       </w:r>
     </w:p>
     <w:p>
@@ -5418,7 +5418,7 @@
           <w:i w:val="0"/>
           <w:sz w:val="28"/>
         </w:rPr>
-        <w:t>Ситуация 3 — задачи 2, 3 и 4.</w:t>
+        <w:t>Ситуация 3 - задачи 2, 3 и 4.</w:t>
       </w:r>
       <w:r>
         <w:rPr>
@@ -5443,7 +5443,7 @@
           <w:i w:val="0"/>
           <w:sz w:val="28"/>
         </w:rPr>
-        <w:t>Ситуация 4 — задачи 2, 4 и 5.</w:t>
+        <w:t>Ситуация 4 - задачи 2, 4 и 5.</w:t>
       </w:r>
       <w:r>
         <w:rPr>
@@ -5468,7 +5468,7 @@
           <w:i w:val="0"/>
           <w:sz w:val="28"/>
         </w:rPr>
-        <w:t>Ситуация 5 — задачи 1, 2 и 4.</w:t>
+        <w:t>Ситуация 5 - задачи 1, 2 и 4.</w:t>
       </w:r>
       <w:r>
         <w:rPr>
@@ -5493,7 +5493,7 @@
           <w:i w:val="0"/>
           <w:sz w:val="28"/>
         </w:rPr>
-        <w:t>Ситуация 6 — последовательность 3 → 2 → 4.</w:t>
+        <w:t>Ситуация 6 - последовательность 3 → 2 → 4.</w:t>
       </w:r>
       <w:r>
         <w:rPr>
@@ -5572,7 +5572,7 @@
           <w:i w:val="0"/>
           <w:sz w:val="28"/>
         </w:rPr>
-        <w:t>Ситуация 7 — задачи 2, 3 и 4.</w:t>
+        <w:t>Ситуация 7 - задачи 2, 3 и 4.</w:t>
       </w:r>
       <w:r>
         <w:rPr>
@@ -6890,7 +6890,7 @@
                 <w:i w:val="0"/>
                 <w:sz w:val="20"/>
               </w:rPr>
-              <w:t>Персонал — организационное условие: без него невозможны делегирование и параллельное выполнение нескольких задач.</w:t>
+              <w:t>Персонал - организационное условие: без него невозможны делегирование и параллельное выполнение нескольких задач.</w:t>
             </w:r>
           </w:p>
         </w:tc>
@@ -7730,7 +7730,7 @@
                 <w:i w:val="0"/>
                 <w:sz w:val="20"/>
               </w:rPr>
-              <w:t>Авторитет — поведенческий ресурс: он определяет, будет ли выполнено решение по урегулированию конфликта руководителей.</w:t>
+              <w:t>Авторитет - поведенческий ресурс: он определяет, будет ли выполнено решение по урегулированию конфликта руководителей.</w:t>
             </w:r>
           </w:p>
         </w:tc>
@@ -8579,7 +8579,7 @@
           <w:i w:val="0"/>
           <w:sz w:val="28"/>
         </w:rPr>
-        <w:t>Распределение показывает, что ни одно ограничение не относится строго к одному фактору: ограничения 1, 3, 7 и 10 характеризуют преимущественно условия внешней и внутренней среды, ограничения 2, 6 и 9 — самого руководителя, ограничения 5 и 8 — его личные отношения, а ограничение 4 — информационное обеспечение решения. Именно поэтому в ситуациях 1–7 изменение одного условия меняет не одну задачу, а весь состав первоочередных действий.</w:t>
+        <w:t>Распределение показывает, что ни одно ограничение не относится строго к одному фактору: ограничения 1, 3, 7 и 10 характеризуют преимущественно условия внешней и внутренней среды, ограничения 2, 6 и 9 - самого руководителя, ограничения 5 и 8 - его личные отношения, а ограничение 4 - информационное обеспечение решения. Именно поэтому в ситуациях 1–7 изменение одного условия меняет не одну задачу, а весь состав первоочередных действий.</w:t>
       </w:r>
     </w:p>
     <w:p>
@@ -8641,7 +8641,7 @@
           <w:i w:val="0"/>
           <w:sz w:val="28"/>
         </w:rPr>
-        <w:t>• отсутствие времени и хорошего самочувствия — делегирование укомплектованному штату;</w:t>
+        <w:t>• отсутствие времени и хорошего самочувствия: делегирование укомплектованному штату;</w:t>
       </w:r>
     </w:p>
     <w:p>
@@ -8657,7 +8657,7 @@
           <w:i w:val="0"/>
           <w:sz w:val="28"/>
         </w:rPr>
-        <w:t>• отсутствие собственной информационной базы — восстановление документов сотрудниками или внешний аудит при наличии денег;</w:t>
+        <w:t>• отсутствие собственной информационной базы: восстановление документов сотрудниками или внешний аудит при наличии денег;</w:t>
       </w:r>
     </w:p>
     <w:p>
@@ -8673,7 +8673,7 @@
           <w:i w:val="0"/>
           <w:sz w:val="28"/>
         </w:rPr>
-        <w:t>• недостаточный авторитет — формальные полномочия, посредник, данные и репутация успешного предприятия;</w:t>
+        <w:t>• недостаточный авторитет: формальные полномочия, посредник, данные и репутация успешного предприятия;</w:t>
       </w:r>
     </w:p>
     <w:p>
@@ -8689,7 +8689,7 @@
           <w:i w:val="0"/>
           <w:sz w:val="28"/>
         </w:rPr>
-        <w:t>• отсутствие длительных отношений с поставщиком — убедительная информационная база, финансовая надёжность и временное соглашение;</w:t>
+        <w:t>• отсутствие длительных отношений с поставщиком: убедительная информационная база, финансовая надёжность и временное соглашение;</w:t>
       </w:r>
     </w:p>
     <w:p>
@@ -8705,7 +8705,7 @@
           <w:i w:val="0"/>
           <w:sz w:val="28"/>
         </w:rPr>
-        <w:t>• отсутствие денег — личные переговоры, помощь семьи, использование внутренних сотрудников и упрощение результата;</w:t>
+        <w:t>• отсутствие денег: личные переговоры, помощь семьи, использование внутренних сотрудников и упрощение результата;</w:t>
       </w:r>
     </w:p>
     <w:p>
@@ -8721,7 +8721,7 @@
           <w:i w:val="0"/>
           <w:sz w:val="28"/>
         </w:rPr>
-        <w:t>• отсутствие семейной поддержки — прямой контакт со школой, дистанционное поздравление или платная услуга при наличии денег.</w:t>
+        <w:t>• отсутствие семейной поддержки: прямой контакт со школой, дистанционное поздравление или платная услуга при наличии денег.</w:t>
       </w:r>
     </w:p>
     <w:p>
@@ -8868,6 +8868,14 @@
     </w:p>
     <w:p>
       <w:pPr>
+        <w:spacing w:line="240" w:lineRule="auto" w:before="0" w:after="0"/>
+      </w:pPr>
+      <w:r>
+        <w:br w:type="page"/>
+      </w:r>
+    </w:p>
+    <w:p>
+      <w:pPr>
         <w:pStyle w:val="Heading1"/>
       </w:pPr>
       <w:r>
@@ -8893,7 +8901,7 @@
           <w:i w:val="0"/>
           <w:sz w:val="28"/>
         </w:rPr>
-        <w:t>1. Лукычёва Л. И. Управление организацией: учебное пособие по специальности «Менеджмент организации» / Л. И. Лукычёва; под ред. Ю. П. Анискина. — 3-е изд., стер. — М.: Омега-Л, 2006. — 360 с. — ISBN 5-98119-986-5. — С. 171–172.</w:t>
+        <w:t>1. Лукычёва Л. И. Управление организацией: учебное пособие по специальности «Менеджмент организации» / Л. И. Лукычёва; под ред. Ю. П. Анискина. - 3-е изд., стер. - М.: Омега-Л, 2006. - 360 с. - ISBN 5-98119-986-5. - С. 171–172.</w:t>
       </w:r>
     </w:p>
     <w:p>
@@ -8909,7 +8917,7 @@
           <w:i w:val="0"/>
           <w:sz w:val="28"/>
         </w:rPr>
-        <w:t>2. Ожегов С. И., Шведова Н. Ю. Толковый словарь русского языка: 80 000 слов и фразеологических выражений. — 4-е изд., доп. — М.: Азбуковник, 1999. — 944 с.</w:t>
+        <w:t>2. Ожегов С. И., Шведова Н. Ю. Толковый словарь русского языка: 80 000 слов и фразеологических выражений. - 4-е изд., доп. - М.: Азбуковник, 1999. - 944 с.</w:t>
       </w:r>
     </w:p>
     <w:p>
@@ -8956,7 +8964,7 @@
           <w:i w:val="0"/>
           <w:sz w:val="28"/>
         </w:rPr>
-        <w:t xml:space="preserve"> — причина, условие или обстоятельство, влияющее на выбор и результат решения.</w:t>
+        <w:t xml:space="preserve"> - причина, условие или обстоятельство, влияющее на выбор и результат решения.</w:t>
       </w:r>
     </w:p>
     <w:p>
@@ -8981,7 +8989,7 @@
           <w:i w:val="0"/>
           <w:sz w:val="28"/>
         </w:rPr>
-        <w:t xml:space="preserve"> — средство или возможность, используемые для выполнения задачи: время, деньги, информация, персонал, связи, полномочия, знания и состояние человека.</w:t>
+        <w:t xml:space="preserve"> - средство или возможность, используемые для выполнения задачи: время, деньги, информация, персонал, связи, полномочия, знания и состояние человека.</w:t>
       </w:r>
     </w:p>
     <w:p>
@@ -9006,7 +9014,7 @@
           <w:i w:val="0"/>
           <w:sz w:val="28"/>
         </w:rPr>
-        <w:t xml:space="preserve"> — условие, уменьшающее доступный объём ресурса или множество допустимых способов решения.</w:t>
+        <w:t xml:space="preserve"> - условие, уменьшающее доступный объём ресурса или множество допустимых способов решения.</w:t>
       </w:r>
     </w:p>
     <w:p>
@@ -9031,7 +9039,7 @@
           <w:i w:val="0"/>
           <w:sz w:val="28"/>
         </w:rPr>
-        <w:t xml:space="preserve"> — ресурс, недостаток которого непосредственно препятствует выполнению задачи выбранным способом и определяет её выполнимость или срок.</w:t>
+        <w:t xml:space="preserve"> - ресурс, недостаток которого непосредственно препятствует выполнению задачи выбранным способом и определяет её выполнимость или срок.</w:t>
       </w:r>
     </w:p>
     <w:p>
@@ -9056,7 +9064,7 @@
           <w:i w:val="0"/>
           <w:sz w:val="28"/>
         </w:rPr>
-        <w:t xml:space="preserve"> — конкретный требуемый результат, который должен быть достигнут исполнителем в определённых условиях и сроках.</w:t>
+        <w:t xml:space="preserve"> - конкретный требуемый результат, который должен быть достигнут исполнителем в определённых условиях и сроках.</w:t>
       </w:r>
     </w:p>
     <w:p>
@@ -9081,7 +9089,7 @@
           <w:i w:val="0"/>
           <w:sz w:val="28"/>
         </w:rPr>
-        <w:t xml:space="preserve"> — противоречие или разрыв между фактическим и желаемым состоянием, для устранения которого необходимо найти способ действий.</w:t>
+        <w:t xml:space="preserve"> - противоречие или разрыв между фактическим и желаемым состоянием, для устранения которого необходимо найти способ действий.</w:t>
       </w:r>
     </w:p>
     <w:p>
@@ -9106,7 +9114,7 @@
           <w:i w:val="0"/>
           <w:sz w:val="28"/>
         </w:rPr>
-        <w:t xml:space="preserve"> — осознанный желаемый результат деятельности.</w:t>
+        <w:t xml:space="preserve"> - осознанный желаемый результат деятельности.</w:t>
       </w:r>
     </w:p>
     <w:p>
@@ -9131,7 +9139,7 @@
           <w:i w:val="0"/>
           <w:sz w:val="28"/>
         </w:rPr>
-        <w:t xml:space="preserve"> — признак или основание, по которому оцениваются и сопоставляются варианты либо устанавливается приоритет.</w:t>
+        <w:t xml:space="preserve"> - признак или основание, по которому оцениваются и сопоставляются варианты либо устанавливается приоритет.</w:t>
       </w:r>
     </w:p>
     <w:p>
@@ -9156,7 +9164,7 @@
           <w:i w:val="0"/>
           <w:sz w:val="28"/>
         </w:rPr>
-        <w:t xml:space="preserve"> — установленное преимущество одной задачи перед другими, определяющее очередность выделения внимания и ресурсов.</w:t>
+        <w:t xml:space="preserve"> - установленное преимущество одной задачи перед другими, определяющее очередность выделения внимания и ресурсов.</w:t>
       </w:r>
     </w:p>
     <w:p>
@@ -9181,7 +9189,7 @@
           <w:i w:val="0"/>
           <w:sz w:val="28"/>
         </w:rPr>
-        <w:t xml:space="preserve"> — признанное влияние руководителя, основанное на доверии, компетентности, статусе и результатах его деятельности.</w:t>
+        <w:t xml:space="preserve"> - признанное влияние руководителя, основанное на доверии, компетентности, статусе и результатах его деятельности.</w:t>
       </w:r>
     </w:p>
     <w:p>
@@ -9206,7 +9214,7 @@
           <w:i w:val="0"/>
           <w:sz w:val="28"/>
         </w:rPr>
-        <w:t xml:space="preserve"> — сложившаяся у окружающих устойчивая оценка надёжности, качеств и поведения человека или организации.</w:t>
+        <w:t xml:space="preserve"> - сложившаяся у окружающих устойчивая оценка надёжности, качеств и поведения человека или организации.</w:t>
       </w:r>
     </w:p>
     <w:p>
@@ -9231,7 +9239,7 @@
           <w:i w:val="0"/>
           <w:sz w:val="28"/>
         </w:rPr>
-        <w:t xml:space="preserve"> — относительно устойчивые индивидуальные особенности человека, влияющие на восприятие ситуации и поведение: ответственность, решительность, оптимизм, склонность к риску и другие.</w:t>
+        <w:t xml:space="preserve"> - относительно устойчивые индивидуальные особенности человека, влияющие на восприятие ситуации и поведение: ответственность, решительность, оптимизм, склонность к риску и другие.</w:t>
       </w:r>
     </w:p>
     <w:p>
@@ -9256,7 +9264,7 @@
           <w:i w:val="0"/>
           <w:sz w:val="28"/>
         </w:rPr>
-        <w:t xml:space="preserve"> — положительное эмоциональное отношение и расположение к человеку, способные влиять на оценку вариантов и взаимодействие.</w:t>
+        <w:t xml:space="preserve"> - положительное эмоциональное отношение и расположение к человеку, способные влиять на оценку вариантов и взаимодействие.</w:t>
       </w:r>
     </w:p>
     <w:p>
@@ -9281,11 +9289,13 @@
           <w:i w:val="0"/>
           <w:sz w:val="28"/>
         </w:rPr>
-        <w:t xml:space="preserve"> — способ выполнения приоритетной задачи при дефиците основного ресурса посредством использования резерва, делегирования, привлечения другого исполнителя, изменения способа или масштаба результата и перестройки последовательности действий.</w:t>
+        <w:t xml:space="preserve"> - способ выполнения приоритетной задачи при дефиците основного ресурса посредством использования резерва, делегирования, привлечения другого исполнителя, изменения способа или масштаба результата и перестройки последовательности действий.</w:t>
       </w:r>
     </w:p>
     <w:sectPr>
       <w:footerReference w:type="default" r:id="rId9"/>
+      <w:footerReference w:type="first" r:id="rId10"/>
+      <w:footerReference w:type="even" r:id="rId11"/>
       <w:pgSz w:w="12240" w:h="15840"/>
       <w:pgMar w:top="1134" w:right="850" w:bottom="1134" w:left="1701" w:header="720" w:footer="567" w:gutter="0"/>
       <w:cols w:space="720"/>
@@ -9312,6 +9322,26 @@
       <w:instrText xml:space="preserve"> PAGE </w:instrText>
       <w:fldChar w:fldCharType="end"/>
     </w:r>
+  </w:p>
+</w:ftr>
+</file>
+
+<file path=word/footer2.xml><?xml version="1.0" encoding="utf-8"?>
+<w:ftr xmlns:m="http://schemas.openxmlformats.org/officeDocument/2006/math" xmlns:mc="http://schemas.openxmlformats.org/markup-compatibility/2006" xmlns:mo="http://schemas.microsoft.com/office/mac/office/2008/main" xmlns:mv="urn:schemas-microsoft-com:mac:vml" xmlns:o="urn:schemas-microsoft-com:office:office" xmlns:r="http://schemas.openxmlformats.org/officeDocument/2006/relationships" xmlns:v="urn:schemas-microsoft-com:vml" xmlns:w10="urn:schemas-microsoft-com:office:word" xmlns:w14="http://schemas.microsoft.com/office/word/2010/wordml" xmlns:w="http://schemas.openxmlformats.org/wordprocessingml/2006/main" xmlns:wne="http://schemas.microsoft.com/office/word/2006/wordml" xmlns:wp14="http://schemas.microsoft.com/office/word/2010/wordprocessingDrawing" xmlns:wp="http://schemas.openxmlformats.org/drawingml/2006/wordprocessingDrawing" xmlns:wpc="http://schemas.microsoft.com/office/word/2010/wordprocessingCanvas" xmlns:wpg="http://schemas.microsoft.com/office/word/2010/wordprocessingGroup" xmlns:wpi="http://schemas.microsoft.com/office/word/2010/wordprocessingInk" xmlns:wps="http://schemas.microsoft.com/office/word/2010/wordprocessingShape" mc:Ignorable="w14 wp14">
+  <w:p>
+    <w:pPr>
+      <w:pStyle w:val="Footer"/>
+    </w:pPr>
+  </w:p>
+</w:ftr>
+</file>
+
+<file path=word/footer3.xml><?xml version="1.0" encoding="utf-8"?>
+<w:ftr xmlns:m="http://schemas.openxmlformats.org/officeDocument/2006/math" xmlns:mc="http://schemas.openxmlformats.org/markup-compatibility/2006" xmlns:mo="http://schemas.microsoft.com/office/mac/office/2008/main" xmlns:mv="urn:schemas-microsoft-com:mac:vml" xmlns:o="urn:schemas-microsoft-com:office:office" xmlns:r="http://schemas.openxmlformats.org/officeDocument/2006/relationships" xmlns:v="urn:schemas-microsoft-com:vml" xmlns:w10="urn:schemas-microsoft-com:office:word" xmlns:w14="http://schemas.microsoft.com/office/word/2010/wordml" xmlns:w="http://schemas.openxmlformats.org/wordprocessingml/2006/main" xmlns:wne="http://schemas.microsoft.com/office/word/2006/wordml" xmlns:wp14="http://schemas.microsoft.com/office/word/2010/wordprocessingDrawing" xmlns:wp="http://schemas.openxmlformats.org/drawingml/2006/wordprocessingDrawing" xmlns:wpc="http://schemas.microsoft.com/office/word/2010/wordprocessingCanvas" xmlns:wpg="http://schemas.microsoft.com/office/word/2010/wordprocessingGroup" xmlns:wpi="http://schemas.microsoft.com/office/word/2010/wordprocessingInk" xmlns:wps="http://schemas.microsoft.com/office/word/2010/wordprocessingShape" mc:Ignorable="w14 wp14">
+  <w:p>
+    <w:pPr>
+      <w:pStyle w:val="Footer"/>
+    </w:pPr>
   </w:p>
 </w:ftr>
 </file>

--- a/П-41_Соловьев_АС_ПЗ-02.docx
+++ b/П-41_Соловьев_АС_ПЗ-02.docx
@@ -265,7 +265,7 @@
           <w:i w:val="0"/>
           <w:sz w:val="28"/>
         </w:rPr>
-        <w:t xml:space="preserve"> сформировать практические навыки разграничения проблем и задач, определения их приоритета, выявления критических и запасных ресурсов, а также выбора первоочередных действий менеджера при различных сочетаниях ограничений методом компенсирующих действий.</w:t>
+        <w:t xml:space="preserve"> определить приоритетность деловых и личных задач менеджера А. Н. Петрова, выявить критические и запасные ресурсы, выбрать три первоочередные задачи в семи комбинациях ограничивающих факторов с применением метода компенсирующих действий и классифицировать ограничения по видам факторов принятия решений [1, с. 133–135, 171–172].</w:t>
       </w:r>
     </w:p>
     <w:p>
@@ -8901,7 +8901,7 @@
           <w:i w:val="0"/>
           <w:sz w:val="28"/>
         </w:rPr>
-        <w:t>1. Лукычёва Л. И. Управление организацией: учебное пособие по специальности «Менеджмент организации» / Л. И. Лукычёва; под ред. Ю. П. Анискина. - 3-е изд., стер. - М.: Омега-Л, 2006. - 360 с. - ISBN 5-98119-986-5. - С. 171–172.</w:t>
+        <w:t>1. Лукичёва Л. И. Управление организацией: учебное пособие по специальности «Менеджмент организации» / Л. И. Лукичёва; под ред. Ю. П. Анискина. - 3-е изд., стер. - М.: Омега-Л, 2006. - 360 с. - ISBN 5-98119-986-5. - С. 171–172.</w:t>
       </w:r>
     </w:p>
     <w:p>
